--- a/docs/tables/entire/sec4_grade_2_aes.docx
+++ b/docs/tables/entire/sec4_grade_2_aes.docx
@@ -1374,7 +1374,7 @@
                 <w:szCs w:val="22"/>
                 <w:color w:val="000000"/>
               </w:rPr>
-              <w:t xml:space="preserve">1.00</w:t>
+              <w:t xml:space="preserve">1.01</w:t>
             </w:r>
           </w:p>
         </w:tc>
@@ -1480,7 +1480,7 @@
                 <w:szCs w:val="22"/>
                 <w:color w:val="000000"/>
               </w:rPr>
-              <w:t xml:space="preserve">0.180</w:t>
+              <w:t xml:space="preserve">0.120</w:t>
             </w:r>
           </w:p>
         </w:tc>
@@ -1692,7 +1692,7 @@
                 <w:szCs w:val="22"/>
                 <w:color w:val="000000"/>
               </w:rPr>
-              <w:t xml:space="preserve">0.110</w:t>
+              <w:t xml:space="preserve">0.071</w:t>
             </w:r>
           </w:p>
         </w:tc>
@@ -2876,60 +2876,60 @@
                 <w:szCs w:val="22"/>
                 <w:color w:val="000000"/>
               </w:rPr>
-              <w:t xml:space="preserve">0.81, 1.15</w:t>
-            </w:r>
-          </w:p>
-        </w:tc>
-        <w:tc>
-          <w:tcPr>
-            <w:tcBorders>
-              <w:bottom w:val="none" w:sz="0" w:space="0" w:color="000000"/>
-              <w:top w:val="none" w:sz="0" w:space="0" w:color="000000"/>
-              <w:left w:val="none" w:sz="0" w:space="0" w:color="000000"/>
-              <w:right w:val="none" w:sz="0" w:space="0" w:color="000000"/>
-            </w:tcBorders>
-            <w:shd w:val="clear" w:color="auto" w:fill="FFFFFF"/>
-            <w:tcMar>
-              <w:top w:w="0" w:type="dxa"/>
-              <w:bottom w:w="0" w:type="dxa"/>
-              <w:left w:w="0" w:type="dxa"/>
-              <w:right w:w="0" w:type="dxa"/>
-            </w:tcMar>
-            <w:vAlign w:val="top"/>
-          </w:tcPr>
-          <w:p>
-            <w:pPr>
-              <w:pStyle w:val="Normal"/>
-              <w:jc w:val="center"/>
-              <w:pBdr>
-                <w:bottom w:val="none" w:sz="0" w:space="0" w:color="000000"/>
-                <w:top w:val="none" w:sz="0" w:space="0" w:color="000000"/>
-                <w:left w:val="none" w:sz="0" w:space="0" w:color="000000"/>
-                <w:right w:val="none" w:sz="0" w:space="0" w:color="000000"/>
-              </w:pBdr>
-              <w:spacing w:after="100" w:before="100" w:line="240"/>
-              <w:ind w:left="100" w:right="100" w:firstLine="0" w:firstLineChars="0"/>
-              <w:rPr>
-                <w:rFonts w:ascii="Helvetica" w:hAnsi="Helvetica" w:eastAsia="Helvetica" w:cs="Helvetica"/>
-                <w:i w:val="false"/>
-                <w:b w:val="false"/>
-                <w:u w:val="none"/>
-                <w:sz w:val="22"/>
-                <w:szCs w:val="22"/>
-                <w:color w:val="000000"/>
-              </w:rPr>
-            </w:pPr>
-            <w:r>
-              <w:rPr>
-                <w:rFonts w:ascii="Helvetica" w:hAnsi="Helvetica" w:eastAsia="Helvetica" w:cs="Helvetica"/>
-                <w:i w:val="false"/>
-                <w:b w:val="false"/>
-                <w:u w:val="none"/>
-                <w:sz w:val="22"/>
-                <w:szCs w:val="22"/>
-                <w:color w:val="000000"/>
-              </w:rPr>
-              <w:t xml:space="preserve">0.680</w:t>
+              <w:t xml:space="preserve">0.80, 1.14</w:t>
+            </w:r>
+          </w:p>
+        </w:tc>
+        <w:tc>
+          <w:tcPr>
+            <w:tcBorders>
+              <w:bottom w:val="none" w:sz="0" w:space="0" w:color="000000"/>
+              <w:top w:val="none" w:sz="0" w:space="0" w:color="000000"/>
+              <w:left w:val="none" w:sz="0" w:space="0" w:color="000000"/>
+              <w:right w:val="none" w:sz="0" w:space="0" w:color="000000"/>
+            </w:tcBorders>
+            <w:shd w:val="clear" w:color="auto" w:fill="FFFFFF"/>
+            <w:tcMar>
+              <w:top w:w="0" w:type="dxa"/>
+              <w:bottom w:w="0" w:type="dxa"/>
+              <w:left w:w="0" w:type="dxa"/>
+              <w:right w:w="0" w:type="dxa"/>
+            </w:tcMar>
+            <w:vAlign w:val="top"/>
+          </w:tcPr>
+          <w:p>
+            <w:pPr>
+              <w:pStyle w:val="Normal"/>
+              <w:jc w:val="center"/>
+              <w:pBdr>
+                <w:bottom w:val="none" w:sz="0" w:space="0" w:color="000000"/>
+                <w:top w:val="none" w:sz="0" w:space="0" w:color="000000"/>
+                <w:left w:val="none" w:sz="0" w:space="0" w:color="000000"/>
+                <w:right w:val="none" w:sz="0" w:space="0" w:color="000000"/>
+              </w:pBdr>
+              <w:spacing w:after="100" w:before="100" w:line="240"/>
+              <w:ind w:left="100" w:right="100" w:firstLine="0" w:firstLineChars="0"/>
+              <w:rPr>
+                <w:rFonts w:ascii="Helvetica" w:hAnsi="Helvetica" w:eastAsia="Helvetica" w:cs="Helvetica"/>
+                <w:i w:val="false"/>
+                <w:b w:val="false"/>
+                <w:u w:val="none"/>
+                <w:sz w:val="22"/>
+                <w:szCs w:val="22"/>
+                <w:color w:val="000000"/>
+              </w:rPr>
+            </w:pPr>
+            <w:r>
+              <w:rPr>
+                <w:rFonts w:ascii="Helvetica" w:hAnsi="Helvetica" w:eastAsia="Helvetica" w:cs="Helvetica"/>
+                <w:i w:val="false"/>
+                <w:b w:val="false"/>
+                <w:u w:val="none"/>
+                <w:sz w:val="22"/>
+                <w:szCs w:val="22"/>
+                <w:color w:val="000000"/>
+              </w:rPr>
+              <w:t xml:space="preserve">0.620</w:t>
             </w:r>
           </w:p>
         </w:tc>
@@ -3088,60 +3088,60 @@
                 <w:szCs w:val="22"/>
                 <w:color w:val="000000"/>
               </w:rPr>
-              <w:t xml:space="preserve">0.75, 1.24</w:t>
-            </w:r>
-          </w:p>
-        </w:tc>
-        <w:tc>
-          <w:tcPr>
-            <w:tcBorders>
-              <w:bottom w:val="none" w:sz="0" w:space="0" w:color="000000"/>
-              <w:top w:val="none" w:sz="0" w:space="0" w:color="000000"/>
-              <w:left w:val="none" w:sz="0" w:space="0" w:color="000000"/>
-              <w:right w:val="none" w:sz="0" w:space="0" w:color="000000"/>
-            </w:tcBorders>
-            <w:shd w:val="clear" w:color="auto" w:fill="FFFFFF"/>
-            <w:tcMar>
-              <w:top w:w="0" w:type="dxa"/>
-              <w:bottom w:w="0" w:type="dxa"/>
-              <w:left w:w="0" w:type="dxa"/>
-              <w:right w:w="0" w:type="dxa"/>
-            </w:tcMar>
-            <w:vAlign w:val="top"/>
-          </w:tcPr>
-          <w:p>
-            <w:pPr>
-              <w:pStyle w:val="Normal"/>
-              <w:jc w:val="center"/>
-              <w:pBdr>
-                <w:bottom w:val="none" w:sz="0" w:space="0" w:color="000000"/>
-                <w:top w:val="none" w:sz="0" w:space="0" w:color="000000"/>
-                <w:left w:val="none" w:sz="0" w:space="0" w:color="000000"/>
-                <w:right w:val="none" w:sz="0" w:space="0" w:color="000000"/>
-              </w:pBdr>
-              <w:spacing w:after="100" w:before="100" w:line="240"/>
-              <w:ind w:left="100" w:right="100" w:firstLine="0" w:firstLineChars="0"/>
-              <w:rPr>
-                <w:rFonts w:ascii="Helvetica" w:hAnsi="Helvetica" w:eastAsia="Helvetica" w:cs="Helvetica"/>
-                <w:i w:val="false"/>
-                <w:b w:val="false"/>
-                <w:u w:val="none"/>
-                <w:sz w:val="22"/>
-                <w:szCs w:val="22"/>
-                <w:color w:val="000000"/>
-              </w:rPr>
-            </w:pPr>
-            <w:r>
-              <w:rPr>
-                <w:rFonts w:ascii="Helvetica" w:hAnsi="Helvetica" w:eastAsia="Helvetica" w:cs="Helvetica"/>
-                <w:i w:val="false"/>
-                <w:b w:val="false"/>
-                <w:u w:val="none"/>
-                <w:sz w:val="22"/>
-                <w:szCs w:val="22"/>
-                <w:color w:val="000000"/>
-              </w:rPr>
-              <w:t xml:space="preserve">0.760</w:t>
+              <w:t xml:space="preserve">0.74, 1.23</w:t>
+            </w:r>
+          </w:p>
+        </w:tc>
+        <w:tc>
+          <w:tcPr>
+            <w:tcBorders>
+              <w:bottom w:val="none" w:sz="0" w:space="0" w:color="000000"/>
+              <w:top w:val="none" w:sz="0" w:space="0" w:color="000000"/>
+              <w:left w:val="none" w:sz="0" w:space="0" w:color="000000"/>
+              <w:right w:val="none" w:sz="0" w:space="0" w:color="000000"/>
+            </w:tcBorders>
+            <w:shd w:val="clear" w:color="auto" w:fill="FFFFFF"/>
+            <w:tcMar>
+              <w:top w:w="0" w:type="dxa"/>
+              <w:bottom w:w="0" w:type="dxa"/>
+              <w:left w:w="0" w:type="dxa"/>
+              <w:right w:w="0" w:type="dxa"/>
+            </w:tcMar>
+            <w:vAlign w:val="top"/>
+          </w:tcPr>
+          <w:p>
+            <w:pPr>
+              <w:pStyle w:val="Normal"/>
+              <w:jc w:val="center"/>
+              <w:pBdr>
+                <w:bottom w:val="none" w:sz="0" w:space="0" w:color="000000"/>
+                <w:top w:val="none" w:sz="0" w:space="0" w:color="000000"/>
+                <w:left w:val="none" w:sz="0" w:space="0" w:color="000000"/>
+                <w:right w:val="none" w:sz="0" w:space="0" w:color="000000"/>
+              </w:pBdr>
+              <w:spacing w:after="100" w:before="100" w:line="240"/>
+              <w:ind w:left="100" w:right="100" w:firstLine="0" w:firstLineChars="0"/>
+              <w:rPr>
+                <w:rFonts w:ascii="Helvetica" w:hAnsi="Helvetica" w:eastAsia="Helvetica" w:cs="Helvetica"/>
+                <w:i w:val="false"/>
+                <w:b w:val="false"/>
+                <w:u w:val="none"/>
+                <w:sz w:val="22"/>
+                <w:szCs w:val="22"/>
+                <w:color w:val="000000"/>
+              </w:rPr>
+            </w:pPr>
+            <w:r>
+              <w:rPr>
+                <w:rFonts w:ascii="Helvetica" w:hAnsi="Helvetica" w:eastAsia="Helvetica" w:cs="Helvetica"/>
+                <w:i w:val="false"/>
+                <w:b w:val="false"/>
+                <w:u w:val="none"/>
+                <w:sz w:val="22"/>
+                <w:szCs w:val="22"/>
+                <w:color w:val="000000"/>
+              </w:rPr>
+              <w:t xml:space="preserve">0.730</w:t>
             </w:r>
           </w:p>
         </w:tc>
@@ -4755,113 +4755,113 @@
                 <w:szCs w:val="22"/>
                 <w:color w:val="000000"/>
               </w:rPr>
-              <w:t xml:space="preserve">1.28</w:t>
-            </w:r>
-          </w:p>
-        </w:tc>
-        <w:tc>
-          <w:tcPr>
-            <w:tcBorders>
-              <w:bottom w:val="none" w:sz="0" w:space="0" w:color="000000"/>
-              <w:top w:val="none" w:sz="0" w:space="0" w:color="000000"/>
-              <w:left w:val="none" w:sz="0" w:space="0" w:color="000000"/>
-              <w:right w:val="none" w:sz="0" w:space="0" w:color="000000"/>
-            </w:tcBorders>
-            <w:shd w:val="clear" w:color="auto" w:fill="FFFFFF"/>
-            <w:tcMar>
-              <w:top w:w="0" w:type="dxa"/>
-              <w:bottom w:w="0" w:type="dxa"/>
-              <w:left w:w="0" w:type="dxa"/>
-              <w:right w:w="0" w:type="dxa"/>
-            </w:tcMar>
-            <w:vAlign w:val="top"/>
-          </w:tcPr>
-          <w:p>
-            <w:pPr>
-              <w:pStyle w:val="Normal"/>
-              <w:jc w:val="center"/>
-              <w:pBdr>
-                <w:bottom w:val="none" w:sz="0" w:space="0" w:color="000000"/>
-                <w:top w:val="none" w:sz="0" w:space="0" w:color="000000"/>
-                <w:left w:val="none" w:sz="0" w:space="0" w:color="000000"/>
-                <w:right w:val="none" w:sz="0" w:space="0" w:color="000000"/>
-              </w:pBdr>
-              <w:spacing w:after="100" w:before="100" w:line="240"/>
-              <w:ind w:left="100" w:right="100" w:firstLine="0" w:firstLineChars="0"/>
-              <w:rPr>
-                <w:rFonts w:ascii="Helvetica" w:hAnsi="Helvetica" w:eastAsia="Helvetica" w:cs="Helvetica"/>
-                <w:i w:val="false"/>
-                <w:b w:val="false"/>
-                <w:u w:val="none"/>
-                <w:sz w:val="22"/>
-                <w:szCs w:val="22"/>
-                <w:color w:val="000000"/>
-              </w:rPr>
-            </w:pPr>
-            <w:r>
-              <w:rPr>
-                <w:rFonts w:ascii="Helvetica" w:hAnsi="Helvetica" w:eastAsia="Helvetica" w:cs="Helvetica"/>
-                <w:i w:val="false"/>
-                <w:b w:val="false"/>
-                <w:u w:val="none"/>
-                <w:sz w:val="22"/>
-                <w:szCs w:val="22"/>
-                <w:color w:val="000000"/>
-              </w:rPr>
-              <w:t xml:space="preserve">1.07, 1.53</w:t>
-            </w:r>
-          </w:p>
-        </w:tc>
-        <w:tc>
-          <w:tcPr>
-            <w:tcBorders>
-              <w:bottom w:val="none" w:sz="0" w:space="0" w:color="000000"/>
-              <w:top w:val="none" w:sz="0" w:space="0" w:color="000000"/>
-              <w:left w:val="none" w:sz="0" w:space="0" w:color="000000"/>
-              <w:right w:val="none" w:sz="0" w:space="0" w:color="000000"/>
-            </w:tcBorders>
-            <w:shd w:val="clear" w:color="auto" w:fill="FFFFFF"/>
-            <w:tcMar>
-              <w:top w:w="0" w:type="dxa"/>
-              <w:bottom w:w="0" w:type="dxa"/>
-              <w:left w:w="0" w:type="dxa"/>
-              <w:right w:w="0" w:type="dxa"/>
-            </w:tcMar>
-            <w:vAlign w:val="top"/>
-          </w:tcPr>
-          <w:p>
-            <w:pPr>
-              <w:pStyle w:val="Normal"/>
-              <w:jc w:val="center"/>
-              <w:pBdr>
-                <w:bottom w:val="none" w:sz="0" w:space="0" w:color="000000"/>
-                <w:top w:val="none" w:sz="0" w:space="0" w:color="000000"/>
-                <w:left w:val="none" w:sz="0" w:space="0" w:color="000000"/>
-                <w:right w:val="none" w:sz="0" w:space="0" w:color="000000"/>
-              </w:pBdr>
-              <w:spacing w:after="100" w:before="100" w:line="240"/>
-              <w:ind w:left="100" w:right="100" w:firstLine="0" w:firstLineChars="0"/>
-              <w:rPr>
-                <w:rFonts w:ascii="Helvetica" w:hAnsi="Helvetica" w:eastAsia="Helvetica" w:cs="Helvetica"/>
-                <w:i w:val="false"/>
-                <w:b w:val="false"/>
-                <w:u w:val="none"/>
-                <w:sz w:val="22"/>
-                <w:szCs w:val="22"/>
-                <w:color w:val="000000"/>
-              </w:rPr>
-            </w:pPr>
-            <w:r>
-              <w:rPr>
-                <w:rFonts w:ascii="Helvetica" w:hAnsi="Helvetica" w:eastAsia="Helvetica" w:cs="Helvetica"/>
-                <w:i w:val="false"/>
-                <w:b w:val="false"/>
-                <w:u w:val="none"/>
-                <w:sz w:val="22"/>
-                <w:szCs w:val="22"/>
-                <w:color w:val="000000"/>
-              </w:rPr>
-              <w:t xml:space="preserve">0.006</w:t>
+              <w:t xml:space="preserve">1.29</w:t>
+            </w:r>
+          </w:p>
+        </w:tc>
+        <w:tc>
+          <w:tcPr>
+            <w:tcBorders>
+              <w:bottom w:val="none" w:sz="0" w:space="0" w:color="000000"/>
+              <w:top w:val="none" w:sz="0" w:space="0" w:color="000000"/>
+              <w:left w:val="none" w:sz="0" w:space="0" w:color="000000"/>
+              <w:right w:val="none" w:sz="0" w:space="0" w:color="000000"/>
+            </w:tcBorders>
+            <w:shd w:val="clear" w:color="auto" w:fill="FFFFFF"/>
+            <w:tcMar>
+              <w:top w:w="0" w:type="dxa"/>
+              <w:bottom w:w="0" w:type="dxa"/>
+              <w:left w:w="0" w:type="dxa"/>
+              <w:right w:w="0" w:type="dxa"/>
+            </w:tcMar>
+            <w:vAlign w:val="top"/>
+          </w:tcPr>
+          <w:p>
+            <w:pPr>
+              <w:pStyle w:val="Normal"/>
+              <w:jc w:val="center"/>
+              <w:pBdr>
+                <w:bottom w:val="none" w:sz="0" w:space="0" w:color="000000"/>
+                <w:top w:val="none" w:sz="0" w:space="0" w:color="000000"/>
+                <w:left w:val="none" w:sz="0" w:space="0" w:color="000000"/>
+                <w:right w:val="none" w:sz="0" w:space="0" w:color="000000"/>
+              </w:pBdr>
+              <w:spacing w:after="100" w:before="100" w:line="240"/>
+              <w:ind w:left="100" w:right="100" w:firstLine="0" w:firstLineChars="0"/>
+              <w:rPr>
+                <w:rFonts w:ascii="Helvetica" w:hAnsi="Helvetica" w:eastAsia="Helvetica" w:cs="Helvetica"/>
+                <w:i w:val="false"/>
+                <w:b w:val="false"/>
+                <w:u w:val="none"/>
+                <w:sz w:val="22"/>
+                <w:szCs w:val="22"/>
+                <w:color w:val="000000"/>
+              </w:rPr>
+            </w:pPr>
+            <w:r>
+              <w:rPr>
+                <w:rFonts w:ascii="Helvetica" w:hAnsi="Helvetica" w:eastAsia="Helvetica" w:cs="Helvetica"/>
+                <w:i w:val="false"/>
+                <w:b w:val="false"/>
+                <w:u w:val="none"/>
+                <w:sz w:val="22"/>
+                <w:szCs w:val="22"/>
+                <w:color w:val="000000"/>
+              </w:rPr>
+              <w:t xml:space="preserve">1.08, 1.54</w:t>
+            </w:r>
+          </w:p>
+        </w:tc>
+        <w:tc>
+          <w:tcPr>
+            <w:tcBorders>
+              <w:bottom w:val="none" w:sz="0" w:space="0" w:color="000000"/>
+              <w:top w:val="none" w:sz="0" w:space="0" w:color="000000"/>
+              <w:left w:val="none" w:sz="0" w:space="0" w:color="000000"/>
+              <w:right w:val="none" w:sz="0" w:space="0" w:color="000000"/>
+            </w:tcBorders>
+            <w:shd w:val="clear" w:color="auto" w:fill="FFFFFF"/>
+            <w:tcMar>
+              <w:top w:w="0" w:type="dxa"/>
+              <w:bottom w:w="0" w:type="dxa"/>
+              <w:left w:w="0" w:type="dxa"/>
+              <w:right w:w="0" w:type="dxa"/>
+            </w:tcMar>
+            <w:vAlign w:val="top"/>
+          </w:tcPr>
+          <w:p>
+            <w:pPr>
+              <w:pStyle w:val="Normal"/>
+              <w:jc w:val="center"/>
+              <w:pBdr>
+                <w:bottom w:val="none" w:sz="0" w:space="0" w:color="000000"/>
+                <w:top w:val="none" w:sz="0" w:space="0" w:color="000000"/>
+                <w:left w:val="none" w:sz="0" w:space="0" w:color="000000"/>
+                <w:right w:val="none" w:sz="0" w:space="0" w:color="000000"/>
+              </w:pBdr>
+              <w:spacing w:after="100" w:before="100" w:line="240"/>
+              <w:ind w:left="100" w:right="100" w:firstLine="0" w:firstLineChars="0"/>
+              <w:rPr>
+                <w:rFonts w:ascii="Helvetica" w:hAnsi="Helvetica" w:eastAsia="Helvetica" w:cs="Helvetica"/>
+                <w:i w:val="false"/>
+                <w:b w:val="false"/>
+                <w:u w:val="none"/>
+                <w:sz w:val="22"/>
+                <w:szCs w:val="22"/>
+                <w:color w:val="000000"/>
+              </w:rPr>
+            </w:pPr>
+            <w:r>
+              <w:rPr>
+                <w:rFonts w:ascii="Helvetica" w:hAnsi="Helvetica" w:eastAsia="Helvetica" w:cs="Helvetica"/>
+                <w:i w:val="false"/>
+                <w:b w:val="false"/>
+                <w:u w:val="none"/>
+                <w:sz w:val="22"/>
+                <w:szCs w:val="22"/>
+                <w:color w:val="000000"/>
+              </w:rPr>
+              <w:t xml:space="preserve">0.004</w:t>
             </w:r>
           </w:p>
         </w:tc>
@@ -4967,113 +4967,113 @@
                 <w:szCs w:val="22"/>
                 <w:color w:val="000000"/>
               </w:rPr>
-              <w:t xml:space="preserve">1.15</w:t>
-            </w:r>
-          </w:p>
-        </w:tc>
-        <w:tc>
-          <w:tcPr>
-            <w:tcBorders>
-              <w:bottom w:val="none" w:sz="0" w:space="0" w:color="000000"/>
-              <w:top w:val="none" w:sz="0" w:space="0" w:color="000000"/>
-              <w:left w:val="none" w:sz="0" w:space="0" w:color="000000"/>
-              <w:right w:val="none" w:sz="0" w:space="0" w:color="000000"/>
-            </w:tcBorders>
-            <w:shd w:val="clear" w:color="auto" w:fill="FFFFFF"/>
-            <w:tcMar>
-              <w:top w:w="0" w:type="dxa"/>
-              <w:bottom w:w="0" w:type="dxa"/>
-              <w:left w:w="0" w:type="dxa"/>
-              <w:right w:w="0" w:type="dxa"/>
-            </w:tcMar>
-            <w:vAlign w:val="top"/>
-          </w:tcPr>
-          <w:p>
-            <w:pPr>
-              <w:pStyle w:val="Normal"/>
-              <w:jc w:val="center"/>
-              <w:pBdr>
-                <w:bottom w:val="none" w:sz="0" w:space="0" w:color="000000"/>
-                <w:top w:val="none" w:sz="0" w:space="0" w:color="000000"/>
-                <w:left w:val="none" w:sz="0" w:space="0" w:color="000000"/>
-                <w:right w:val="none" w:sz="0" w:space="0" w:color="000000"/>
-              </w:pBdr>
-              <w:spacing w:after="100" w:before="100" w:line="240"/>
-              <w:ind w:left="100" w:right="100" w:firstLine="0" w:firstLineChars="0"/>
-              <w:rPr>
-                <w:rFonts w:ascii="Helvetica" w:hAnsi="Helvetica" w:eastAsia="Helvetica" w:cs="Helvetica"/>
-                <w:i w:val="false"/>
-                <w:b w:val="false"/>
-                <w:u w:val="none"/>
-                <w:sz w:val="22"/>
-                <w:szCs w:val="22"/>
-                <w:color w:val="000000"/>
-              </w:rPr>
-            </w:pPr>
-            <w:r>
-              <w:rPr>
-                <w:rFonts w:ascii="Helvetica" w:hAnsi="Helvetica" w:eastAsia="Helvetica" w:cs="Helvetica"/>
-                <w:i w:val="false"/>
-                <w:b w:val="false"/>
-                <w:u w:val="none"/>
-                <w:sz w:val="22"/>
-                <w:szCs w:val="22"/>
-                <w:color w:val="000000"/>
-              </w:rPr>
-              <w:t xml:space="preserve">0.93, 1.42</w:t>
-            </w:r>
-          </w:p>
-        </w:tc>
-        <w:tc>
-          <w:tcPr>
-            <w:tcBorders>
-              <w:bottom w:val="none" w:sz="0" w:space="0" w:color="000000"/>
-              <w:top w:val="none" w:sz="0" w:space="0" w:color="000000"/>
-              <w:left w:val="none" w:sz="0" w:space="0" w:color="000000"/>
-              <w:right w:val="none" w:sz="0" w:space="0" w:color="000000"/>
-            </w:tcBorders>
-            <w:shd w:val="clear" w:color="auto" w:fill="FFFFFF"/>
-            <w:tcMar>
-              <w:top w:w="0" w:type="dxa"/>
-              <w:bottom w:w="0" w:type="dxa"/>
-              <w:left w:w="0" w:type="dxa"/>
-              <w:right w:w="0" w:type="dxa"/>
-            </w:tcMar>
-            <w:vAlign w:val="top"/>
-          </w:tcPr>
-          <w:p>
-            <w:pPr>
-              <w:pStyle w:val="Normal"/>
-              <w:jc w:val="center"/>
-              <w:pBdr>
-                <w:bottom w:val="none" w:sz="0" w:space="0" w:color="000000"/>
-                <w:top w:val="none" w:sz="0" w:space="0" w:color="000000"/>
-                <w:left w:val="none" w:sz="0" w:space="0" w:color="000000"/>
-                <w:right w:val="none" w:sz="0" w:space="0" w:color="000000"/>
-              </w:pBdr>
-              <w:spacing w:after="100" w:before="100" w:line="240"/>
-              <w:ind w:left="100" w:right="100" w:firstLine="0" w:firstLineChars="0"/>
-              <w:rPr>
-                <w:rFonts w:ascii="Helvetica" w:hAnsi="Helvetica" w:eastAsia="Helvetica" w:cs="Helvetica"/>
-                <w:i w:val="false"/>
-                <w:b w:val="false"/>
-                <w:u w:val="none"/>
-                <w:sz w:val="22"/>
-                <w:szCs w:val="22"/>
-                <w:color w:val="000000"/>
-              </w:rPr>
-            </w:pPr>
-            <w:r>
-              <w:rPr>
-                <w:rFonts w:ascii="Helvetica" w:hAnsi="Helvetica" w:eastAsia="Helvetica" w:cs="Helvetica"/>
-                <w:i w:val="false"/>
-                <w:b w:val="false"/>
-                <w:u w:val="none"/>
-                <w:sz w:val="22"/>
-                <w:szCs w:val="22"/>
-                <w:color w:val="000000"/>
-              </w:rPr>
-              <w:t xml:space="preserve">0.210</w:t>
+              <w:t xml:space="preserve">1.16</w:t>
+            </w:r>
+          </w:p>
+        </w:tc>
+        <w:tc>
+          <w:tcPr>
+            <w:tcBorders>
+              <w:bottom w:val="none" w:sz="0" w:space="0" w:color="000000"/>
+              <w:top w:val="none" w:sz="0" w:space="0" w:color="000000"/>
+              <w:left w:val="none" w:sz="0" w:space="0" w:color="000000"/>
+              <w:right w:val="none" w:sz="0" w:space="0" w:color="000000"/>
+            </w:tcBorders>
+            <w:shd w:val="clear" w:color="auto" w:fill="FFFFFF"/>
+            <w:tcMar>
+              <w:top w:w="0" w:type="dxa"/>
+              <w:bottom w:w="0" w:type="dxa"/>
+              <w:left w:w="0" w:type="dxa"/>
+              <w:right w:w="0" w:type="dxa"/>
+            </w:tcMar>
+            <w:vAlign w:val="top"/>
+          </w:tcPr>
+          <w:p>
+            <w:pPr>
+              <w:pStyle w:val="Normal"/>
+              <w:jc w:val="center"/>
+              <w:pBdr>
+                <w:bottom w:val="none" w:sz="0" w:space="0" w:color="000000"/>
+                <w:top w:val="none" w:sz="0" w:space="0" w:color="000000"/>
+                <w:left w:val="none" w:sz="0" w:space="0" w:color="000000"/>
+                <w:right w:val="none" w:sz="0" w:space="0" w:color="000000"/>
+              </w:pBdr>
+              <w:spacing w:after="100" w:before="100" w:line="240"/>
+              <w:ind w:left="100" w:right="100" w:firstLine="0" w:firstLineChars="0"/>
+              <w:rPr>
+                <w:rFonts w:ascii="Helvetica" w:hAnsi="Helvetica" w:eastAsia="Helvetica" w:cs="Helvetica"/>
+                <w:i w:val="false"/>
+                <w:b w:val="false"/>
+                <w:u w:val="none"/>
+                <w:sz w:val="22"/>
+                <w:szCs w:val="22"/>
+                <w:color w:val="000000"/>
+              </w:rPr>
+            </w:pPr>
+            <w:r>
+              <w:rPr>
+                <w:rFonts w:ascii="Helvetica" w:hAnsi="Helvetica" w:eastAsia="Helvetica" w:cs="Helvetica"/>
+                <w:i w:val="false"/>
+                <w:b w:val="false"/>
+                <w:u w:val="none"/>
+                <w:sz w:val="22"/>
+                <w:szCs w:val="22"/>
+                <w:color w:val="000000"/>
+              </w:rPr>
+              <w:t xml:space="preserve">0.93, 1.44</w:t>
+            </w:r>
+          </w:p>
+        </w:tc>
+        <w:tc>
+          <w:tcPr>
+            <w:tcBorders>
+              <w:bottom w:val="none" w:sz="0" w:space="0" w:color="000000"/>
+              <w:top w:val="none" w:sz="0" w:space="0" w:color="000000"/>
+              <w:left w:val="none" w:sz="0" w:space="0" w:color="000000"/>
+              <w:right w:val="none" w:sz="0" w:space="0" w:color="000000"/>
+            </w:tcBorders>
+            <w:shd w:val="clear" w:color="auto" w:fill="FFFFFF"/>
+            <w:tcMar>
+              <w:top w:w="0" w:type="dxa"/>
+              <w:bottom w:w="0" w:type="dxa"/>
+              <w:left w:w="0" w:type="dxa"/>
+              <w:right w:w="0" w:type="dxa"/>
+            </w:tcMar>
+            <w:vAlign w:val="top"/>
+          </w:tcPr>
+          <w:p>
+            <w:pPr>
+              <w:pStyle w:val="Normal"/>
+              <w:jc w:val="center"/>
+              <w:pBdr>
+                <w:bottom w:val="none" w:sz="0" w:space="0" w:color="000000"/>
+                <w:top w:val="none" w:sz="0" w:space="0" w:color="000000"/>
+                <w:left w:val="none" w:sz="0" w:space="0" w:color="000000"/>
+                <w:right w:val="none" w:sz="0" w:space="0" w:color="000000"/>
+              </w:pBdr>
+              <w:spacing w:after="100" w:before="100" w:line="240"/>
+              <w:ind w:left="100" w:right="100" w:firstLine="0" w:firstLineChars="0"/>
+              <w:rPr>
+                <w:rFonts w:ascii="Helvetica" w:hAnsi="Helvetica" w:eastAsia="Helvetica" w:cs="Helvetica"/>
+                <w:i w:val="false"/>
+                <w:b w:val="false"/>
+                <w:u w:val="none"/>
+                <w:sz w:val="22"/>
+                <w:szCs w:val="22"/>
+                <w:color w:val="000000"/>
+              </w:rPr>
+            </w:pPr>
+            <w:r>
+              <w:rPr>
+                <w:rFonts w:ascii="Helvetica" w:hAnsi="Helvetica" w:eastAsia="Helvetica" w:cs="Helvetica"/>
+                <w:i w:val="false"/>
+                <w:b w:val="false"/>
+                <w:u w:val="none"/>
+                <w:sz w:val="22"/>
+                <w:szCs w:val="22"/>
+                <w:color w:val="000000"/>
+              </w:rPr>
+              <w:t xml:space="preserve">0.180</w:t>
             </w:r>
           </w:p>
         </w:tc>
@@ -6257,60 +6257,60 @@
                 <w:szCs w:val="22"/>
                 <w:color w:val="000000"/>
               </w:rPr>
-              <w:t xml:space="preserve">0.99, 1.88</w:t>
-            </w:r>
-          </w:p>
-        </w:tc>
-        <w:tc>
-          <w:tcPr>
-            <w:tcBorders>
-              <w:bottom w:val="none" w:sz="0" w:space="0" w:color="000000"/>
-              <w:top w:val="none" w:sz="0" w:space="0" w:color="000000"/>
-              <w:left w:val="none" w:sz="0" w:space="0" w:color="000000"/>
-              <w:right w:val="none" w:sz="0" w:space="0" w:color="000000"/>
-            </w:tcBorders>
-            <w:shd w:val="clear" w:color="auto" w:fill="FFFFFF"/>
-            <w:tcMar>
-              <w:top w:w="0" w:type="dxa"/>
-              <w:bottom w:w="0" w:type="dxa"/>
-              <w:left w:w="0" w:type="dxa"/>
-              <w:right w:w="0" w:type="dxa"/>
-            </w:tcMar>
-            <w:vAlign w:val="top"/>
-          </w:tcPr>
-          <w:p>
-            <w:pPr>
-              <w:pStyle w:val="Normal"/>
-              <w:jc w:val="center"/>
-              <w:pBdr>
-                <w:bottom w:val="none" w:sz="0" w:space="0" w:color="000000"/>
-                <w:top w:val="none" w:sz="0" w:space="0" w:color="000000"/>
-                <w:left w:val="none" w:sz="0" w:space="0" w:color="000000"/>
-                <w:right w:val="none" w:sz="0" w:space="0" w:color="000000"/>
-              </w:pBdr>
-              <w:spacing w:after="100" w:before="100" w:line="240"/>
-              <w:ind w:left="100" w:right="100" w:firstLine="0" w:firstLineChars="0"/>
-              <w:rPr>
-                <w:rFonts w:ascii="Helvetica" w:hAnsi="Helvetica" w:eastAsia="Helvetica" w:cs="Helvetica"/>
-                <w:i w:val="false"/>
-                <w:b w:val="false"/>
-                <w:u w:val="none"/>
-                <w:sz w:val="22"/>
-                <w:szCs w:val="22"/>
-                <w:color w:val="000000"/>
-              </w:rPr>
-            </w:pPr>
-            <w:r>
-              <w:rPr>
-                <w:rFonts w:ascii="Helvetica" w:hAnsi="Helvetica" w:eastAsia="Helvetica" w:cs="Helvetica"/>
-                <w:i w:val="false"/>
-                <w:b w:val="false"/>
-                <w:u w:val="none"/>
-                <w:sz w:val="22"/>
-                <w:szCs w:val="22"/>
-                <w:color w:val="000000"/>
-              </w:rPr>
-              <w:t xml:space="preserve">0.056</w:t>
+              <w:t xml:space="preserve">1.00, 1.89</w:t>
+            </w:r>
+          </w:p>
+        </w:tc>
+        <w:tc>
+          <w:tcPr>
+            <w:tcBorders>
+              <w:bottom w:val="none" w:sz="0" w:space="0" w:color="000000"/>
+              <w:top w:val="none" w:sz="0" w:space="0" w:color="000000"/>
+              <w:left w:val="none" w:sz="0" w:space="0" w:color="000000"/>
+              <w:right w:val="none" w:sz="0" w:space="0" w:color="000000"/>
+            </w:tcBorders>
+            <w:shd w:val="clear" w:color="auto" w:fill="FFFFFF"/>
+            <w:tcMar>
+              <w:top w:w="0" w:type="dxa"/>
+              <w:bottom w:w="0" w:type="dxa"/>
+              <w:left w:w="0" w:type="dxa"/>
+              <w:right w:w="0" w:type="dxa"/>
+            </w:tcMar>
+            <w:vAlign w:val="top"/>
+          </w:tcPr>
+          <w:p>
+            <w:pPr>
+              <w:pStyle w:val="Normal"/>
+              <w:jc w:val="center"/>
+              <w:pBdr>
+                <w:bottom w:val="none" w:sz="0" w:space="0" w:color="000000"/>
+                <w:top w:val="none" w:sz="0" w:space="0" w:color="000000"/>
+                <w:left w:val="none" w:sz="0" w:space="0" w:color="000000"/>
+                <w:right w:val="none" w:sz="0" w:space="0" w:color="000000"/>
+              </w:pBdr>
+              <w:spacing w:after="100" w:before="100" w:line="240"/>
+              <w:ind w:left="100" w:right="100" w:firstLine="0" w:firstLineChars="0"/>
+              <w:rPr>
+                <w:rFonts w:ascii="Helvetica" w:hAnsi="Helvetica" w:eastAsia="Helvetica" w:cs="Helvetica"/>
+                <w:i w:val="false"/>
+                <w:b w:val="false"/>
+                <w:u w:val="none"/>
+                <w:sz w:val="22"/>
+                <w:szCs w:val="22"/>
+                <w:color w:val="000000"/>
+              </w:rPr>
+            </w:pPr>
+            <w:r>
+              <w:rPr>
+                <w:rFonts w:ascii="Helvetica" w:hAnsi="Helvetica" w:eastAsia="Helvetica" w:cs="Helvetica"/>
+                <w:i w:val="false"/>
+                <w:b w:val="false"/>
+                <w:u w:val="none"/>
+                <w:sz w:val="22"/>
+                <w:szCs w:val="22"/>
+                <w:color w:val="000000"/>
+              </w:rPr>
+              <w:t xml:space="preserve">0.053</w:t>
             </w:r>
           </w:p>
         </w:tc>
@@ -6416,113 +6416,113 @@
                 <w:szCs w:val="22"/>
                 <w:color w:val="000000"/>
               </w:rPr>
-              <w:t xml:space="preserve">1.92</w:t>
-            </w:r>
-          </w:p>
-        </w:tc>
-        <w:tc>
-          <w:tcPr>
-            <w:tcBorders>
-              <w:bottom w:val="none" w:sz="0" w:space="0" w:color="000000"/>
-              <w:top w:val="none" w:sz="0" w:space="0" w:color="000000"/>
-              <w:left w:val="none" w:sz="0" w:space="0" w:color="000000"/>
-              <w:right w:val="none" w:sz="0" w:space="0" w:color="000000"/>
-            </w:tcBorders>
-            <w:shd w:val="clear" w:color="auto" w:fill="FFFFFF"/>
-            <w:tcMar>
-              <w:top w:w="0" w:type="dxa"/>
-              <w:bottom w:w="0" w:type="dxa"/>
-              <w:left w:w="0" w:type="dxa"/>
-              <w:right w:w="0" w:type="dxa"/>
-            </w:tcMar>
-            <w:vAlign w:val="top"/>
-          </w:tcPr>
-          <w:p>
-            <w:pPr>
-              <w:pStyle w:val="Normal"/>
-              <w:jc w:val="center"/>
-              <w:pBdr>
-                <w:bottom w:val="none" w:sz="0" w:space="0" w:color="000000"/>
-                <w:top w:val="none" w:sz="0" w:space="0" w:color="000000"/>
-                <w:left w:val="none" w:sz="0" w:space="0" w:color="000000"/>
-                <w:right w:val="none" w:sz="0" w:space="0" w:color="000000"/>
-              </w:pBdr>
-              <w:spacing w:after="100" w:before="100" w:line="240"/>
-              <w:ind w:left="100" w:right="100" w:firstLine="0" w:firstLineChars="0"/>
-              <w:rPr>
-                <w:rFonts w:ascii="Helvetica" w:hAnsi="Helvetica" w:eastAsia="Helvetica" w:cs="Helvetica"/>
-                <w:i w:val="false"/>
-                <w:b w:val="false"/>
-                <w:u w:val="none"/>
-                <w:sz w:val="22"/>
-                <w:szCs w:val="22"/>
-                <w:color w:val="000000"/>
-              </w:rPr>
-            </w:pPr>
-            <w:r>
-              <w:rPr>
-                <w:rFonts w:ascii="Helvetica" w:hAnsi="Helvetica" w:eastAsia="Helvetica" w:cs="Helvetica"/>
-                <w:i w:val="false"/>
-                <w:b w:val="false"/>
-                <w:u w:val="none"/>
-                <w:sz w:val="22"/>
-                <w:szCs w:val="22"/>
-                <w:color w:val="000000"/>
-              </w:rPr>
-              <w:t xml:space="preserve">1.14, 3.23</w:t>
-            </w:r>
-          </w:p>
-        </w:tc>
-        <w:tc>
-          <w:tcPr>
-            <w:tcBorders>
-              <w:bottom w:val="none" w:sz="0" w:space="0" w:color="000000"/>
-              <w:top w:val="none" w:sz="0" w:space="0" w:color="000000"/>
-              <w:left w:val="none" w:sz="0" w:space="0" w:color="000000"/>
-              <w:right w:val="none" w:sz="0" w:space="0" w:color="000000"/>
-            </w:tcBorders>
-            <w:shd w:val="clear" w:color="auto" w:fill="FFFFFF"/>
-            <w:tcMar>
-              <w:top w:w="0" w:type="dxa"/>
-              <w:bottom w:w="0" w:type="dxa"/>
-              <w:left w:w="0" w:type="dxa"/>
-              <w:right w:w="0" w:type="dxa"/>
-            </w:tcMar>
-            <w:vAlign w:val="top"/>
-          </w:tcPr>
-          <w:p>
-            <w:pPr>
-              <w:pStyle w:val="Normal"/>
-              <w:jc w:val="center"/>
-              <w:pBdr>
-                <w:bottom w:val="none" w:sz="0" w:space="0" w:color="000000"/>
-                <w:top w:val="none" w:sz="0" w:space="0" w:color="000000"/>
-                <w:left w:val="none" w:sz="0" w:space="0" w:color="000000"/>
-                <w:right w:val="none" w:sz="0" w:space="0" w:color="000000"/>
-              </w:pBdr>
-              <w:spacing w:after="100" w:before="100" w:line="240"/>
-              <w:ind w:left="100" w:right="100" w:firstLine="0" w:firstLineChars="0"/>
-              <w:rPr>
-                <w:rFonts w:ascii="Helvetica" w:hAnsi="Helvetica" w:eastAsia="Helvetica" w:cs="Helvetica"/>
-                <w:i w:val="false"/>
-                <w:b w:val="false"/>
-                <w:u w:val="none"/>
-                <w:sz w:val="22"/>
-                <w:szCs w:val="22"/>
-                <w:color w:val="000000"/>
-              </w:rPr>
-            </w:pPr>
-            <w:r>
-              <w:rPr>
-                <w:rFonts w:ascii="Helvetica" w:hAnsi="Helvetica" w:eastAsia="Helvetica" w:cs="Helvetica"/>
-                <w:i w:val="false"/>
-                <w:b w:val="false"/>
-                <w:u w:val="none"/>
-                <w:sz w:val="22"/>
-                <w:szCs w:val="22"/>
-                <w:color w:val="000000"/>
-              </w:rPr>
-              <w:t xml:space="preserve">0.014</w:t>
+              <w:t xml:space="preserve">1.98</w:t>
+            </w:r>
+          </w:p>
+        </w:tc>
+        <w:tc>
+          <w:tcPr>
+            <w:tcBorders>
+              <w:bottom w:val="none" w:sz="0" w:space="0" w:color="000000"/>
+              <w:top w:val="none" w:sz="0" w:space="0" w:color="000000"/>
+              <w:left w:val="none" w:sz="0" w:space="0" w:color="000000"/>
+              <w:right w:val="none" w:sz="0" w:space="0" w:color="000000"/>
+            </w:tcBorders>
+            <w:shd w:val="clear" w:color="auto" w:fill="FFFFFF"/>
+            <w:tcMar>
+              <w:top w:w="0" w:type="dxa"/>
+              <w:bottom w:w="0" w:type="dxa"/>
+              <w:left w:w="0" w:type="dxa"/>
+              <w:right w:w="0" w:type="dxa"/>
+            </w:tcMar>
+            <w:vAlign w:val="top"/>
+          </w:tcPr>
+          <w:p>
+            <w:pPr>
+              <w:pStyle w:val="Normal"/>
+              <w:jc w:val="center"/>
+              <w:pBdr>
+                <w:bottom w:val="none" w:sz="0" w:space="0" w:color="000000"/>
+                <w:top w:val="none" w:sz="0" w:space="0" w:color="000000"/>
+                <w:left w:val="none" w:sz="0" w:space="0" w:color="000000"/>
+                <w:right w:val="none" w:sz="0" w:space="0" w:color="000000"/>
+              </w:pBdr>
+              <w:spacing w:after="100" w:before="100" w:line="240"/>
+              <w:ind w:left="100" w:right="100" w:firstLine="0" w:firstLineChars="0"/>
+              <w:rPr>
+                <w:rFonts w:ascii="Helvetica" w:hAnsi="Helvetica" w:eastAsia="Helvetica" w:cs="Helvetica"/>
+                <w:i w:val="false"/>
+                <w:b w:val="false"/>
+                <w:u w:val="none"/>
+                <w:sz w:val="22"/>
+                <w:szCs w:val="22"/>
+                <w:color w:val="000000"/>
+              </w:rPr>
+            </w:pPr>
+            <w:r>
+              <w:rPr>
+                <w:rFonts w:ascii="Helvetica" w:hAnsi="Helvetica" w:eastAsia="Helvetica" w:cs="Helvetica"/>
+                <w:i w:val="false"/>
+                <w:b w:val="false"/>
+                <w:u w:val="none"/>
+                <w:sz w:val="22"/>
+                <w:szCs w:val="22"/>
+                <w:color w:val="000000"/>
+              </w:rPr>
+              <w:t xml:space="preserve">1.17, 3.34</w:t>
+            </w:r>
+          </w:p>
+        </w:tc>
+        <w:tc>
+          <w:tcPr>
+            <w:tcBorders>
+              <w:bottom w:val="none" w:sz="0" w:space="0" w:color="000000"/>
+              <w:top w:val="none" w:sz="0" w:space="0" w:color="000000"/>
+              <w:left w:val="none" w:sz="0" w:space="0" w:color="000000"/>
+              <w:right w:val="none" w:sz="0" w:space="0" w:color="000000"/>
+            </w:tcBorders>
+            <w:shd w:val="clear" w:color="auto" w:fill="FFFFFF"/>
+            <w:tcMar>
+              <w:top w:w="0" w:type="dxa"/>
+              <w:bottom w:w="0" w:type="dxa"/>
+              <w:left w:w="0" w:type="dxa"/>
+              <w:right w:w="0" w:type="dxa"/>
+            </w:tcMar>
+            <w:vAlign w:val="top"/>
+          </w:tcPr>
+          <w:p>
+            <w:pPr>
+              <w:pStyle w:val="Normal"/>
+              <w:jc w:val="center"/>
+              <w:pBdr>
+                <w:bottom w:val="none" w:sz="0" w:space="0" w:color="000000"/>
+                <w:top w:val="none" w:sz="0" w:space="0" w:color="000000"/>
+                <w:left w:val="none" w:sz="0" w:space="0" w:color="000000"/>
+                <w:right w:val="none" w:sz="0" w:space="0" w:color="000000"/>
+              </w:pBdr>
+              <w:spacing w:after="100" w:before="100" w:line="240"/>
+              <w:ind w:left="100" w:right="100" w:firstLine="0" w:firstLineChars="0"/>
+              <w:rPr>
+                <w:rFonts w:ascii="Helvetica" w:hAnsi="Helvetica" w:eastAsia="Helvetica" w:cs="Helvetica"/>
+                <w:i w:val="false"/>
+                <w:b w:val="false"/>
+                <w:u w:val="none"/>
+                <w:sz w:val="22"/>
+                <w:szCs w:val="22"/>
+                <w:color w:val="000000"/>
+              </w:rPr>
+            </w:pPr>
+            <w:r>
+              <w:rPr>
+                <w:rFonts w:ascii="Helvetica" w:hAnsi="Helvetica" w:eastAsia="Helvetica" w:cs="Helvetica"/>
+                <w:i w:val="false"/>
+                <w:b w:val="false"/>
+                <w:u w:val="none"/>
+                <w:sz w:val="22"/>
+                <w:szCs w:val="22"/>
+                <w:color w:val="000000"/>
+              </w:rPr>
+              <w:t xml:space="preserve">0.011</w:t>
             </w:r>
           </w:p>
         </w:tc>
@@ -6793,7 +6793,7 @@
                 <w:szCs w:val="22"/>
                 <w:color w:val="000000"/>
               </w:rPr>
-              <w:t xml:space="preserve">0.110</w:t>
+              <w:t xml:space="preserve">0.100</w:t>
             </w:r>
           </w:p>
         </w:tc>
@@ -6899,113 +6899,113 @@
                 <w:szCs w:val="22"/>
                 <w:color w:val="000000"/>
               </w:rPr>
-              <w:t xml:space="preserve">1.28</w:t>
-            </w:r>
-          </w:p>
-        </w:tc>
-        <w:tc>
-          <w:tcPr>
-            <w:tcBorders>
-              <w:bottom w:val="none" w:sz="0" w:space="0" w:color="000000"/>
-              <w:top w:val="none" w:sz="0" w:space="0" w:color="000000"/>
-              <w:left w:val="none" w:sz="0" w:space="0" w:color="000000"/>
-              <w:right w:val="none" w:sz="0" w:space="0" w:color="000000"/>
-            </w:tcBorders>
-            <w:shd w:val="clear" w:color="auto" w:fill="FFFFFF"/>
-            <w:tcMar>
-              <w:top w:w="0" w:type="dxa"/>
-              <w:bottom w:w="0" w:type="dxa"/>
-              <w:left w:w="0" w:type="dxa"/>
-              <w:right w:w="0" w:type="dxa"/>
-            </w:tcMar>
-            <w:vAlign w:val="top"/>
-          </w:tcPr>
-          <w:p>
-            <w:pPr>
-              <w:pStyle w:val="Normal"/>
-              <w:jc w:val="center"/>
-              <w:pBdr>
-                <w:bottom w:val="none" w:sz="0" w:space="0" w:color="000000"/>
-                <w:top w:val="none" w:sz="0" w:space="0" w:color="000000"/>
-                <w:left w:val="none" w:sz="0" w:space="0" w:color="000000"/>
-                <w:right w:val="none" w:sz="0" w:space="0" w:color="000000"/>
-              </w:pBdr>
-              <w:spacing w:after="100" w:before="100" w:line="240"/>
-              <w:ind w:left="100" w:right="100" w:firstLine="0" w:firstLineChars="0"/>
-              <w:rPr>
-                <w:rFonts w:ascii="Helvetica" w:hAnsi="Helvetica" w:eastAsia="Helvetica" w:cs="Helvetica"/>
-                <w:i w:val="false"/>
-                <w:b w:val="false"/>
-                <w:u w:val="none"/>
-                <w:sz w:val="22"/>
-                <w:szCs w:val="22"/>
-                <w:color w:val="000000"/>
-              </w:rPr>
-            </w:pPr>
-            <w:r>
-              <w:rPr>
-                <w:rFonts w:ascii="Helvetica" w:hAnsi="Helvetica" w:eastAsia="Helvetica" w:cs="Helvetica"/>
-                <w:i w:val="false"/>
-                <w:b w:val="false"/>
-                <w:u w:val="none"/>
-                <w:sz w:val="22"/>
-                <w:szCs w:val="22"/>
-                <w:color w:val="000000"/>
-              </w:rPr>
-              <w:t xml:space="preserve">0.80, 2.06</w:t>
-            </w:r>
-          </w:p>
-        </w:tc>
-        <w:tc>
-          <w:tcPr>
-            <w:tcBorders>
-              <w:bottom w:val="none" w:sz="0" w:space="0" w:color="000000"/>
-              <w:top w:val="none" w:sz="0" w:space="0" w:color="000000"/>
-              <w:left w:val="none" w:sz="0" w:space="0" w:color="000000"/>
-              <w:right w:val="none" w:sz="0" w:space="0" w:color="000000"/>
-            </w:tcBorders>
-            <w:shd w:val="clear" w:color="auto" w:fill="FFFFFF"/>
-            <w:tcMar>
-              <w:top w:w="0" w:type="dxa"/>
-              <w:bottom w:w="0" w:type="dxa"/>
-              <w:left w:w="0" w:type="dxa"/>
-              <w:right w:w="0" w:type="dxa"/>
-            </w:tcMar>
-            <w:vAlign w:val="top"/>
-          </w:tcPr>
-          <w:p>
-            <w:pPr>
-              <w:pStyle w:val="Normal"/>
-              <w:jc w:val="center"/>
-              <w:pBdr>
-                <w:bottom w:val="none" w:sz="0" w:space="0" w:color="000000"/>
-                <w:top w:val="none" w:sz="0" w:space="0" w:color="000000"/>
-                <w:left w:val="none" w:sz="0" w:space="0" w:color="000000"/>
-                <w:right w:val="none" w:sz="0" w:space="0" w:color="000000"/>
-              </w:pBdr>
-              <w:spacing w:after="100" w:before="100" w:line="240"/>
-              <w:ind w:left="100" w:right="100" w:firstLine="0" w:firstLineChars="0"/>
-              <w:rPr>
-                <w:rFonts w:ascii="Helvetica" w:hAnsi="Helvetica" w:eastAsia="Helvetica" w:cs="Helvetica"/>
-                <w:i w:val="false"/>
-                <w:b w:val="false"/>
-                <w:u w:val="none"/>
-                <w:sz w:val="22"/>
-                <w:szCs w:val="22"/>
-                <w:color w:val="000000"/>
-              </w:rPr>
-            </w:pPr>
-            <w:r>
-              <w:rPr>
-                <w:rFonts w:ascii="Helvetica" w:hAnsi="Helvetica" w:eastAsia="Helvetica" w:cs="Helvetica"/>
-                <w:i w:val="false"/>
-                <w:b w:val="false"/>
-                <w:u w:val="none"/>
-                <w:sz w:val="22"/>
-                <w:szCs w:val="22"/>
-                <w:color w:val="000000"/>
-              </w:rPr>
-              <w:t xml:space="preserve">0.300</w:t>
+              <w:t xml:space="preserve">1.32</w:t>
+            </w:r>
+          </w:p>
+        </w:tc>
+        <w:tc>
+          <w:tcPr>
+            <w:tcBorders>
+              <w:bottom w:val="none" w:sz="0" w:space="0" w:color="000000"/>
+              <w:top w:val="none" w:sz="0" w:space="0" w:color="000000"/>
+              <w:left w:val="none" w:sz="0" w:space="0" w:color="000000"/>
+              <w:right w:val="none" w:sz="0" w:space="0" w:color="000000"/>
+            </w:tcBorders>
+            <w:shd w:val="clear" w:color="auto" w:fill="FFFFFF"/>
+            <w:tcMar>
+              <w:top w:w="0" w:type="dxa"/>
+              <w:bottom w:w="0" w:type="dxa"/>
+              <w:left w:w="0" w:type="dxa"/>
+              <w:right w:w="0" w:type="dxa"/>
+            </w:tcMar>
+            <w:vAlign w:val="top"/>
+          </w:tcPr>
+          <w:p>
+            <w:pPr>
+              <w:pStyle w:val="Normal"/>
+              <w:jc w:val="center"/>
+              <w:pBdr>
+                <w:bottom w:val="none" w:sz="0" w:space="0" w:color="000000"/>
+                <w:top w:val="none" w:sz="0" w:space="0" w:color="000000"/>
+                <w:left w:val="none" w:sz="0" w:space="0" w:color="000000"/>
+                <w:right w:val="none" w:sz="0" w:space="0" w:color="000000"/>
+              </w:pBdr>
+              <w:spacing w:after="100" w:before="100" w:line="240"/>
+              <w:ind w:left="100" w:right="100" w:firstLine="0" w:firstLineChars="0"/>
+              <w:rPr>
+                <w:rFonts w:ascii="Helvetica" w:hAnsi="Helvetica" w:eastAsia="Helvetica" w:cs="Helvetica"/>
+                <w:i w:val="false"/>
+                <w:b w:val="false"/>
+                <w:u w:val="none"/>
+                <w:sz w:val="22"/>
+                <w:szCs w:val="22"/>
+                <w:color w:val="000000"/>
+              </w:rPr>
+            </w:pPr>
+            <w:r>
+              <w:rPr>
+                <w:rFonts w:ascii="Helvetica" w:hAnsi="Helvetica" w:eastAsia="Helvetica" w:cs="Helvetica"/>
+                <w:i w:val="false"/>
+                <w:b w:val="false"/>
+                <w:u w:val="none"/>
+                <w:sz w:val="22"/>
+                <w:szCs w:val="22"/>
+                <w:color w:val="000000"/>
+              </w:rPr>
+              <w:t xml:space="preserve">0.82, 2.12</w:t>
+            </w:r>
+          </w:p>
+        </w:tc>
+        <w:tc>
+          <w:tcPr>
+            <w:tcBorders>
+              <w:bottom w:val="none" w:sz="0" w:space="0" w:color="000000"/>
+              <w:top w:val="none" w:sz="0" w:space="0" w:color="000000"/>
+              <w:left w:val="none" w:sz="0" w:space="0" w:color="000000"/>
+              <w:right w:val="none" w:sz="0" w:space="0" w:color="000000"/>
+            </w:tcBorders>
+            <w:shd w:val="clear" w:color="auto" w:fill="FFFFFF"/>
+            <w:tcMar>
+              <w:top w:w="0" w:type="dxa"/>
+              <w:bottom w:w="0" w:type="dxa"/>
+              <w:left w:w="0" w:type="dxa"/>
+              <w:right w:w="0" w:type="dxa"/>
+            </w:tcMar>
+            <w:vAlign w:val="top"/>
+          </w:tcPr>
+          <w:p>
+            <w:pPr>
+              <w:pStyle w:val="Normal"/>
+              <w:jc w:val="center"/>
+              <w:pBdr>
+                <w:bottom w:val="none" w:sz="0" w:space="0" w:color="000000"/>
+                <w:top w:val="none" w:sz="0" w:space="0" w:color="000000"/>
+                <w:left w:val="none" w:sz="0" w:space="0" w:color="000000"/>
+                <w:right w:val="none" w:sz="0" w:space="0" w:color="000000"/>
+              </w:pBdr>
+              <w:spacing w:after="100" w:before="100" w:line="240"/>
+              <w:ind w:left="100" w:right="100" w:firstLine="0" w:firstLineChars="0"/>
+              <w:rPr>
+                <w:rFonts w:ascii="Helvetica" w:hAnsi="Helvetica" w:eastAsia="Helvetica" w:cs="Helvetica"/>
+                <w:i w:val="false"/>
+                <w:b w:val="false"/>
+                <w:u w:val="none"/>
+                <w:sz w:val="22"/>
+                <w:szCs w:val="22"/>
+                <w:color w:val="000000"/>
+              </w:rPr>
+            </w:pPr>
+            <w:r>
+              <w:rPr>
+                <w:rFonts w:ascii="Helvetica" w:hAnsi="Helvetica" w:eastAsia="Helvetica" w:cs="Helvetica"/>
+                <w:i w:val="false"/>
+                <w:b w:val="false"/>
+                <w:u w:val="none"/>
+                <w:sz w:val="22"/>
+                <w:szCs w:val="22"/>
+                <w:color w:val="000000"/>
+              </w:rPr>
+              <w:t xml:space="preserve">0.250</w:t>
             </w:r>
           </w:p>
         </w:tc>
@@ -7170,113 +7170,113 @@
                 <w:szCs w:val="22"/>
                 <w:color w:val="000000"/>
               </w:rPr>
-              <w:t xml:space="preserve">1.25</w:t>
-            </w:r>
-          </w:p>
-        </w:tc>
-        <w:tc>
-          <w:tcPr>
-            <w:tcBorders>
-              <w:bottom w:val="none" w:sz="0" w:space="0" w:color="000000"/>
-              <w:top w:val="none" w:sz="0" w:space="0" w:color="000000"/>
-              <w:left w:val="none" w:sz="0" w:space="0" w:color="000000"/>
-              <w:right w:val="none" w:sz="0" w:space="0" w:color="000000"/>
-            </w:tcBorders>
-            <w:shd w:val="clear" w:color="auto" w:fill="FFFFFF"/>
-            <w:tcMar>
-              <w:top w:w="0" w:type="dxa"/>
-              <w:bottom w:w="0" w:type="dxa"/>
-              <w:left w:w="0" w:type="dxa"/>
-              <w:right w:w="0" w:type="dxa"/>
-            </w:tcMar>
-            <w:vAlign w:val="top"/>
-          </w:tcPr>
-          <w:p>
-            <w:pPr>
-              <w:pStyle w:val="Normal"/>
-              <w:jc w:val="center"/>
-              <w:pBdr>
-                <w:bottom w:val="none" w:sz="0" w:space="0" w:color="000000"/>
-                <w:top w:val="none" w:sz="0" w:space="0" w:color="000000"/>
-                <w:left w:val="none" w:sz="0" w:space="0" w:color="000000"/>
-                <w:right w:val="none" w:sz="0" w:space="0" w:color="000000"/>
-              </w:pBdr>
-              <w:spacing w:after="100" w:before="100" w:line="240"/>
-              <w:ind w:left="100" w:right="100" w:firstLine="0" w:firstLineChars="0"/>
-              <w:rPr>
-                <w:rFonts w:ascii="Helvetica" w:hAnsi="Helvetica" w:eastAsia="Helvetica" w:cs="Helvetica"/>
-                <w:i w:val="false"/>
-                <w:b w:val="false"/>
-                <w:u w:val="none"/>
-                <w:sz w:val="22"/>
-                <w:szCs w:val="22"/>
-                <w:color w:val="000000"/>
-              </w:rPr>
-            </w:pPr>
-            <w:r>
-              <w:rPr>
-                <w:rFonts w:ascii="Helvetica" w:hAnsi="Helvetica" w:eastAsia="Helvetica" w:cs="Helvetica"/>
-                <w:i w:val="false"/>
-                <w:b w:val="false"/>
-                <w:u w:val="none"/>
-                <w:sz w:val="22"/>
-                <w:szCs w:val="22"/>
-                <w:color w:val="000000"/>
-              </w:rPr>
-              <w:t xml:space="preserve">0.85, 1.85</w:t>
-            </w:r>
-          </w:p>
-        </w:tc>
-        <w:tc>
-          <w:tcPr>
-            <w:tcBorders>
-              <w:bottom w:val="none" w:sz="0" w:space="0" w:color="000000"/>
-              <w:top w:val="none" w:sz="0" w:space="0" w:color="000000"/>
-              <w:left w:val="none" w:sz="0" w:space="0" w:color="000000"/>
-              <w:right w:val="none" w:sz="0" w:space="0" w:color="000000"/>
-            </w:tcBorders>
-            <w:shd w:val="clear" w:color="auto" w:fill="FFFFFF"/>
-            <w:tcMar>
-              <w:top w:w="0" w:type="dxa"/>
-              <w:bottom w:w="0" w:type="dxa"/>
-              <w:left w:w="0" w:type="dxa"/>
-              <w:right w:w="0" w:type="dxa"/>
-            </w:tcMar>
-            <w:vAlign w:val="top"/>
-          </w:tcPr>
-          <w:p>
-            <w:pPr>
-              <w:pStyle w:val="Normal"/>
-              <w:jc w:val="center"/>
-              <w:pBdr>
-                <w:bottom w:val="none" w:sz="0" w:space="0" w:color="000000"/>
-                <w:top w:val="none" w:sz="0" w:space="0" w:color="000000"/>
-                <w:left w:val="none" w:sz="0" w:space="0" w:color="000000"/>
-                <w:right w:val="none" w:sz="0" w:space="0" w:color="000000"/>
-              </w:pBdr>
-              <w:spacing w:after="100" w:before="100" w:line="240"/>
-              <w:ind w:left="100" w:right="100" w:firstLine="0" w:firstLineChars="0"/>
-              <w:rPr>
-                <w:rFonts w:ascii="Helvetica" w:hAnsi="Helvetica" w:eastAsia="Helvetica" w:cs="Helvetica"/>
-                <w:i w:val="false"/>
-                <w:b w:val="false"/>
-                <w:u w:val="none"/>
-                <w:sz w:val="22"/>
-                <w:szCs w:val="22"/>
-                <w:color w:val="000000"/>
-              </w:rPr>
-            </w:pPr>
-            <w:r>
-              <w:rPr>
-                <w:rFonts w:ascii="Helvetica" w:hAnsi="Helvetica" w:eastAsia="Helvetica" w:cs="Helvetica"/>
-                <w:i w:val="false"/>
-                <w:b w:val="false"/>
-                <w:u w:val="none"/>
-                <w:sz w:val="22"/>
-                <w:szCs w:val="22"/>
-                <w:color w:val="000000"/>
-              </w:rPr>
-              <w:t xml:space="preserve">0.260</w:t>
+              <w:t xml:space="preserve">1.26</w:t>
+            </w:r>
+          </w:p>
+        </w:tc>
+        <w:tc>
+          <w:tcPr>
+            <w:tcBorders>
+              <w:bottom w:val="none" w:sz="0" w:space="0" w:color="000000"/>
+              <w:top w:val="none" w:sz="0" w:space="0" w:color="000000"/>
+              <w:left w:val="none" w:sz="0" w:space="0" w:color="000000"/>
+              <w:right w:val="none" w:sz="0" w:space="0" w:color="000000"/>
+            </w:tcBorders>
+            <w:shd w:val="clear" w:color="auto" w:fill="FFFFFF"/>
+            <w:tcMar>
+              <w:top w:w="0" w:type="dxa"/>
+              <w:bottom w:w="0" w:type="dxa"/>
+              <w:left w:w="0" w:type="dxa"/>
+              <w:right w:w="0" w:type="dxa"/>
+            </w:tcMar>
+            <w:vAlign w:val="top"/>
+          </w:tcPr>
+          <w:p>
+            <w:pPr>
+              <w:pStyle w:val="Normal"/>
+              <w:jc w:val="center"/>
+              <w:pBdr>
+                <w:bottom w:val="none" w:sz="0" w:space="0" w:color="000000"/>
+                <w:top w:val="none" w:sz="0" w:space="0" w:color="000000"/>
+                <w:left w:val="none" w:sz="0" w:space="0" w:color="000000"/>
+                <w:right w:val="none" w:sz="0" w:space="0" w:color="000000"/>
+              </w:pBdr>
+              <w:spacing w:after="100" w:before="100" w:line="240"/>
+              <w:ind w:left="100" w:right="100" w:firstLine="0" w:firstLineChars="0"/>
+              <w:rPr>
+                <w:rFonts w:ascii="Helvetica" w:hAnsi="Helvetica" w:eastAsia="Helvetica" w:cs="Helvetica"/>
+                <w:i w:val="false"/>
+                <w:b w:val="false"/>
+                <w:u w:val="none"/>
+                <w:sz w:val="22"/>
+                <w:szCs w:val="22"/>
+                <w:color w:val="000000"/>
+              </w:rPr>
+            </w:pPr>
+            <w:r>
+              <w:rPr>
+                <w:rFonts w:ascii="Helvetica" w:hAnsi="Helvetica" w:eastAsia="Helvetica" w:cs="Helvetica"/>
+                <w:i w:val="false"/>
+                <w:b w:val="false"/>
+                <w:u w:val="none"/>
+                <w:sz w:val="22"/>
+                <w:szCs w:val="22"/>
+                <w:color w:val="000000"/>
+              </w:rPr>
+              <w:t xml:space="preserve">0.85, 1.86</w:t>
+            </w:r>
+          </w:p>
+        </w:tc>
+        <w:tc>
+          <w:tcPr>
+            <w:tcBorders>
+              <w:bottom w:val="none" w:sz="0" w:space="0" w:color="000000"/>
+              <w:top w:val="none" w:sz="0" w:space="0" w:color="000000"/>
+              <w:left w:val="none" w:sz="0" w:space="0" w:color="000000"/>
+              <w:right w:val="none" w:sz="0" w:space="0" w:color="000000"/>
+            </w:tcBorders>
+            <w:shd w:val="clear" w:color="auto" w:fill="FFFFFF"/>
+            <w:tcMar>
+              <w:top w:w="0" w:type="dxa"/>
+              <w:bottom w:w="0" w:type="dxa"/>
+              <w:left w:w="0" w:type="dxa"/>
+              <w:right w:w="0" w:type="dxa"/>
+            </w:tcMar>
+            <w:vAlign w:val="top"/>
+          </w:tcPr>
+          <w:p>
+            <w:pPr>
+              <w:pStyle w:val="Normal"/>
+              <w:jc w:val="center"/>
+              <w:pBdr>
+                <w:bottom w:val="none" w:sz="0" w:space="0" w:color="000000"/>
+                <w:top w:val="none" w:sz="0" w:space="0" w:color="000000"/>
+                <w:left w:val="none" w:sz="0" w:space="0" w:color="000000"/>
+                <w:right w:val="none" w:sz="0" w:space="0" w:color="000000"/>
+              </w:pBdr>
+              <w:spacing w:after="100" w:before="100" w:line="240"/>
+              <w:ind w:left="100" w:right="100" w:firstLine="0" w:firstLineChars="0"/>
+              <w:rPr>
+                <w:rFonts w:ascii="Helvetica" w:hAnsi="Helvetica" w:eastAsia="Helvetica" w:cs="Helvetica"/>
+                <w:i w:val="false"/>
+                <w:b w:val="false"/>
+                <w:u w:val="none"/>
+                <w:sz w:val="22"/>
+                <w:szCs w:val="22"/>
+                <w:color w:val="000000"/>
+              </w:rPr>
+            </w:pPr>
+            <w:r>
+              <w:rPr>
+                <w:rFonts w:ascii="Helvetica" w:hAnsi="Helvetica" w:eastAsia="Helvetica" w:cs="Helvetica"/>
+                <w:i w:val="false"/>
+                <w:b w:val="false"/>
+                <w:u w:val="none"/>
+                <w:sz w:val="22"/>
+                <w:szCs w:val="22"/>
+                <w:color w:val="000000"/>
+              </w:rPr>
+              <w:t xml:space="preserve">0.250</w:t>
             </w:r>
           </w:p>
         </w:tc>
@@ -7382,113 +7382,113 @@
                 <w:szCs w:val="22"/>
                 <w:color w:val="000000"/>
               </w:rPr>
-              <w:t xml:space="preserve">1.16</w:t>
-            </w:r>
-          </w:p>
-        </w:tc>
-        <w:tc>
-          <w:tcPr>
-            <w:tcBorders>
-              <w:bottom w:val="none" w:sz="0" w:space="0" w:color="000000"/>
-              <w:top w:val="none" w:sz="0" w:space="0" w:color="000000"/>
-              <w:left w:val="none" w:sz="0" w:space="0" w:color="000000"/>
-              <w:right w:val="none" w:sz="0" w:space="0" w:color="000000"/>
-            </w:tcBorders>
-            <w:shd w:val="clear" w:color="auto" w:fill="FFFFFF"/>
-            <w:tcMar>
-              <w:top w:w="0" w:type="dxa"/>
-              <w:bottom w:w="0" w:type="dxa"/>
-              <w:left w:w="0" w:type="dxa"/>
-              <w:right w:w="0" w:type="dxa"/>
-            </w:tcMar>
-            <w:vAlign w:val="top"/>
-          </w:tcPr>
-          <w:p>
-            <w:pPr>
-              <w:pStyle w:val="Normal"/>
-              <w:jc w:val="center"/>
-              <w:pBdr>
-                <w:bottom w:val="none" w:sz="0" w:space="0" w:color="000000"/>
-                <w:top w:val="none" w:sz="0" w:space="0" w:color="000000"/>
-                <w:left w:val="none" w:sz="0" w:space="0" w:color="000000"/>
-                <w:right w:val="none" w:sz="0" w:space="0" w:color="000000"/>
-              </w:pBdr>
-              <w:spacing w:after="100" w:before="100" w:line="240"/>
-              <w:ind w:left="100" w:right="100" w:firstLine="0" w:firstLineChars="0"/>
-              <w:rPr>
-                <w:rFonts w:ascii="Helvetica" w:hAnsi="Helvetica" w:eastAsia="Helvetica" w:cs="Helvetica"/>
-                <w:i w:val="false"/>
-                <w:b w:val="false"/>
-                <w:u w:val="none"/>
-                <w:sz w:val="22"/>
-                <w:szCs w:val="22"/>
-                <w:color w:val="000000"/>
-              </w:rPr>
-            </w:pPr>
-            <w:r>
-              <w:rPr>
-                <w:rFonts w:ascii="Helvetica" w:hAnsi="Helvetica" w:eastAsia="Helvetica" w:cs="Helvetica"/>
-                <w:i w:val="false"/>
-                <w:b w:val="false"/>
-                <w:u w:val="none"/>
-                <w:sz w:val="22"/>
-                <w:szCs w:val="22"/>
-                <w:color w:val="000000"/>
-              </w:rPr>
-              <w:t xml:space="preserve">0.67, 2.02</w:t>
-            </w:r>
-          </w:p>
-        </w:tc>
-        <w:tc>
-          <w:tcPr>
-            <w:tcBorders>
-              <w:bottom w:val="none" w:sz="0" w:space="0" w:color="000000"/>
-              <w:top w:val="none" w:sz="0" w:space="0" w:color="000000"/>
-              <w:left w:val="none" w:sz="0" w:space="0" w:color="000000"/>
-              <w:right w:val="none" w:sz="0" w:space="0" w:color="000000"/>
-            </w:tcBorders>
-            <w:shd w:val="clear" w:color="auto" w:fill="FFFFFF"/>
-            <w:tcMar>
-              <w:top w:w="0" w:type="dxa"/>
-              <w:bottom w:w="0" w:type="dxa"/>
-              <w:left w:w="0" w:type="dxa"/>
-              <w:right w:w="0" w:type="dxa"/>
-            </w:tcMar>
-            <w:vAlign w:val="top"/>
-          </w:tcPr>
-          <w:p>
-            <w:pPr>
-              <w:pStyle w:val="Normal"/>
-              <w:jc w:val="center"/>
-              <w:pBdr>
-                <w:bottom w:val="none" w:sz="0" w:space="0" w:color="000000"/>
-                <w:top w:val="none" w:sz="0" w:space="0" w:color="000000"/>
-                <w:left w:val="none" w:sz="0" w:space="0" w:color="000000"/>
-                <w:right w:val="none" w:sz="0" w:space="0" w:color="000000"/>
-              </w:pBdr>
-              <w:spacing w:after="100" w:before="100" w:line="240"/>
-              <w:ind w:left="100" w:right="100" w:firstLine="0" w:firstLineChars="0"/>
-              <w:rPr>
-                <w:rFonts w:ascii="Helvetica" w:hAnsi="Helvetica" w:eastAsia="Helvetica" w:cs="Helvetica"/>
-                <w:i w:val="false"/>
-                <w:b w:val="false"/>
-                <w:u w:val="none"/>
-                <w:sz w:val="22"/>
-                <w:szCs w:val="22"/>
-                <w:color w:val="000000"/>
-              </w:rPr>
-            </w:pPr>
-            <w:r>
-              <w:rPr>
-                <w:rFonts w:ascii="Helvetica" w:hAnsi="Helvetica" w:eastAsia="Helvetica" w:cs="Helvetica"/>
-                <w:i w:val="false"/>
-                <w:b w:val="false"/>
-                <w:u w:val="none"/>
-                <w:sz w:val="22"/>
-                <w:szCs w:val="22"/>
-                <w:color w:val="000000"/>
-              </w:rPr>
-              <w:t xml:space="preserve">0.600</w:t>
+              <w:t xml:space="preserve">1.22</w:t>
+            </w:r>
+          </w:p>
+        </w:tc>
+        <w:tc>
+          <w:tcPr>
+            <w:tcBorders>
+              <w:bottom w:val="none" w:sz="0" w:space="0" w:color="000000"/>
+              <w:top w:val="none" w:sz="0" w:space="0" w:color="000000"/>
+              <w:left w:val="none" w:sz="0" w:space="0" w:color="000000"/>
+              <w:right w:val="none" w:sz="0" w:space="0" w:color="000000"/>
+            </w:tcBorders>
+            <w:shd w:val="clear" w:color="auto" w:fill="FFFFFF"/>
+            <w:tcMar>
+              <w:top w:w="0" w:type="dxa"/>
+              <w:bottom w:w="0" w:type="dxa"/>
+              <w:left w:w="0" w:type="dxa"/>
+              <w:right w:w="0" w:type="dxa"/>
+            </w:tcMar>
+            <w:vAlign w:val="top"/>
+          </w:tcPr>
+          <w:p>
+            <w:pPr>
+              <w:pStyle w:val="Normal"/>
+              <w:jc w:val="center"/>
+              <w:pBdr>
+                <w:bottom w:val="none" w:sz="0" w:space="0" w:color="000000"/>
+                <w:top w:val="none" w:sz="0" w:space="0" w:color="000000"/>
+                <w:left w:val="none" w:sz="0" w:space="0" w:color="000000"/>
+                <w:right w:val="none" w:sz="0" w:space="0" w:color="000000"/>
+              </w:pBdr>
+              <w:spacing w:after="100" w:before="100" w:line="240"/>
+              <w:ind w:left="100" w:right="100" w:firstLine="0" w:firstLineChars="0"/>
+              <w:rPr>
+                <w:rFonts w:ascii="Helvetica" w:hAnsi="Helvetica" w:eastAsia="Helvetica" w:cs="Helvetica"/>
+                <w:i w:val="false"/>
+                <w:b w:val="false"/>
+                <w:u w:val="none"/>
+                <w:sz w:val="22"/>
+                <w:szCs w:val="22"/>
+                <w:color w:val="000000"/>
+              </w:rPr>
+            </w:pPr>
+            <w:r>
+              <w:rPr>
+                <w:rFonts w:ascii="Helvetica" w:hAnsi="Helvetica" w:eastAsia="Helvetica" w:cs="Helvetica"/>
+                <w:i w:val="false"/>
+                <w:b w:val="false"/>
+                <w:u w:val="none"/>
+                <w:sz w:val="22"/>
+                <w:szCs w:val="22"/>
+                <w:color w:val="000000"/>
+              </w:rPr>
+              <w:t xml:space="preserve">0.70, 2.11</w:t>
+            </w:r>
+          </w:p>
+        </w:tc>
+        <w:tc>
+          <w:tcPr>
+            <w:tcBorders>
+              <w:bottom w:val="none" w:sz="0" w:space="0" w:color="000000"/>
+              <w:top w:val="none" w:sz="0" w:space="0" w:color="000000"/>
+              <w:left w:val="none" w:sz="0" w:space="0" w:color="000000"/>
+              <w:right w:val="none" w:sz="0" w:space="0" w:color="000000"/>
+            </w:tcBorders>
+            <w:shd w:val="clear" w:color="auto" w:fill="FFFFFF"/>
+            <w:tcMar>
+              <w:top w:w="0" w:type="dxa"/>
+              <w:bottom w:w="0" w:type="dxa"/>
+              <w:left w:w="0" w:type="dxa"/>
+              <w:right w:w="0" w:type="dxa"/>
+            </w:tcMar>
+            <w:vAlign w:val="top"/>
+          </w:tcPr>
+          <w:p>
+            <w:pPr>
+              <w:pStyle w:val="Normal"/>
+              <w:jc w:val="center"/>
+              <w:pBdr>
+                <w:bottom w:val="none" w:sz="0" w:space="0" w:color="000000"/>
+                <w:top w:val="none" w:sz="0" w:space="0" w:color="000000"/>
+                <w:left w:val="none" w:sz="0" w:space="0" w:color="000000"/>
+                <w:right w:val="none" w:sz="0" w:space="0" w:color="000000"/>
+              </w:pBdr>
+              <w:spacing w:after="100" w:before="100" w:line="240"/>
+              <w:ind w:left="100" w:right="100" w:firstLine="0" w:firstLineChars="0"/>
+              <w:rPr>
+                <w:rFonts w:ascii="Helvetica" w:hAnsi="Helvetica" w:eastAsia="Helvetica" w:cs="Helvetica"/>
+                <w:i w:val="false"/>
+                <w:b w:val="false"/>
+                <w:u w:val="none"/>
+                <w:sz w:val="22"/>
+                <w:szCs w:val="22"/>
+                <w:color w:val="000000"/>
+              </w:rPr>
+            </w:pPr>
+            <w:r>
+              <w:rPr>
+                <w:rFonts w:ascii="Helvetica" w:hAnsi="Helvetica" w:eastAsia="Helvetica" w:cs="Helvetica"/>
+                <w:i w:val="false"/>
+                <w:b w:val="false"/>
+                <w:u w:val="none"/>
+                <w:sz w:val="22"/>
+                <w:szCs w:val="22"/>
+                <w:color w:val="000000"/>
+              </w:rPr>
+              <w:t xml:space="preserve">0.490</w:t>
             </w:r>
           </w:p>
         </w:tc>
@@ -7653,113 +7653,113 @@
                 <w:szCs w:val="22"/>
                 <w:color w:val="000000"/>
               </w:rPr>
-              <w:t xml:space="preserve">1.06</w:t>
-            </w:r>
-          </w:p>
-        </w:tc>
-        <w:tc>
-          <w:tcPr>
-            <w:tcBorders>
-              <w:bottom w:val="none" w:sz="0" w:space="0" w:color="000000"/>
-              <w:top w:val="none" w:sz="0" w:space="0" w:color="000000"/>
-              <w:left w:val="none" w:sz="0" w:space="0" w:color="000000"/>
-              <w:right w:val="none" w:sz="0" w:space="0" w:color="000000"/>
-            </w:tcBorders>
-            <w:shd w:val="clear" w:color="auto" w:fill="FFFFFF"/>
-            <w:tcMar>
-              <w:top w:w="0" w:type="dxa"/>
-              <w:bottom w:w="0" w:type="dxa"/>
-              <w:left w:w="0" w:type="dxa"/>
-              <w:right w:w="0" w:type="dxa"/>
-            </w:tcMar>
-            <w:vAlign w:val="top"/>
-          </w:tcPr>
-          <w:p>
-            <w:pPr>
-              <w:pStyle w:val="Normal"/>
-              <w:jc w:val="center"/>
-              <w:pBdr>
-                <w:bottom w:val="none" w:sz="0" w:space="0" w:color="000000"/>
-                <w:top w:val="none" w:sz="0" w:space="0" w:color="000000"/>
-                <w:left w:val="none" w:sz="0" w:space="0" w:color="000000"/>
-                <w:right w:val="none" w:sz="0" w:space="0" w:color="000000"/>
-              </w:pBdr>
-              <w:spacing w:after="100" w:before="100" w:line="240"/>
-              <w:ind w:left="100" w:right="100" w:firstLine="0" w:firstLineChars="0"/>
-              <w:rPr>
-                <w:rFonts w:ascii="Helvetica" w:hAnsi="Helvetica" w:eastAsia="Helvetica" w:cs="Helvetica"/>
-                <w:i w:val="false"/>
-                <w:b w:val="false"/>
-                <w:u w:val="none"/>
-                <w:sz w:val="22"/>
-                <w:szCs w:val="22"/>
-                <w:color w:val="000000"/>
-              </w:rPr>
-            </w:pPr>
-            <w:r>
-              <w:rPr>
-                <w:rFonts w:ascii="Helvetica" w:hAnsi="Helvetica" w:eastAsia="Helvetica" w:cs="Helvetica"/>
-                <w:i w:val="false"/>
-                <w:b w:val="false"/>
-                <w:u w:val="none"/>
-                <w:sz w:val="22"/>
-                <w:szCs w:val="22"/>
-                <w:color w:val="000000"/>
-              </w:rPr>
-              <w:t xml:space="preserve">0.81, 1.38</w:t>
-            </w:r>
-          </w:p>
-        </w:tc>
-        <w:tc>
-          <w:tcPr>
-            <w:tcBorders>
-              <w:bottom w:val="none" w:sz="0" w:space="0" w:color="000000"/>
-              <w:top w:val="none" w:sz="0" w:space="0" w:color="000000"/>
-              <w:left w:val="none" w:sz="0" w:space="0" w:color="000000"/>
-              <w:right w:val="none" w:sz="0" w:space="0" w:color="000000"/>
-            </w:tcBorders>
-            <w:shd w:val="clear" w:color="auto" w:fill="FFFFFF"/>
-            <w:tcMar>
-              <w:top w:w="0" w:type="dxa"/>
-              <w:bottom w:w="0" w:type="dxa"/>
-              <w:left w:w="0" w:type="dxa"/>
-              <w:right w:w="0" w:type="dxa"/>
-            </w:tcMar>
-            <w:vAlign w:val="top"/>
-          </w:tcPr>
-          <w:p>
-            <w:pPr>
-              <w:pStyle w:val="Normal"/>
-              <w:jc w:val="center"/>
-              <w:pBdr>
-                <w:bottom w:val="none" w:sz="0" w:space="0" w:color="000000"/>
-                <w:top w:val="none" w:sz="0" w:space="0" w:color="000000"/>
-                <w:left w:val="none" w:sz="0" w:space="0" w:color="000000"/>
-                <w:right w:val="none" w:sz="0" w:space="0" w:color="000000"/>
-              </w:pBdr>
-              <w:spacing w:after="100" w:before="100" w:line="240"/>
-              <w:ind w:left="100" w:right="100" w:firstLine="0" w:firstLineChars="0"/>
-              <w:rPr>
-                <w:rFonts w:ascii="Helvetica" w:hAnsi="Helvetica" w:eastAsia="Helvetica" w:cs="Helvetica"/>
-                <w:i w:val="false"/>
-                <w:b w:val="false"/>
-                <w:u w:val="none"/>
-                <w:sz w:val="22"/>
-                <w:szCs w:val="22"/>
-                <w:color w:val="000000"/>
-              </w:rPr>
-            </w:pPr>
-            <w:r>
-              <w:rPr>
-                <w:rFonts w:ascii="Helvetica" w:hAnsi="Helvetica" w:eastAsia="Helvetica" w:cs="Helvetica"/>
-                <w:i w:val="false"/>
-                <w:b w:val="false"/>
-                <w:u w:val="none"/>
-                <w:sz w:val="22"/>
-                <w:szCs w:val="22"/>
-                <w:color w:val="000000"/>
-              </w:rPr>
-              <w:t xml:space="preserve">0.670</w:t>
+              <w:t xml:space="preserve">1.07</w:t>
+            </w:r>
+          </w:p>
+        </w:tc>
+        <w:tc>
+          <w:tcPr>
+            <w:tcBorders>
+              <w:bottom w:val="none" w:sz="0" w:space="0" w:color="000000"/>
+              <w:top w:val="none" w:sz="0" w:space="0" w:color="000000"/>
+              <w:left w:val="none" w:sz="0" w:space="0" w:color="000000"/>
+              <w:right w:val="none" w:sz="0" w:space="0" w:color="000000"/>
+            </w:tcBorders>
+            <w:shd w:val="clear" w:color="auto" w:fill="FFFFFF"/>
+            <w:tcMar>
+              <w:top w:w="0" w:type="dxa"/>
+              <w:bottom w:w="0" w:type="dxa"/>
+              <w:left w:w="0" w:type="dxa"/>
+              <w:right w:w="0" w:type="dxa"/>
+            </w:tcMar>
+            <w:vAlign w:val="top"/>
+          </w:tcPr>
+          <w:p>
+            <w:pPr>
+              <w:pStyle w:val="Normal"/>
+              <w:jc w:val="center"/>
+              <w:pBdr>
+                <w:bottom w:val="none" w:sz="0" w:space="0" w:color="000000"/>
+                <w:top w:val="none" w:sz="0" w:space="0" w:color="000000"/>
+                <w:left w:val="none" w:sz="0" w:space="0" w:color="000000"/>
+                <w:right w:val="none" w:sz="0" w:space="0" w:color="000000"/>
+              </w:pBdr>
+              <w:spacing w:after="100" w:before="100" w:line="240"/>
+              <w:ind w:left="100" w:right="100" w:firstLine="0" w:firstLineChars="0"/>
+              <w:rPr>
+                <w:rFonts w:ascii="Helvetica" w:hAnsi="Helvetica" w:eastAsia="Helvetica" w:cs="Helvetica"/>
+                <w:i w:val="false"/>
+                <w:b w:val="false"/>
+                <w:u w:val="none"/>
+                <w:sz w:val="22"/>
+                <w:szCs w:val="22"/>
+                <w:color w:val="000000"/>
+              </w:rPr>
+            </w:pPr>
+            <w:r>
+              <w:rPr>
+                <w:rFonts w:ascii="Helvetica" w:hAnsi="Helvetica" w:eastAsia="Helvetica" w:cs="Helvetica"/>
+                <w:i w:val="false"/>
+                <w:b w:val="false"/>
+                <w:u w:val="none"/>
+                <w:sz w:val="22"/>
+                <w:szCs w:val="22"/>
+                <w:color w:val="000000"/>
+              </w:rPr>
+              <w:t xml:space="preserve">0.82, 1.39</w:t>
+            </w:r>
+          </w:p>
+        </w:tc>
+        <w:tc>
+          <w:tcPr>
+            <w:tcBorders>
+              <w:bottom w:val="none" w:sz="0" w:space="0" w:color="000000"/>
+              <w:top w:val="none" w:sz="0" w:space="0" w:color="000000"/>
+              <w:left w:val="none" w:sz="0" w:space="0" w:color="000000"/>
+              <w:right w:val="none" w:sz="0" w:space="0" w:color="000000"/>
+            </w:tcBorders>
+            <w:shd w:val="clear" w:color="auto" w:fill="FFFFFF"/>
+            <w:tcMar>
+              <w:top w:w="0" w:type="dxa"/>
+              <w:bottom w:w="0" w:type="dxa"/>
+              <w:left w:w="0" w:type="dxa"/>
+              <w:right w:w="0" w:type="dxa"/>
+            </w:tcMar>
+            <w:vAlign w:val="top"/>
+          </w:tcPr>
+          <w:p>
+            <w:pPr>
+              <w:pStyle w:val="Normal"/>
+              <w:jc w:val="center"/>
+              <w:pBdr>
+                <w:bottom w:val="none" w:sz="0" w:space="0" w:color="000000"/>
+                <w:top w:val="none" w:sz="0" w:space="0" w:color="000000"/>
+                <w:left w:val="none" w:sz="0" w:space="0" w:color="000000"/>
+                <w:right w:val="none" w:sz="0" w:space="0" w:color="000000"/>
+              </w:pBdr>
+              <w:spacing w:after="100" w:before="100" w:line="240"/>
+              <w:ind w:left="100" w:right="100" w:firstLine="0" w:firstLineChars="0"/>
+              <w:rPr>
+                <w:rFonts w:ascii="Helvetica" w:hAnsi="Helvetica" w:eastAsia="Helvetica" w:cs="Helvetica"/>
+                <w:i w:val="false"/>
+                <w:b w:val="false"/>
+                <w:u w:val="none"/>
+                <w:sz w:val="22"/>
+                <w:szCs w:val="22"/>
+                <w:color w:val="000000"/>
+              </w:rPr>
+            </w:pPr>
+            <w:r>
+              <w:rPr>
+                <w:rFonts w:ascii="Helvetica" w:hAnsi="Helvetica" w:eastAsia="Helvetica" w:cs="Helvetica"/>
+                <w:i w:val="false"/>
+                <w:b w:val="false"/>
+                <w:u w:val="none"/>
+                <w:sz w:val="22"/>
+                <w:szCs w:val="22"/>
+                <w:color w:val="000000"/>
+              </w:rPr>
+              <w:t xml:space="preserve">0.640</w:t>
             </w:r>
           </w:p>
         </w:tc>
@@ -7865,113 +7865,113 @@
                 <w:szCs w:val="22"/>
                 <w:color w:val="000000"/>
               </w:rPr>
-              <w:t xml:space="preserve">1.13</w:t>
-            </w:r>
-          </w:p>
-        </w:tc>
-        <w:tc>
-          <w:tcPr>
-            <w:tcBorders>
-              <w:bottom w:val="none" w:sz="0" w:space="0" w:color="000000"/>
-              <w:top w:val="none" w:sz="0" w:space="0" w:color="000000"/>
-              <w:left w:val="none" w:sz="0" w:space="0" w:color="000000"/>
-              <w:right w:val="none" w:sz="0" w:space="0" w:color="000000"/>
-            </w:tcBorders>
-            <w:shd w:val="clear" w:color="auto" w:fill="FFFFFF"/>
-            <w:tcMar>
-              <w:top w:w="0" w:type="dxa"/>
-              <w:bottom w:w="0" w:type="dxa"/>
-              <w:left w:w="0" w:type="dxa"/>
-              <w:right w:w="0" w:type="dxa"/>
-            </w:tcMar>
-            <w:vAlign w:val="top"/>
-          </w:tcPr>
-          <w:p>
-            <w:pPr>
-              <w:pStyle w:val="Normal"/>
-              <w:jc w:val="center"/>
-              <w:pBdr>
-                <w:bottom w:val="none" w:sz="0" w:space="0" w:color="000000"/>
-                <w:top w:val="none" w:sz="0" w:space="0" w:color="000000"/>
-                <w:left w:val="none" w:sz="0" w:space="0" w:color="000000"/>
-                <w:right w:val="none" w:sz="0" w:space="0" w:color="000000"/>
-              </w:pBdr>
-              <w:spacing w:after="100" w:before="100" w:line="240"/>
-              <w:ind w:left="100" w:right="100" w:firstLine="0" w:firstLineChars="0"/>
-              <w:rPr>
-                <w:rFonts w:ascii="Helvetica" w:hAnsi="Helvetica" w:eastAsia="Helvetica" w:cs="Helvetica"/>
-                <w:i w:val="false"/>
-                <w:b w:val="false"/>
-                <w:u w:val="none"/>
-                <w:sz w:val="22"/>
-                <w:szCs w:val="22"/>
-                <w:color w:val="000000"/>
-              </w:rPr>
-            </w:pPr>
-            <w:r>
-              <w:rPr>
-                <w:rFonts w:ascii="Helvetica" w:hAnsi="Helvetica" w:eastAsia="Helvetica" w:cs="Helvetica"/>
-                <w:i w:val="false"/>
-                <w:b w:val="false"/>
-                <w:u w:val="none"/>
-                <w:sz w:val="22"/>
-                <w:szCs w:val="22"/>
-                <w:color w:val="000000"/>
-              </w:rPr>
-              <w:t xml:space="preserve">0.72, 1.78</w:t>
-            </w:r>
-          </w:p>
-        </w:tc>
-        <w:tc>
-          <w:tcPr>
-            <w:tcBorders>
-              <w:bottom w:val="none" w:sz="0" w:space="0" w:color="000000"/>
-              <w:top w:val="none" w:sz="0" w:space="0" w:color="000000"/>
-              <w:left w:val="none" w:sz="0" w:space="0" w:color="000000"/>
-              <w:right w:val="none" w:sz="0" w:space="0" w:color="000000"/>
-            </w:tcBorders>
-            <w:shd w:val="clear" w:color="auto" w:fill="FFFFFF"/>
-            <w:tcMar>
-              <w:top w:w="0" w:type="dxa"/>
-              <w:bottom w:w="0" w:type="dxa"/>
-              <w:left w:w="0" w:type="dxa"/>
-              <w:right w:w="0" w:type="dxa"/>
-            </w:tcMar>
-            <w:vAlign w:val="top"/>
-          </w:tcPr>
-          <w:p>
-            <w:pPr>
-              <w:pStyle w:val="Normal"/>
-              <w:jc w:val="center"/>
-              <w:pBdr>
-                <w:bottom w:val="none" w:sz="0" w:space="0" w:color="000000"/>
-                <w:top w:val="none" w:sz="0" w:space="0" w:color="000000"/>
-                <w:left w:val="none" w:sz="0" w:space="0" w:color="000000"/>
-                <w:right w:val="none" w:sz="0" w:space="0" w:color="000000"/>
-              </w:pBdr>
-              <w:spacing w:after="100" w:before="100" w:line="240"/>
-              <w:ind w:left="100" w:right="100" w:firstLine="0" w:firstLineChars="0"/>
-              <w:rPr>
-                <w:rFonts w:ascii="Helvetica" w:hAnsi="Helvetica" w:eastAsia="Helvetica" w:cs="Helvetica"/>
-                <w:i w:val="false"/>
-                <w:b w:val="false"/>
-                <w:u w:val="none"/>
-                <w:sz w:val="22"/>
-                <w:szCs w:val="22"/>
-                <w:color w:val="000000"/>
-              </w:rPr>
-            </w:pPr>
-            <w:r>
-              <w:rPr>
-                <w:rFonts w:ascii="Helvetica" w:hAnsi="Helvetica" w:eastAsia="Helvetica" w:cs="Helvetica"/>
-                <w:i w:val="false"/>
-                <w:b w:val="false"/>
-                <w:u w:val="none"/>
-                <w:sz w:val="22"/>
-                <w:szCs w:val="22"/>
-                <w:color w:val="000000"/>
-              </w:rPr>
-              <w:t xml:space="preserve">0.600</w:t>
+              <w:t xml:space="preserve">1.14</w:t>
+            </w:r>
+          </w:p>
+        </w:tc>
+        <w:tc>
+          <w:tcPr>
+            <w:tcBorders>
+              <w:bottom w:val="none" w:sz="0" w:space="0" w:color="000000"/>
+              <w:top w:val="none" w:sz="0" w:space="0" w:color="000000"/>
+              <w:left w:val="none" w:sz="0" w:space="0" w:color="000000"/>
+              <w:right w:val="none" w:sz="0" w:space="0" w:color="000000"/>
+            </w:tcBorders>
+            <w:shd w:val="clear" w:color="auto" w:fill="FFFFFF"/>
+            <w:tcMar>
+              <w:top w:w="0" w:type="dxa"/>
+              <w:bottom w:w="0" w:type="dxa"/>
+              <w:left w:w="0" w:type="dxa"/>
+              <w:right w:w="0" w:type="dxa"/>
+            </w:tcMar>
+            <w:vAlign w:val="top"/>
+          </w:tcPr>
+          <w:p>
+            <w:pPr>
+              <w:pStyle w:val="Normal"/>
+              <w:jc w:val="center"/>
+              <w:pBdr>
+                <w:bottom w:val="none" w:sz="0" w:space="0" w:color="000000"/>
+                <w:top w:val="none" w:sz="0" w:space="0" w:color="000000"/>
+                <w:left w:val="none" w:sz="0" w:space="0" w:color="000000"/>
+                <w:right w:val="none" w:sz="0" w:space="0" w:color="000000"/>
+              </w:pBdr>
+              <w:spacing w:after="100" w:before="100" w:line="240"/>
+              <w:ind w:left="100" w:right="100" w:firstLine="0" w:firstLineChars="0"/>
+              <w:rPr>
+                <w:rFonts w:ascii="Helvetica" w:hAnsi="Helvetica" w:eastAsia="Helvetica" w:cs="Helvetica"/>
+                <w:i w:val="false"/>
+                <w:b w:val="false"/>
+                <w:u w:val="none"/>
+                <w:sz w:val="22"/>
+                <w:szCs w:val="22"/>
+                <w:color w:val="000000"/>
+              </w:rPr>
+            </w:pPr>
+            <w:r>
+              <w:rPr>
+                <w:rFonts w:ascii="Helvetica" w:hAnsi="Helvetica" w:eastAsia="Helvetica" w:cs="Helvetica"/>
+                <w:i w:val="false"/>
+                <w:b w:val="false"/>
+                <w:u w:val="none"/>
+                <w:sz w:val="22"/>
+                <w:szCs w:val="22"/>
+                <w:color w:val="000000"/>
+              </w:rPr>
+              <w:t xml:space="preserve">0.72, 1.80</w:t>
+            </w:r>
+          </w:p>
+        </w:tc>
+        <w:tc>
+          <w:tcPr>
+            <w:tcBorders>
+              <w:bottom w:val="none" w:sz="0" w:space="0" w:color="000000"/>
+              <w:top w:val="none" w:sz="0" w:space="0" w:color="000000"/>
+              <w:left w:val="none" w:sz="0" w:space="0" w:color="000000"/>
+              <w:right w:val="none" w:sz="0" w:space="0" w:color="000000"/>
+            </w:tcBorders>
+            <w:shd w:val="clear" w:color="auto" w:fill="FFFFFF"/>
+            <w:tcMar>
+              <w:top w:w="0" w:type="dxa"/>
+              <w:bottom w:w="0" w:type="dxa"/>
+              <w:left w:w="0" w:type="dxa"/>
+              <w:right w:w="0" w:type="dxa"/>
+            </w:tcMar>
+            <w:vAlign w:val="top"/>
+          </w:tcPr>
+          <w:p>
+            <w:pPr>
+              <w:pStyle w:val="Normal"/>
+              <w:jc w:val="center"/>
+              <w:pBdr>
+                <w:bottom w:val="none" w:sz="0" w:space="0" w:color="000000"/>
+                <w:top w:val="none" w:sz="0" w:space="0" w:color="000000"/>
+                <w:left w:val="none" w:sz="0" w:space="0" w:color="000000"/>
+                <w:right w:val="none" w:sz="0" w:space="0" w:color="000000"/>
+              </w:pBdr>
+              <w:spacing w:after="100" w:before="100" w:line="240"/>
+              <w:ind w:left="100" w:right="100" w:firstLine="0" w:firstLineChars="0"/>
+              <w:rPr>
+                <w:rFonts w:ascii="Helvetica" w:hAnsi="Helvetica" w:eastAsia="Helvetica" w:cs="Helvetica"/>
+                <w:i w:val="false"/>
+                <w:b w:val="false"/>
+                <w:u w:val="none"/>
+                <w:sz w:val="22"/>
+                <w:szCs w:val="22"/>
+                <w:color w:val="000000"/>
+              </w:rPr>
+            </w:pPr>
+            <w:r>
+              <w:rPr>
+                <w:rFonts w:ascii="Helvetica" w:hAnsi="Helvetica" w:eastAsia="Helvetica" w:cs="Helvetica"/>
+                <w:i w:val="false"/>
+                <w:b w:val="false"/>
+                <w:u w:val="none"/>
+                <w:sz w:val="22"/>
+                <w:szCs w:val="22"/>
+                <w:color w:val="000000"/>
+              </w:rPr>
+              <w:t xml:space="preserve">0.580</w:t>
             </w:r>
           </w:p>
         </w:tc>
@@ -8136,113 +8136,113 @@
                 <w:szCs w:val="22"/>
                 <w:color w:val="000000"/>
               </w:rPr>
-              <w:t xml:space="preserve">1.12</w:t>
-            </w:r>
-          </w:p>
-        </w:tc>
-        <w:tc>
-          <w:tcPr>
-            <w:tcBorders>
-              <w:bottom w:val="none" w:sz="0" w:space="0" w:color="000000"/>
-              <w:top w:val="none" w:sz="0" w:space="0" w:color="000000"/>
-              <w:left w:val="none" w:sz="0" w:space="0" w:color="000000"/>
-              <w:right w:val="none" w:sz="0" w:space="0" w:color="000000"/>
-            </w:tcBorders>
-            <w:shd w:val="clear" w:color="auto" w:fill="FFFFFF"/>
-            <w:tcMar>
-              <w:top w:w="0" w:type="dxa"/>
-              <w:bottom w:w="0" w:type="dxa"/>
-              <w:left w:w="0" w:type="dxa"/>
-              <w:right w:w="0" w:type="dxa"/>
-            </w:tcMar>
-            <w:vAlign w:val="top"/>
-          </w:tcPr>
-          <w:p>
-            <w:pPr>
-              <w:pStyle w:val="Normal"/>
-              <w:jc w:val="center"/>
-              <w:pBdr>
-                <w:bottom w:val="none" w:sz="0" w:space="0" w:color="000000"/>
-                <w:top w:val="none" w:sz="0" w:space="0" w:color="000000"/>
-                <w:left w:val="none" w:sz="0" w:space="0" w:color="000000"/>
-                <w:right w:val="none" w:sz="0" w:space="0" w:color="000000"/>
-              </w:pBdr>
-              <w:spacing w:after="100" w:before="100" w:line="240"/>
-              <w:ind w:left="100" w:right="100" w:firstLine="0" w:firstLineChars="0"/>
-              <w:rPr>
-                <w:rFonts w:ascii="Helvetica" w:hAnsi="Helvetica" w:eastAsia="Helvetica" w:cs="Helvetica"/>
-                <w:i w:val="false"/>
-                <w:b w:val="false"/>
-                <w:u w:val="none"/>
-                <w:sz w:val="22"/>
-                <w:szCs w:val="22"/>
-                <w:color w:val="000000"/>
-              </w:rPr>
-            </w:pPr>
-            <w:r>
-              <w:rPr>
-                <w:rFonts w:ascii="Helvetica" w:hAnsi="Helvetica" w:eastAsia="Helvetica" w:cs="Helvetica"/>
-                <w:i w:val="false"/>
-                <w:b w:val="false"/>
-                <w:u w:val="none"/>
-                <w:sz w:val="22"/>
-                <w:szCs w:val="22"/>
-                <w:color w:val="000000"/>
-              </w:rPr>
-              <w:t xml:space="preserve">0.85, 1.48</w:t>
-            </w:r>
-          </w:p>
-        </w:tc>
-        <w:tc>
-          <w:tcPr>
-            <w:tcBorders>
-              <w:bottom w:val="none" w:sz="0" w:space="0" w:color="000000"/>
-              <w:top w:val="none" w:sz="0" w:space="0" w:color="000000"/>
-              <w:left w:val="none" w:sz="0" w:space="0" w:color="000000"/>
-              <w:right w:val="none" w:sz="0" w:space="0" w:color="000000"/>
-            </w:tcBorders>
-            <w:shd w:val="clear" w:color="auto" w:fill="FFFFFF"/>
-            <w:tcMar>
-              <w:top w:w="0" w:type="dxa"/>
-              <w:bottom w:w="0" w:type="dxa"/>
-              <w:left w:w="0" w:type="dxa"/>
-              <w:right w:w="0" w:type="dxa"/>
-            </w:tcMar>
-            <w:vAlign w:val="top"/>
-          </w:tcPr>
-          <w:p>
-            <w:pPr>
-              <w:pStyle w:val="Normal"/>
-              <w:jc w:val="center"/>
-              <w:pBdr>
-                <w:bottom w:val="none" w:sz="0" w:space="0" w:color="000000"/>
-                <w:top w:val="none" w:sz="0" w:space="0" w:color="000000"/>
-                <w:left w:val="none" w:sz="0" w:space="0" w:color="000000"/>
-                <w:right w:val="none" w:sz="0" w:space="0" w:color="000000"/>
-              </w:pBdr>
-              <w:spacing w:after="100" w:before="100" w:line="240"/>
-              <w:ind w:left="100" w:right="100" w:firstLine="0" w:firstLineChars="0"/>
-              <w:rPr>
-                <w:rFonts w:ascii="Helvetica" w:hAnsi="Helvetica" w:eastAsia="Helvetica" w:cs="Helvetica"/>
-                <w:i w:val="false"/>
-                <w:b w:val="false"/>
-                <w:u w:val="none"/>
-                <w:sz w:val="22"/>
-                <w:szCs w:val="22"/>
-                <w:color w:val="000000"/>
-              </w:rPr>
-            </w:pPr>
-            <w:r>
-              <w:rPr>
-                <w:rFonts w:ascii="Helvetica" w:hAnsi="Helvetica" w:eastAsia="Helvetica" w:cs="Helvetica"/>
-                <w:i w:val="false"/>
-                <w:b w:val="false"/>
-                <w:u w:val="none"/>
-                <w:sz w:val="22"/>
-                <w:szCs w:val="22"/>
-                <w:color w:val="000000"/>
-              </w:rPr>
-              <w:t xml:space="preserve">0.430</w:t>
+              <w:t xml:space="preserve">1.11</w:t>
+            </w:r>
+          </w:p>
+        </w:tc>
+        <w:tc>
+          <w:tcPr>
+            <w:tcBorders>
+              <w:bottom w:val="none" w:sz="0" w:space="0" w:color="000000"/>
+              <w:top w:val="none" w:sz="0" w:space="0" w:color="000000"/>
+              <w:left w:val="none" w:sz="0" w:space="0" w:color="000000"/>
+              <w:right w:val="none" w:sz="0" w:space="0" w:color="000000"/>
+            </w:tcBorders>
+            <w:shd w:val="clear" w:color="auto" w:fill="FFFFFF"/>
+            <w:tcMar>
+              <w:top w:w="0" w:type="dxa"/>
+              <w:bottom w:w="0" w:type="dxa"/>
+              <w:left w:w="0" w:type="dxa"/>
+              <w:right w:w="0" w:type="dxa"/>
+            </w:tcMar>
+            <w:vAlign w:val="top"/>
+          </w:tcPr>
+          <w:p>
+            <w:pPr>
+              <w:pStyle w:val="Normal"/>
+              <w:jc w:val="center"/>
+              <w:pBdr>
+                <w:bottom w:val="none" w:sz="0" w:space="0" w:color="000000"/>
+                <w:top w:val="none" w:sz="0" w:space="0" w:color="000000"/>
+                <w:left w:val="none" w:sz="0" w:space="0" w:color="000000"/>
+                <w:right w:val="none" w:sz="0" w:space="0" w:color="000000"/>
+              </w:pBdr>
+              <w:spacing w:after="100" w:before="100" w:line="240"/>
+              <w:ind w:left="100" w:right="100" w:firstLine="0" w:firstLineChars="0"/>
+              <w:rPr>
+                <w:rFonts w:ascii="Helvetica" w:hAnsi="Helvetica" w:eastAsia="Helvetica" w:cs="Helvetica"/>
+                <w:i w:val="false"/>
+                <w:b w:val="false"/>
+                <w:u w:val="none"/>
+                <w:sz w:val="22"/>
+                <w:szCs w:val="22"/>
+                <w:color w:val="000000"/>
+              </w:rPr>
+            </w:pPr>
+            <w:r>
+              <w:rPr>
+                <w:rFonts w:ascii="Helvetica" w:hAnsi="Helvetica" w:eastAsia="Helvetica" w:cs="Helvetica"/>
+                <w:i w:val="false"/>
+                <w:b w:val="false"/>
+                <w:u w:val="none"/>
+                <w:sz w:val="22"/>
+                <w:szCs w:val="22"/>
+                <w:color w:val="000000"/>
+              </w:rPr>
+              <w:t xml:space="preserve">0.84, 1.47</w:t>
+            </w:r>
+          </w:p>
+        </w:tc>
+        <w:tc>
+          <w:tcPr>
+            <w:tcBorders>
+              <w:bottom w:val="none" w:sz="0" w:space="0" w:color="000000"/>
+              <w:top w:val="none" w:sz="0" w:space="0" w:color="000000"/>
+              <w:left w:val="none" w:sz="0" w:space="0" w:color="000000"/>
+              <w:right w:val="none" w:sz="0" w:space="0" w:color="000000"/>
+            </w:tcBorders>
+            <w:shd w:val="clear" w:color="auto" w:fill="FFFFFF"/>
+            <w:tcMar>
+              <w:top w:w="0" w:type="dxa"/>
+              <w:bottom w:w="0" w:type="dxa"/>
+              <w:left w:w="0" w:type="dxa"/>
+              <w:right w:w="0" w:type="dxa"/>
+            </w:tcMar>
+            <w:vAlign w:val="top"/>
+          </w:tcPr>
+          <w:p>
+            <w:pPr>
+              <w:pStyle w:val="Normal"/>
+              <w:jc w:val="center"/>
+              <w:pBdr>
+                <w:bottom w:val="none" w:sz="0" w:space="0" w:color="000000"/>
+                <w:top w:val="none" w:sz="0" w:space="0" w:color="000000"/>
+                <w:left w:val="none" w:sz="0" w:space="0" w:color="000000"/>
+                <w:right w:val="none" w:sz="0" w:space="0" w:color="000000"/>
+              </w:pBdr>
+              <w:spacing w:after="100" w:before="100" w:line="240"/>
+              <w:ind w:left="100" w:right="100" w:firstLine="0" w:firstLineChars="0"/>
+              <w:rPr>
+                <w:rFonts w:ascii="Helvetica" w:hAnsi="Helvetica" w:eastAsia="Helvetica" w:cs="Helvetica"/>
+                <w:i w:val="false"/>
+                <w:b w:val="false"/>
+                <w:u w:val="none"/>
+                <w:sz w:val="22"/>
+                <w:szCs w:val="22"/>
+                <w:color w:val="000000"/>
+              </w:rPr>
+            </w:pPr>
+            <w:r>
+              <w:rPr>
+                <w:rFonts w:ascii="Helvetica" w:hAnsi="Helvetica" w:eastAsia="Helvetica" w:cs="Helvetica"/>
+                <w:i w:val="false"/>
+                <w:b w:val="false"/>
+                <w:u w:val="none"/>
+                <w:sz w:val="22"/>
+                <w:szCs w:val="22"/>
+                <w:color w:val="000000"/>
+              </w:rPr>
+              <w:t xml:space="preserve">0.470</w:t>
             </w:r>
           </w:p>
         </w:tc>
@@ -8348,113 +8348,113 @@
                 <w:szCs w:val="22"/>
                 <w:color w:val="000000"/>
               </w:rPr>
-              <w:t xml:space="preserve">0.93</w:t>
-            </w:r>
-          </w:p>
-        </w:tc>
-        <w:tc>
-          <w:tcPr>
-            <w:tcBorders>
-              <w:bottom w:val="none" w:sz="0" w:space="0" w:color="000000"/>
-              <w:top w:val="none" w:sz="0" w:space="0" w:color="000000"/>
-              <w:left w:val="none" w:sz="0" w:space="0" w:color="000000"/>
-              <w:right w:val="none" w:sz="0" w:space="0" w:color="000000"/>
-            </w:tcBorders>
-            <w:shd w:val="clear" w:color="auto" w:fill="FFFFFF"/>
-            <w:tcMar>
-              <w:top w:w="0" w:type="dxa"/>
-              <w:bottom w:w="0" w:type="dxa"/>
-              <w:left w:w="0" w:type="dxa"/>
-              <w:right w:w="0" w:type="dxa"/>
-            </w:tcMar>
-            <w:vAlign w:val="top"/>
-          </w:tcPr>
-          <w:p>
-            <w:pPr>
-              <w:pStyle w:val="Normal"/>
-              <w:jc w:val="center"/>
-              <w:pBdr>
-                <w:bottom w:val="none" w:sz="0" w:space="0" w:color="000000"/>
-                <w:top w:val="none" w:sz="0" w:space="0" w:color="000000"/>
-                <w:left w:val="none" w:sz="0" w:space="0" w:color="000000"/>
-                <w:right w:val="none" w:sz="0" w:space="0" w:color="000000"/>
-              </w:pBdr>
-              <w:spacing w:after="100" w:before="100" w:line="240"/>
-              <w:ind w:left="100" w:right="100" w:firstLine="0" w:firstLineChars="0"/>
-              <w:rPr>
-                <w:rFonts w:ascii="Helvetica" w:hAnsi="Helvetica" w:eastAsia="Helvetica" w:cs="Helvetica"/>
-                <w:i w:val="false"/>
-                <w:b w:val="false"/>
-                <w:u w:val="none"/>
-                <w:sz w:val="22"/>
-                <w:szCs w:val="22"/>
-                <w:color w:val="000000"/>
-              </w:rPr>
-            </w:pPr>
-            <w:r>
-              <w:rPr>
-                <w:rFonts w:ascii="Helvetica" w:hAnsi="Helvetica" w:eastAsia="Helvetica" w:cs="Helvetica"/>
-                <w:i w:val="false"/>
-                <w:b w:val="false"/>
-                <w:u w:val="none"/>
-                <w:sz w:val="22"/>
-                <w:szCs w:val="22"/>
-                <w:color w:val="000000"/>
-              </w:rPr>
-              <w:t xml:space="preserve">0.60, 1.45</w:t>
-            </w:r>
-          </w:p>
-        </w:tc>
-        <w:tc>
-          <w:tcPr>
-            <w:tcBorders>
-              <w:bottom w:val="none" w:sz="0" w:space="0" w:color="000000"/>
-              <w:top w:val="none" w:sz="0" w:space="0" w:color="000000"/>
-              <w:left w:val="none" w:sz="0" w:space="0" w:color="000000"/>
-              <w:right w:val="none" w:sz="0" w:space="0" w:color="000000"/>
-            </w:tcBorders>
-            <w:shd w:val="clear" w:color="auto" w:fill="FFFFFF"/>
-            <w:tcMar>
-              <w:top w:w="0" w:type="dxa"/>
-              <w:bottom w:w="0" w:type="dxa"/>
-              <w:left w:w="0" w:type="dxa"/>
-              <w:right w:w="0" w:type="dxa"/>
-            </w:tcMar>
-            <w:vAlign w:val="top"/>
-          </w:tcPr>
-          <w:p>
-            <w:pPr>
-              <w:pStyle w:val="Normal"/>
-              <w:jc w:val="center"/>
-              <w:pBdr>
-                <w:bottom w:val="none" w:sz="0" w:space="0" w:color="000000"/>
-                <w:top w:val="none" w:sz="0" w:space="0" w:color="000000"/>
-                <w:left w:val="none" w:sz="0" w:space="0" w:color="000000"/>
-                <w:right w:val="none" w:sz="0" w:space="0" w:color="000000"/>
-              </w:pBdr>
-              <w:spacing w:after="100" w:before="100" w:line="240"/>
-              <w:ind w:left="100" w:right="100" w:firstLine="0" w:firstLineChars="0"/>
-              <w:rPr>
-                <w:rFonts w:ascii="Helvetica" w:hAnsi="Helvetica" w:eastAsia="Helvetica" w:cs="Helvetica"/>
-                <w:i w:val="false"/>
-                <w:b w:val="false"/>
-                <w:u w:val="none"/>
-                <w:sz w:val="22"/>
-                <w:szCs w:val="22"/>
-                <w:color w:val="000000"/>
-              </w:rPr>
-            </w:pPr>
-            <w:r>
-              <w:rPr>
-                <w:rFonts w:ascii="Helvetica" w:hAnsi="Helvetica" w:eastAsia="Helvetica" w:cs="Helvetica"/>
-                <w:i w:val="false"/>
-                <w:b w:val="false"/>
-                <w:u w:val="none"/>
-                <w:sz w:val="22"/>
-                <w:szCs w:val="22"/>
-                <w:color w:val="000000"/>
-              </w:rPr>
-              <w:t xml:space="preserve">0.740</w:t>
+              <w:t xml:space="preserve">0.95</w:t>
+            </w:r>
+          </w:p>
+        </w:tc>
+        <w:tc>
+          <w:tcPr>
+            <w:tcBorders>
+              <w:bottom w:val="none" w:sz="0" w:space="0" w:color="000000"/>
+              <w:top w:val="none" w:sz="0" w:space="0" w:color="000000"/>
+              <w:left w:val="none" w:sz="0" w:space="0" w:color="000000"/>
+              <w:right w:val="none" w:sz="0" w:space="0" w:color="000000"/>
+            </w:tcBorders>
+            <w:shd w:val="clear" w:color="auto" w:fill="FFFFFF"/>
+            <w:tcMar>
+              <w:top w:w="0" w:type="dxa"/>
+              <w:bottom w:w="0" w:type="dxa"/>
+              <w:left w:w="0" w:type="dxa"/>
+              <w:right w:w="0" w:type="dxa"/>
+            </w:tcMar>
+            <w:vAlign w:val="top"/>
+          </w:tcPr>
+          <w:p>
+            <w:pPr>
+              <w:pStyle w:val="Normal"/>
+              <w:jc w:val="center"/>
+              <w:pBdr>
+                <w:bottom w:val="none" w:sz="0" w:space="0" w:color="000000"/>
+                <w:top w:val="none" w:sz="0" w:space="0" w:color="000000"/>
+                <w:left w:val="none" w:sz="0" w:space="0" w:color="000000"/>
+                <w:right w:val="none" w:sz="0" w:space="0" w:color="000000"/>
+              </w:pBdr>
+              <w:spacing w:after="100" w:before="100" w:line="240"/>
+              <w:ind w:left="100" w:right="100" w:firstLine="0" w:firstLineChars="0"/>
+              <w:rPr>
+                <w:rFonts w:ascii="Helvetica" w:hAnsi="Helvetica" w:eastAsia="Helvetica" w:cs="Helvetica"/>
+                <w:i w:val="false"/>
+                <w:b w:val="false"/>
+                <w:u w:val="none"/>
+                <w:sz w:val="22"/>
+                <w:szCs w:val="22"/>
+                <w:color w:val="000000"/>
+              </w:rPr>
+            </w:pPr>
+            <w:r>
+              <w:rPr>
+                <w:rFonts w:ascii="Helvetica" w:hAnsi="Helvetica" w:eastAsia="Helvetica" w:cs="Helvetica"/>
+                <w:i w:val="false"/>
+                <w:b w:val="false"/>
+                <w:u w:val="none"/>
+                <w:sz w:val="22"/>
+                <w:szCs w:val="22"/>
+                <w:color w:val="000000"/>
+              </w:rPr>
+              <w:t xml:space="preserve">0.61, 1.48</w:t>
+            </w:r>
+          </w:p>
+        </w:tc>
+        <w:tc>
+          <w:tcPr>
+            <w:tcBorders>
+              <w:bottom w:val="none" w:sz="0" w:space="0" w:color="000000"/>
+              <w:top w:val="none" w:sz="0" w:space="0" w:color="000000"/>
+              <w:left w:val="none" w:sz="0" w:space="0" w:color="000000"/>
+              <w:right w:val="none" w:sz="0" w:space="0" w:color="000000"/>
+            </w:tcBorders>
+            <w:shd w:val="clear" w:color="auto" w:fill="FFFFFF"/>
+            <w:tcMar>
+              <w:top w:w="0" w:type="dxa"/>
+              <w:bottom w:w="0" w:type="dxa"/>
+              <w:left w:w="0" w:type="dxa"/>
+              <w:right w:w="0" w:type="dxa"/>
+            </w:tcMar>
+            <w:vAlign w:val="top"/>
+          </w:tcPr>
+          <w:p>
+            <w:pPr>
+              <w:pStyle w:val="Normal"/>
+              <w:jc w:val="center"/>
+              <w:pBdr>
+                <w:bottom w:val="none" w:sz="0" w:space="0" w:color="000000"/>
+                <w:top w:val="none" w:sz="0" w:space="0" w:color="000000"/>
+                <w:left w:val="none" w:sz="0" w:space="0" w:color="000000"/>
+                <w:right w:val="none" w:sz="0" w:space="0" w:color="000000"/>
+              </w:pBdr>
+              <w:spacing w:after="100" w:before="100" w:line="240"/>
+              <w:ind w:left="100" w:right="100" w:firstLine="0" w:firstLineChars="0"/>
+              <w:rPr>
+                <w:rFonts w:ascii="Helvetica" w:hAnsi="Helvetica" w:eastAsia="Helvetica" w:cs="Helvetica"/>
+                <w:i w:val="false"/>
+                <w:b w:val="false"/>
+                <w:u w:val="none"/>
+                <w:sz w:val="22"/>
+                <w:szCs w:val="22"/>
+                <w:color w:val="000000"/>
+              </w:rPr>
+            </w:pPr>
+            <w:r>
+              <w:rPr>
+                <w:rFonts w:ascii="Helvetica" w:hAnsi="Helvetica" w:eastAsia="Helvetica" w:cs="Helvetica"/>
+                <w:i w:val="false"/>
+                <w:b w:val="false"/>
+                <w:u w:val="none"/>
+                <w:sz w:val="22"/>
+                <w:szCs w:val="22"/>
+                <w:color w:val="000000"/>
+              </w:rPr>
+              <w:t xml:space="preserve">0.810</w:t>
             </w:r>
           </w:p>
         </w:tc>
@@ -8619,60 +8619,60 @@
                 <w:szCs w:val="22"/>
                 <w:color w:val="000000"/>
               </w:rPr>
-              <w:t xml:space="preserve">1.77</w:t>
-            </w:r>
-          </w:p>
-        </w:tc>
-        <w:tc>
-          <w:tcPr>
-            <w:tcBorders>
-              <w:bottom w:val="none" w:sz="0" w:space="0" w:color="000000"/>
-              <w:top w:val="none" w:sz="0" w:space="0" w:color="000000"/>
-              <w:left w:val="none" w:sz="0" w:space="0" w:color="000000"/>
-              <w:right w:val="none" w:sz="0" w:space="0" w:color="000000"/>
-            </w:tcBorders>
-            <w:shd w:val="clear" w:color="auto" w:fill="FFFFFF"/>
-            <w:tcMar>
-              <w:top w:w="0" w:type="dxa"/>
-              <w:bottom w:w="0" w:type="dxa"/>
-              <w:left w:w="0" w:type="dxa"/>
-              <w:right w:w="0" w:type="dxa"/>
-            </w:tcMar>
-            <w:vAlign w:val="top"/>
-          </w:tcPr>
-          <w:p>
-            <w:pPr>
-              <w:pStyle w:val="Normal"/>
-              <w:jc w:val="center"/>
-              <w:pBdr>
-                <w:bottom w:val="none" w:sz="0" w:space="0" w:color="000000"/>
-                <w:top w:val="none" w:sz="0" w:space="0" w:color="000000"/>
-                <w:left w:val="none" w:sz="0" w:space="0" w:color="000000"/>
-                <w:right w:val="none" w:sz="0" w:space="0" w:color="000000"/>
-              </w:pBdr>
-              <w:spacing w:after="100" w:before="100" w:line="240"/>
-              <w:ind w:left="100" w:right="100" w:firstLine="0" w:firstLineChars="0"/>
-              <w:rPr>
-                <w:rFonts w:ascii="Helvetica" w:hAnsi="Helvetica" w:eastAsia="Helvetica" w:cs="Helvetica"/>
-                <w:i w:val="false"/>
-                <w:b w:val="false"/>
-                <w:u w:val="none"/>
-                <w:sz w:val="22"/>
-                <w:szCs w:val="22"/>
-                <w:color w:val="000000"/>
-              </w:rPr>
-            </w:pPr>
-            <w:r>
-              <w:rPr>
-                <w:rFonts w:ascii="Helvetica" w:hAnsi="Helvetica" w:eastAsia="Helvetica" w:cs="Helvetica"/>
-                <w:i w:val="false"/>
-                <w:b w:val="false"/>
-                <w:u w:val="none"/>
-                <w:sz w:val="22"/>
-                <w:szCs w:val="22"/>
-                <w:color w:val="000000"/>
-              </w:rPr>
-              <w:t xml:space="preserve">1.29, 2.43</w:t>
+              <w:t xml:space="preserve">1.78</w:t>
+            </w:r>
+          </w:p>
+        </w:tc>
+        <w:tc>
+          <w:tcPr>
+            <w:tcBorders>
+              <w:bottom w:val="none" w:sz="0" w:space="0" w:color="000000"/>
+              <w:top w:val="none" w:sz="0" w:space="0" w:color="000000"/>
+              <w:left w:val="none" w:sz="0" w:space="0" w:color="000000"/>
+              <w:right w:val="none" w:sz="0" w:space="0" w:color="000000"/>
+            </w:tcBorders>
+            <w:shd w:val="clear" w:color="auto" w:fill="FFFFFF"/>
+            <w:tcMar>
+              <w:top w:w="0" w:type="dxa"/>
+              <w:bottom w:w="0" w:type="dxa"/>
+              <w:left w:w="0" w:type="dxa"/>
+              <w:right w:w="0" w:type="dxa"/>
+            </w:tcMar>
+            <w:vAlign w:val="top"/>
+          </w:tcPr>
+          <w:p>
+            <w:pPr>
+              <w:pStyle w:val="Normal"/>
+              <w:jc w:val="center"/>
+              <w:pBdr>
+                <w:bottom w:val="none" w:sz="0" w:space="0" w:color="000000"/>
+                <w:top w:val="none" w:sz="0" w:space="0" w:color="000000"/>
+                <w:left w:val="none" w:sz="0" w:space="0" w:color="000000"/>
+                <w:right w:val="none" w:sz="0" w:space="0" w:color="000000"/>
+              </w:pBdr>
+              <w:spacing w:after="100" w:before="100" w:line="240"/>
+              <w:ind w:left="100" w:right="100" w:firstLine="0" w:firstLineChars="0"/>
+              <w:rPr>
+                <w:rFonts w:ascii="Helvetica" w:hAnsi="Helvetica" w:eastAsia="Helvetica" w:cs="Helvetica"/>
+                <w:i w:val="false"/>
+                <w:b w:val="false"/>
+                <w:u w:val="none"/>
+                <w:sz w:val="22"/>
+                <w:szCs w:val="22"/>
+                <w:color w:val="000000"/>
+              </w:rPr>
+            </w:pPr>
+            <w:r>
+              <w:rPr>
+                <w:rFonts w:ascii="Helvetica" w:hAnsi="Helvetica" w:eastAsia="Helvetica" w:cs="Helvetica"/>
+                <w:i w:val="false"/>
+                <w:b w:val="false"/>
+                <w:u w:val="none"/>
+                <w:sz w:val="22"/>
+                <w:szCs w:val="22"/>
+                <w:color w:val="000000"/>
+              </w:rPr>
+              <w:t xml:space="preserve">1.30, 2.43</w:t>
             </w:r>
           </w:p>
         </w:tc>
@@ -8831,113 +8831,113 @@
                 <w:szCs w:val="22"/>
                 <w:color w:val="000000"/>
               </w:rPr>
-              <w:t xml:space="preserve">1.16</w:t>
-            </w:r>
-          </w:p>
-        </w:tc>
-        <w:tc>
-          <w:tcPr>
-            <w:tcBorders>
-              <w:bottom w:val="none" w:sz="0" w:space="0" w:color="000000"/>
-              <w:top w:val="none" w:sz="0" w:space="0" w:color="000000"/>
-              <w:left w:val="none" w:sz="0" w:space="0" w:color="000000"/>
-              <w:right w:val="none" w:sz="0" w:space="0" w:color="000000"/>
-            </w:tcBorders>
-            <w:shd w:val="clear" w:color="auto" w:fill="FFFFFF"/>
-            <w:tcMar>
-              <w:top w:w="0" w:type="dxa"/>
-              <w:bottom w:w="0" w:type="dxa"/>
-              <w:left w:w="0" w:type="dxa"/>
-              <w:right w:w="0" w:type="dxa"/>
-            </w:tcMar>
-            <w:vAlign w:val="top"/>
-          </w:tcPr>
-          <w:p>
-            <w:pPr>
-              <w:pStyle w:val="Normal"/>
-              <w:jc w:val="center"/>
-              <w:pBdr>
-                <w:bottom w:val="none" w:sz="0" w:space="0" w:color="000000"/>
-                <w:top w:val="none" w:sz="0" w:space="0" w:color="000000"/>
-                <w:left w:val="none" w:sz="0" w:space="0" w:color="000000"/>
-                <w:right w:val="none" w:sz="0" w:space="0" w:color="000000"/>
-              </w:pBdr>
-              <w:spacing w:after="100" w:before="100" w:line="240"/>
-              <w:ind w:left="100" w:right="100" w:firstLine="0" w:firstLineChars="0"/>
-              <w:rPr>
-                <w:rFonts w:ascii="Helvetica" w:hAnsi="Helvetica" w:eastAsia="Helvetica" w:cs="Helvetica"/>
-                <w:i w:val="false"/>
-                <w:b w:val="false"/>
-                <w:u w:val="none"/>
-                <w:sz w:val="22"/>
-                <w:szCs w:val="22"/>
-                <w:color w:val="000000"/>
-              </w:rPr>
-            </w:pPr>
-            <w:r>
-              <w:rPr>
-                <w:rFonts w:ascii="Helvetica" w:hAnsi="Helvetica" w:eastAsia="Helvetica" w:cs="Helvetica"/>
-                <w:i w:val="false"/>
-                <w:b w:val="false"/>
-                <w:u w:val="none"/>
-                <w:sz w:val="22"/>
-                <w:szCs w:val="22"/>
-                <w:color w:val="000000"/>
-              </w:rPr>
-              <w:t xml:space="preserve">0.71, 1.91</w:t>
-            </w:r>
-          </w:p>
-        </w:tc>
-        <w:tc>
-          <w:tcPr>
-            <w:tcBorders>
-              <w:bottom w:val="none" w:sz="0" w:space="0" w:color="000000"/>
-              <w:top w:val="none" w:sz="0" w:space="0" w:color="000000"/>
-              <w:left w:val="none" w:sz="0" w:space="0" w:color="000000"/>
-              <w:right w:val="none" w:sz="0" w:space="0" w:color="000000"/>
-            </w:tcBorders>
-            <w:shd w:val="clear" w:color="auto" w:fill="FFFFFF"/>
-            <w:tcMar>
-              <w:top w:w="0" w:type="dxa"/>
-              <w:bottom w:w="0" w:type="dxa"/>
-              <w:left w:w="0" w:type="dxa"/>
-              <w:right w:w="0" w:type="dxa"/>
-            </w:tcMar>
-            <w:vAlign w:val="top"/>
-          </w:tcPr>
-          <w:p>
-            <w:pPr>
-              <w:pStyle w:val="Normal"/>
-              <w:jc w:val="center"/>
-              <w:pBdr>
-                <w:bottom w:val="none" w:sz="0" w:space="0" w:color="000000"/>
-                <w:top w:val="none" w:sz="0" w:space="0" w:color="000000"/>
-                <w:left w:val="none" w:sz="0" w:space="0" w:color="000000"/>
-                <w:right w:val="none" w:sz="0" w:space="0" w:color="000000"/>
-              </w:pBdr>
-              <w:spacing w:after="100" w:before="100" w:line="240"/>
-              <w:ind w:left="100" w:right="100" w:firstLine="0" w:firstLineChars="0"/>
-              <w:rPr>
-                <w:rFonts w:ascii="Helvetica" w:hAnsi="Helvetica" w:eastAsia="Helvetica" w:cs="Helvetica"/>
-                <w:i w:val="false"/>
-                <w:b w:val="false"/>
-                <w:u w:val="none"/>
-                <w:sz w:val="22"/>
-                <w:szCs w:val="22"/>
-                <w:color w:val="000000"/>
-              </w:rPr>
-            </w:pPr>
-            <w:r>
-              <w:rPr>
-                <w:rFonts w:ascii="Helvetica" w:hAnsi="Helvetica" w:eastAsia="Helvetica" w:cs="Helvetica"/>
-                <w:i w:val="false"/>
-                <w:b w:val="false"/>
-                <w:u w:val="none"/>
-                <w:sz w:val="22"/>
-                <w:szCs w:val="22"/>
-                <w:color w:val="000000"/>
-              </w:rPr>
-              <w:t xml:space="preserve">0.550</w:t>
+              <w:t xml:space="preserve">1.22</w:t>
+            </w:r>
+          </w:p>
+        </w:tc>
+        <w:tc>
+          <w:tcPr>
+            <w:tcBorders>
+              <w:bottom w:val="none" w:sz="0" w:space="0" w:color="000000"/>
+              <w:top w:val="none" w:sz="0" w:space="0" w:color="000000"/>
+              <w:left w:val="none" w:sz="0" w:space="0" w:color="000000"/>
+              <w:right w:val="none" w:sz="0" w:space="0" w:color="000000"/>
+            </w:tcBorders>
+            <w:shd w:val="clear" w:color="auto" w:fill="FFFFFF"/>
+            <w:tcMar>
+              <w:top w:w="0" w:type="dxa"/>
+              <w:bottom w:w="0" w:type="dxa"/>
+              <w:left w:w="0" w:type="dxa"/>
+              <w:right w:w="0" w:type="dxa"/>
+            </w:tcMar>
+            <w:vAlign w:val="top"/>
+          </w:tcPr>
+          <w:p>
+            <w:pPr>
+              <w:pStyle w:val="Normal"/>
+              <w:jc w:val="center"/>
+              <w:pBdr>
+                <w:bottom w:val="none" w:sz="0" w:space="0" w:color="000000"/>
+                <w:top w:val="none" w:sz="0" w:space="0" w:color="000000"/>
+                <w:left w:val="none" w:sz="0" w:space="0" w:color="000000"/>
+                <w:right w:val="none" w:sz="0" w:space="0" w:color="000000"/>
+              </w:pBdr>
+              <w:spacing w:after="100" w:before="100" w:line="240"/>
+              <w:ind w:left="100" w:right="100" w:firstLine="0" w:firstLineChars="0"/>
+              <w:rPr>
+                <w:rFonts w:ascii="Helvetica" w:hAnsi="Helvetica" w:eastAsia="Helvetica" w:cs="Helvetica"/>
+                <w:i w:val="false"/>
+                <w:b w:val="false"/>
+                <w:u w:val="none"/>
+                <w:sz w:val="22"/>
+                <w:szCs w:val="22"/>
+                <w:color w:val="000000"/>
+              </w:rPr>
+            </w:pPr>
+            <w:r>
+              <w:rPr>
+                <w:rFonts w:ascii="Helvetica" w:hAnsi="Helvetica" w:eastAsia="Helvetica" w:cs="Helvetica"/>
+                <w:i w:val="false"/>
+                <w:b w:val="false"/>
+                <w:u w:val="none"/>
+                <w:sz w:val="22"/>
+                <w:szCs w:val="22"/>
+                <w:color w:val="000000"/>
+              </w:rPr>
+              <w:t xml:space="preserve">0.74, 2.00</w:t>
+            </w:r>
+          </w:p>
+        </w:tc>
+        <w:tc>
+          <w:tcPr>
+            <w:tcBorders>
+              <w:bottom w:val="none" w:sz="0" w:space="0" w:color="000000"/>
+              <w:top w:val="none" w:sz="0" w:space="0" w:color="000000"/>
+              <w:left w:val="none" w:sz="0" w:space="0" w:color="000000"/>
+              <w:right w:val="none" w:sz="0" w:space="0" w:color="000000"/>
+            </w:tcBorders>
+            <w:shd w:val="clear" w:color="auto" w:fill="FFFFFF"/>
+            <w:tcMar>
+              <w:top w:w="0" w:type="dxa"/>
+              <w:bottom w:w="0" w:type="dxa"/>
+              <w:left w:w="0" w:type="dxa"/>
+              <w:right w:w="0" w:type="dxa"/>
+            </w:tcMar>
+            <w:vAlign w:val="top"/>
+          </w:tcPr>
+          <w:p>
+            <w:pPr>
+              <w:pStyle w:val="Normal"/>
+              <w:jc w:val="center"/>
+              <w:pBdr>
+                <w:bottom w:val="none" w:sz="0" w:space="0" w:color="000000"/>
+                <w:top w:val="none" w:sz="0" w:space="0" w:color="000000"/>
+                <w:left w:val="none" w:sz="0" w:space="0" w:color="000000"/>
+                <w:right w:val="none" w:sz="0" w:space="0" w:color="000000"/>
+              </w:pBdr>
+              <w:spacing w:after="100" w:before="100" w:line="240"/>
+              <w:ind w:left="100" w:right="100" w:firstLine="0" w:firstLineChars="0"/>
+              <w:rPr>
+                <w:rFonts w:ascii="Helvetica" w:hAnsi="Helvetica" w:eastAsia="Helvetica" w:cs="Helvetica"/>
+                <w:i w:val="false"/>
+                <w:b w:val="false"/>
+                <w:u w:val="none"/>
+                <w:sz w:val="22"/>
+                <w:szCs w:val="22"/>
+                <w:color w:val="000000"/>
+              </w:rPr>
+            </w:pPr>
+            <w:r>
+              <w:rPr>
+                <w:rFonts w:ascii="Helvetica" w:hAnsi="Helvetica" w:eastAsia="Helvetica" w:cs="Helvetica"/>
+                <w:i w:val="false"/>
+                <w:b w:val="false"/>
+                <w:u w:val="none"/>
+                <w:sz w:val="22"/>
+                <w:szCs w:val="22"/>
+                <w:color w:val="000000"/>
+              </w:rPr>
+              <w:t xml:space="preserve">0.440</w:t>
             </w:r>
           </w:p>
         </w:tc>
@@ -10068,113 +10068,113 @@
                 <w:szCs w:val="22"/>
                 <w:color w:val="000000"/>
               </w:rPr>
-              <w:t xml:space="preserve">1.31</w:t>
-            </w:r>
-          </w:p>
-        </w:tc>
-        <w:tc>
-          <w:tcPr>
-            <w:tcBorders>
-              <w:bottom w:val="none" w:sz="0" w:space="0" w:color="000000"/>
-              <w:top w:val="none" w:sz="0" w:space="0" w:color="000000"/>
-              <w:left w:val="none" w:sz="0" w:space="0" w:color="000000"/>
-              <w:right w:val="none" w:sz="0" w:space="0" w:color="000000"/>
-            </w:tcBorders>
-            <w:shd w:val="clear" w:color="auto" w:fill="FFFFFF"/>
-            <w:tcMar>
-              <w:top w:w="0" w:type="dxa"/>
-              <w:bottom w:w="0" w:type="dxa"/>
-              <w:left w:w="0" w:type="dxa"/>
-              <w:right w:w="0" w:type="dxa"/>
-            </w:tcMar>
-            <w:vAlign w:val="top"/>
-          </w:tcPr>
-          <w:p>
-            <w:pPr>
-              <w:pStyle w:val="Normal"/>
-              <w:jc w:val="center"/>
-              <w:pBdr>
-                <w:bottom w:val="none" w:sz="0" w:space="0" w:color="000000"/>
-                <w:top w:val="none" w:sz="0" w:space="0" w:color="000000"/>
-                <w:left w:val="none" w:sz="0" w:space="0" w:color="000000"/>
-                <w:right w:val="none" w:sz="0" w:space="0" w:color="000000"/>
-              </w:pBdr>
-              <w:spacing w:after="100" w:before="100" w:line="240"/>
-              <w:ind w:left="100" w:right="100" w:firstLine="0" w:firstLineChars="0"/>
-              <w:rPr>
-                <w:rFonts w:ascii="Helvetica" w:hAnsi="Helvetica" w:eastAsia="Helvetica" w:cs="Helvetica"/>
-                <w:i w:val="false"/>
-                <w:b w:val="false"/>
-                <w:u w:val="none"/>
-                <w:sz w:val="22"/>
-                <w:szCs w:val="22"/>
-                <w:color w:val="000000"/>
-              </w:rPr>
-            </w:pPr>
-            <w:r>
-              <w:rPr>
-                <w:rFonts w:ascii="Helvetica" w:hAnsi="Helvetica" w:eastAsia="Helvetica" w:cs="Helvetica"/>
-                <w:i w:val="false"/>
-                <w:b w:val="false"/>
-                <w:u w:val="none"/>
-                <w:sz w:val="22"/>
-                <w:szCs w:val="22"/>
-                <w:color w:val="000000"/>
-              </w:rPr>
-              <w:t xml:space="preserve">1.08, 1.58</w:t>
-            </w:r>
-          </w:p>
-        </w:tc>
-        <w:tc>
-          <w:tcPr>
-            <w:tcBorders>
-              <w:bottom w:val="none" w:sz="0" w:space="0" w:color="000000"/>
-              <w:top w:val="none" w:sz="0" w:space="0" w:color="000000"/>
-              <w:left w:val="none" w:sz="0" w:space="0" w:color="000000"/>
-              <w:right w:val="none" w:sz="0" w:space="0" w:color="000000"/>
-            </w:tcBorders>
-            <w:shd w:val="clear" w:color="auto" w:fill="FFFFFF"/>
-            <w:tcMar>
-              <w:top w:w="0" w:type="dxa"/>
-              <w:bottom w:w="0" w:type="dxa"/>
-              <w:left w:w="0" w:type="dxa"/>
-              <w:right w:w="0" w:type="dxa"/>
-            </w:tcMar>
-            <w:vAlign w:val="top"/>
-          </w:tcPr>
-          <w:p>
-            <w:pPr>
-              <w:pStyle w:val="Normal"/>
-              <w:jc w:val="center"/>
-              <w:pBdr>
-                <w:bottom w:val="none" w:sz="0" w:space="0" w:color="000000"/>
-                <w:top w:val="none" w:sz="0" w:space="0" w:color="000000"/>
-                <w:left w:val="none" w:sz="0" w:space="0" w:color="000000"/>
-                <w:right w:val="none" w:sz="0" w:space="0" w:color="000000"/>
-              </w:pBdr>
-              <w:spacing w:after="100" w:before="100" w:line="240"/>
-              <w:ind w:left="100" w:right="100" w:firstLine="0" w:firstLineChars="0"/>
-              <w:rPr>
-                <w:rFonts w:ascii="Helvetica" w:hAnsi="Helvetica" w:eastAsia="Helvetica" w:cs="Helvetica"/>
-                <w:i w:val="false"/>
-                <w:b w:val="false"/>
-                <w:u w:val="none"/>
-                <w:sz w:val="22"/>
-                <w:szCs w:val="22"/>
-                <w:color w:val="000000"/>
-              </w:rPr>
-            </w:pPr>
-            <w:r>
-              <w:rPr>
-                <w:rFonts w:ascii="Helvetica" w:hAnsi="Helvetica" w:eastAsia="Helvetica" w:cs="Helvetica"/>
-                <w:i w:val="false"/>
-                <w:b w:val="false"/>
-                <w:u w:val="none"/>
-                <w:sz w:val="22"/>
-                <w:szCs w:val="22"/>
-                <w:color w:val="000000"/>
-              </w:rPr>
-              <w:t xml:space="preserve">0.005</w:t>
+              <w:t xml:space="preserve">1.32</w:t>
+            </w:r>
+          </w:p>
+        </w:tc>
+        <w:tc>
+          <w:tcPr>
+            <w:tcBorders>
+              <w:bottom w:val="none" w:sz="0" w:space="0" w:color="000000"/>
+              <w:top w:val="none" w:sz="0" w:space="0" w:color="000000"/>
+              <w:left w:val="none" w:sz="0" w:space="0" w:color="000000"/>
+              <w:right w:val="none" w:sz="0" w:space="0" w:color="000000"/>
+            </w:tcBorders>
+            <w:shd w:val="clear" w:color="auto" w:fill="FFFFFF"/>
+            <w:tcMar>
+              <w:top w:w="0" w:type="dxa"/>
+              <w:bottom w:w="0" w:type="dxa"/>
+              <w:left w:w="0" w:type="dxa"/>
+              <w:right w:w="0" w:type="dxa"/>
+            </w:tcMar>
+            <w:vAlign w:val="top"/>
+          </w:tcPr>
+          <w:p>
+            <w:pPr>
+              <w:pStyle w:val="Normal"/>
+              <w:jc w:val="center"/>
+              <w:pBdr>
+                <w:bottom w:val="none" w:sz="0" w:space="0" w:color="000000"/>
+                <w:top w:val="none" w:sz="0" w:space="0" w:color="000000"/>
+                <w:left w:val="none" w:sz="0" w:space="0" w:color="000000"/>
+                <w:right w:val="none" w:sz="0" w:space="0" w:color="000000"/>
+              </w:pBdr>
+              <w:spacing w:after="100" w:before="100" w:line="240"/>
+              <w:ind w:left="100" w:right="100" w:firstLine="0" w:firstLineChars="0"/>
+              <w:rPr>
+                <w:rFonts w:ascii="Helvetica" w:hAnsi="Helvetica" w:eastAsia="Helvetica" w:cs="Helvetica"/>
+                <w:i w:val="false"/>
+                <w:b w:val="false"/>
+                <w:u w:val="none"/>
+                <w:sz w:val="22"/>
+                <w:szCs w:val="22"/>
+                <w:color w:val="000000"/>
+              </w:rPr>
+            </w:pPr>
+            <w:r>
+              <w:rPr>
+                <w:rFonts w:ascii="Helvetica" w:hAnsi="Helvetica" w:eastAsia="Helvetica" w:cs="Helvetica"/>
+                <w:i w:val="false"/>
+                <w:b w:val="false"/>
+                <w:u w:val="none"/>
+                <w:sz w:val="22"/>
+                <w:szCs w:val="22"/>
+                <w:color w:val="000000"/>
+              </w:rPr>
+              <w:t xml:space="preserve">1.10, 1.60</w:t>
+            </w:r>
+          </w:p>
+        </w:tc>
+        <w:tc>
+          <w:tcPr>
+            <w:tcBorders>
+              <w:bottom w:val="none" w:sz="0" w:space="0" w:color="000000"/>
+              <w:top w:val="none" w:sz="0" w:space="0" w:color="000000"/>
+              <w:left w:val="none" w:sz="0" w:space="0" w:color="000000"/>
+              <w:right w:val="none" w:sz="0" w:space="0" w:color="000000"/>
+            </w:tcBorders>
+            <w:shd w:val="clear" w:color="auto" w:fill="FFFFFF"/>
+            <w:tcMar>
+              <w:top w:w="0" w:type="dxa"/>
+              <w:bottom w:w="0" w:type="dxa"/>
+              <w:left w:w="0" w:type="dxa"/>
+              <w:right w:w="0" w:type="dxa"/>
+            </w:tcMar>
+            <w:vAlign w:val="top"/>
+          </w:tcPr>
+          <w:p>
+            <w:pPr>
+              <w:pStyle w:val="Normal"/>
+              <w:jc w:val="center"/>
+              <w:pBdr>
+                <w:bottom w:val="none" w:sz="0" w:space="0" w:color="000000"/>
+                <w:top w:val="none" w:sz="0" w:space="0" w:color="000000"/>
+                <w:left w:val="none" w:sz="0" w:space="0" w:color="000000"/>
+                <w:right w:val="none" w:sz="0" w:space="0" w:color="000000"/>
+              </w:pBdr>
+              <w:spacing w:after="100" w:before="100" w:line="240"/>
+              <w:ind w:left="100" w:right="100" w:firstLine="0" w:firstLineChars="0"/>
+              <w:rPr>
+                <w:rFonts w:ascii="Helvetica" w:hAnsi="Helvetica" w:eastAsia="Helvetica" w:cs="Helvetica"/>
+                <w:i w:val="false"/>
+                <w:b w:val="false"/>
+                <w:u w:val="none"/>
+                <w:sz w:val="22"/>
+                <w:szCs w:val="22"/>
+                <w:color w:val="000000"/>
+              </w:rPr>
+            </w:pPr>
+            <w:r>
+              <w:rPr>
+                <w:rFonts w:ascii="Helvetica" w:hAnsi="Helvetica" w:eastAsia="Helvetica" w:cs="Helvetica"/>
+                <w:i w:val="false"/>
+                <w:b w:val="false"/>
+                <w:u w:val="none"/>
+                <w:sz w:val="22"/>
+                <w:szCs w:val="22"/>
+                <w:color w:val="000000"/>
+              </w:rPr>
+              <w:t xml:space="preserve">0.003</w:t>
             </w:r>
           </w:p>
         </w:tc>
@@ -10280,113 +10280,113 @@
                 <w:szCs w:val="22"/>
                 <w:color w:val="000000"/>
               </w:rPr>
-              <w:t xml:space="preserve">1.24</w:t>
-            </w:r>
-          </w:p>
-        </w:tc>
-        <w:tc>
-          <w:tcPr>
-            <w:tcBorders>
-              <w:bottom w:val="none" w:sz="0" w:space="0" w:color="000000"/>
-              <w:top w:val="none" w:sz="0" w:space="0" w:color="000000"/>
-              <w:left w:val="none" w:sz="0" w:space="0" w:color="000000"/>
-              <w:right w:val="none" w:sz="0" w:space="0" w:color="000000"/>
-            </w:tcBorders>
-            <w:shd w:val="clear" w:color="auto" w:fill="FFFFFF"/>
-            <w:tcMar>
-              <w:top w:w="0" w:type="dxa"/>
-              <w:bottom w:w="0" w:type="dxa"/>
-              <w:left w:w="0" w:type="dxa"/>
-              <w:right w:w="0" w:type="dxa"/>
-            </w:tcMar>
-            <w:vAlign w:val="top"/>
-          </w:tcPr>
-          <w:p>
-            <w:pPr>
-              <w:pStyle w:val="Normal"/>
-              <w:jc w:val="center"/>
-              <w:pBdr>
-                <w:bottom w:val="none" w:sz="0" w:space="0" w:color="000000"/>
-                <w:top w:val="none" w:sz="0" w:space="0" w:color="000000"/>
-                <w:left w:val="none" w:sz="0" w:space="0" w:color="000000"/>
-                <w:right w:val="none" w:sz="0" w:space="0" w:color="000000"/>
-              </w:pBdr>
-              <w:spacing w:after="100" w:before="100" w:line="240"/>
-              <w:ind w:left="100" w:right="100" w:firstLine="0" w:firstLineChars="0"/>
-              <w:rPr>
-                <w:rFonts w:ascii="Helvetica" w:hAnsi="Helvetica" w:eastAsia="Helvetica" w:cs="Helvetica"/>
-                <w:i w:val="false"/>
-                <w:b w:val="false"/>
-                <w:u w:val="none"/>
-                <w:sz w:val="22"/>
-                <w:szCs w:val="22"/>
-                <w:color w:val="000000"/>
-              </w:rPr>
-            </w:pPr>
-            <w:r>
-              <w:rPr>
-                <w:rFonts w:ascii="Helvetica" w:hAnsi="Helvetica" w:eastAsia="Helvetica" w:cs="Helvetica"/>
-                <w:i w:val="false"/>
-                <w:b w:val="false"/>
-                <w:u w:val="none"/>
-                <w:sz w:val="22"/>
-                <w:szCs w:val="22"/>
-                <w:color w:val="000000"/>
-              </w:rPr>
-              <w:t xml:space="preserve">1.00, 1.55</w:t>
-            </w:r>
-          </w:p>
-        </w:tc>
-        <w:tc>
-          <w:tcPr>
-            <w:tcBorders>
-              <w:bottom w:val="none" w:sz="0" w:space="0" w:color="000000"/>
-              <w:top w:val="none" w:sz="0" w:space="0" w:color="000000"/>
-              <w:left w:val="none" w:sz="0" w:space="0" w:color="000000"/>
-              <w:right w:val="none" w:sz="0" w:space="0" w:color="000000"/>
-            </w:tcBorders>
-            <w:shd w:val="clear" w:color="auto" w:fill="FFFFFF"/>
-            <w:tcMar>
-              <w:top w:w="0" w:type="dxa"/>
-              <w:bottom w:w="0" w:type="dxa"/>
-              <w:left w:w="0" w:type="dxa"/>
-              <w:right w:w="0" w:type="dxa"/>
-            </w:tcMar>
-            <w:vAlign w:val="top"/>
-          </w:tcPr>
-          <w:p>
-            <w:pPr>
-              <w:pStyle w:val="Normal"/>
-              <w:jc w:val="center"/>
-              <w:pBdr>
-                <w:bottom w:val="none" w:sz="0" w:space="0" w:color="000000"/>
-                <w:top w:val="none" w:sz="0" w:space="0" w:color="000000"/>
-                <w:left w:val="none" w:sz="0" w:space="0" w:color="000000"/>
-                <w:right w:val="none" w:sz="0" w:space="0" w:color="000000"/>
-              </w:pBdr>
-              <w:spacing w:after="100" w:before="100" w:line="240"/>
-              <w:ind w:left="100" w:right="100" w:firstLine="0" w:firstLineChars="0"/>
-              <w:rPr>
-                <w:rFonts w:ascii="Helvetica" w:hAnsi="Helvetica" w:eastAsia="Helvetica" w:cs="Helvetica"/>
-                <w:i w:val="false"/>
-                <w:b w:val="false"/>
-                <w:u w:val="none"/>
-                <w:sz w:val="22"/>
-                <w:szCs w:val="22"/>
-                <w:color w:val="000000"/>
-              </w:rPr>
-            </w:pPr>
-            <w:r>
-              <w:rPr>
-                <w:rFonts w:ascii="Helvetica" w:hAnsi="Helvetica" w:eastAsia="Helvetica" w:cs="Helvetica"/>
-                <w:i w:val="false"/>
-                <w:b w:val="false"/>
-                <w:u w:val="none"/>
-                <w:sz w:val="22"/>
-                <w:szCs w:val="22"/>
-                <w:color w:val="000000"/>
-              </w:rPr>
-              <w:t xml:space="preserve">0.048</w:t>
+              <w:t xml:space="preserve">1.27</w:t>
+            </w:r>
+          </w:p>
+        </w:tc>
+        <w:tc>
+          <w:tcPr>
+            <w:tcBorders>
+              <w:bottom w:val="none" w:sz="0" w:space="0" w:color="000000"/>
+              <w:top w:val="none" w:sz="0" w:space="0" w:color="000000"/>
+              <w:left w:val="none" w:sz="0" w:space="0" w:color="000000"/>
+              <w:right w:val="none" w:sz="0" w:space="0" w:color="000000"/>
+            </w:tcBorders>
+            <w:shd w:val="clear" w:color="auto" w:fill="FFFFFF"/>
+            <w:tcMar>
+              <w:top w:w="0" w:type="dxa"/>
+              <w:bottom w:w="0" w:type="dxa"/>
+              <w:left w:w="0" w:type="dxa"/>
+              <w:right w:w="0" w:type="dxa"/>
+            </w:tcMar>
+            <w:vAlign w:val="top"/>
+          </w:tcPr>
+          <w:p>
+            <w:pPr>
+              <w:pStyle w:val="Normal"/>
+              <w:jc w:val="center"/>
+              <w:pBdr>
+                <w:bottom w:val="none" w:sz="0" w:space="0" w:color="000000"/>
+                <w:top w:val="none" w:sz="0" w:space="0" w:color="000000"/>
+                <w:left w:val="none" w:sz="0" w:space="0" w:color="000000"/>
+                <w:right w:val="none" w:sz="0" w:space="0" w:color="000000"/>
+              </w:pBdr>
+              <w:spacing w:after="100" w:before="100" w:line="240"/>
+              <w:ind w:left="100" w:right="100" w:firstLine="0" w:firstLineChars="0"/>
+              <w:rPr>
+                <w:rFonts w:ascii="Helvetica" w:hAnsi="Helvetica" w:eastAsia="Helvetica" w:cs="Helvetica"/>
+                <w:i w:val="false"/>
+                <w:b w:val="false"/>
+                <w:u w:val="none"/>
+                <w:sz w:val="22"/>
+                <w:szCs w:val="22"/>
+                <w:color w:val="000000"/>
+              </w:rPr>
+            </w:pPr>
+            <w:r>
+              <w:rPr>
+                <w:rFonts w:ascii="Helvetica" w:hAnsi="Helvetica" w:eastAsia="Helvetica" w:cs="Helvetica"/>
+                <w:i w:val="false"/>
+                <w:b w:val="false"/>
+                <w:u w:val="none"/>
+                <w:sz w:val="22"/>
+                <w:szCs w:val="22"/>
+                <w:color w:val="000000"/>
+              </w:rPr>
+              <w:t xml:space="preserve">1.02, 1.58</w:t>
+            </w:r>
+          </w:p>
+        </w:tc>
+        <w:tc>
+          <w:tcPr>
+            <w:tcBorders>
+              <w:bottom w:val="none" w:sz="0" w:space="0" w:color="000000"/>
+              <w:top w:val="none" w:sz="0" w:space="0" w:color="000000"/>
+              <w:left w:val="none" w:sz="0" w:space="0" w:color="000000"/>
+              <w:right w:val="none" w:sz="0" w:space="0" w:color="000000"/>
+            </w:tcBorders>
+            <w:shd w:val="clear" w:color="auto" w:fill="FFFFFF"/>
+            <w:tcMar>
+              <w:top w:w="0" w:type="dxa"/>
+              <w:bottom w:w="0" w:type="dxa"/>
+              <w:left w:w="0" w:type="dxa"/>
+              <w:right w:w="0" w:type="dxa"/>
+            </w:tcMar>
+            <w:vAlign w:val="top"/>
+          </w:tcPr>
+          <w:p>
+            <w:pPr>
+              <w:pStyle w:val="Normal"/>
+              <w:jc w:val="center"/>
+              <w:pBdr>
+                <w:bottom w:val="none" w:sz="0" w:space="0" w:color="000000"/>
+                <w:top w:val="none" w:sz="0" w:space="0" w:color="000000"/>
+                <w:left w:val="none" w:sz="0" w:space="0" w:color="000000"/>
+                <w:right w:val="none" w:sz="0" w:space="0" w:color="000000"/>
+              </w:pBdr>
+              <w:spacing w:after="100" w:before="100" w:line="240"/>
+              <w:ind w:left="100" w:right="100" w:firstLine="0" w:firstLineChars="0"/>
+              <w:rPr>
+                <w:rFonts w:ascii="Helvetica" w:hAnsi="Helvetica" w:eastAsia="Helvetica" w:cs="Helvetica"/>
+                <w:i w:val="false"/>
+                <w:b w:val="false"/>
+                <w:u w:val="none"/>
+                <w:sz w:val="22"/>
+                <w:szCs w:val="22"/>
+                <w:color w:val="000000"/>
+              </w:rPr>
+            </w:pPr>
+            <w:r>
+              <w:rPr>
+                <w:rFonts w:ascii="Helvetica" w:hAnsi="Helvetica" w:eastAsia="Helvetica" w:cs="Helvetica"/>
+                <w:i w:val="false"/>
+                <w:b w:val="false"/>
+                <w:u w:val="none"/>
+                <w:sz w:val="22"/>
+                <w:szCs w:val="22"/>
+                <w:color w:val="000000"/>
+              </w:rPr>
+              <w:t xml:space="preserve">0.031</w:t>
             </w:r>
           </w:p>
         </w:tc>
@@ -11517,60 +11517,60 @@
                 <w:szCs w:val="22"/>
                 <w:color w:val="000000"/>
               </w:rPr>
-              <w:t xml:space="preserve">1.51</w:t>
-            </w:r>
-          </w:p>
-        </w:tc>
-        <w:tc>
-          <w:tcPr>
-            <w:tcBorders>
-              <w:bottom w:val="none" w:sz="0" w:space="0" w:color="000000"/>
-              <w:top w:val="none" w:sz="0" w:space="0" w:color="000000"/>
-              <w:left w:val="none" w:sz="0" w:space="0" w:color="000000"/>
-              <w:right w:val="none" w:sz="0" w:space="0" w:color="000000"/>
-            </w:tcBorders>
-            <w:shd w:val="clear" w:color="auto" w:fill="FFFFFF"/>
-            <w:tcMar>
-              <w:top w:w="0" w:type="dxa"/>
-              <w:bottom w:w="0" w:type="dxa"/>
-              <w:left w:w="0" w:type="dxa"/>
-              <w:right w:w="0" w:type="dxa"/>
-            </w:tcMar>
-            <w:vAlign w:val="top"/>
-          </w:tcPr>
-          <w:p>
-            <w:pPr>
-              <w:pStyle w:val="Normal"/>
-              <w:jc w:val="center"/>
-              <w:pBdr>
-                <w:bottom w:val="none" w:sz="0" w:space="0" w:color="000000"/>
-                <w:top w:val="none" w:sz="0" w:space="0" w:color="000000"/>
-                <w:left w:val="none" w:sz="0" w:space="0" w:color="000000"/>
-                <w:right w:val="none" w:sz="0" w:space="0" w:color="000000"/>
-              </w:pBdr>
-              <w:spacing w:after="100" w:before="100" w:line="240"/>
-              <w:ind w:left="100" w:right="100" w:firstLine="0" w:firstLineChars="0"/>
-              <w:rPr>
-                <w:rFonts w:ascii="Helvetica" w:hAnsi="Helvetica" w:eastAsia="Helvetica" w:cs="Helvetica"/>
-                <w:i w:val="false"/>
-                <w:b w:val="false"/>
-                <w:u w:val="none"/>
-                <w:sz w:val="22"/>
-                <w:szCs w:val="22"/>
-                <w:color w:val="000000"/>
-              </w:rPr>
-            </w:pPr>
-            <w:r>
-              <w:rPr>
-                <w:rFonts w:ascii="Helvetica" w:hAnsi="Helvetica" w:eastAsia="Helvetica" w:cs="Helvetica"/>
-                <w:i w:val="false"/>
-                <w:b w:val="false"/>
-                <w:u w:val="none"/>
-                <w:sz w:val="22"/>
-                <w:szCs w:val="22"/>
-                <w:color w:val="000000"/>
-              </w:rPr>
-              <w:t xml:space="preserve">1.27, 1.81</w:t>
+              <w:t xml:space="preserve">1.49</w:t>
+            </w:r>
+          </w:p>
+        </w:tc>
+        <w:tc>
+          <w:tcPr>
+            <w:tcBorders>
+              <w:bottom w:val="none" w:sz="0" w:space="0" w:color="000000"/>
+              <w:top w:val="none" w:sz="0" w:space="0" w:color="000000"/>
+              <w:left w:val="none" w:sz="0" w:space="0" w:color="000000"/>
+              <w:right w:val="none" w:sz="0" w:space="0" w:color="000000"/>
+            </w:tcBorders>
+            <w:shd w:val="clear" w:color="auto" w:fill="FFFFFF"/>
+            <w:tcMar>
+              <w:top w:w="0" w:type="dxa"/>
+              <w:bottom w:w="0" w:type="dxa"/>
+              <w:left w:w="0" w:type="dxa"/>
+              <w:right w:w="0" w:type="dxa"/>
+            </w:tcMar>
+            <w:vAlign w:val="top"/>
+          </w:tcPr>
+          <w:p>
+            <w:pPr>
+              <w:pStyle w:val="Normal"/>
+              <w:jc w:val="center"/>
+              <w:pBdr>
+                <w:bottom w:val="none" w:sz="0" w:space="0" w:color="000000"/>
+                <w:top w:val="none" w:sz="0" w:space="0" w:color="000000"/>
+                <w:left w:val="none" w:sz="0" w:space="0" w:color="000000"/>
+                <w:right w:val="none" w:sz="0" w:space="0" w:color="000000"/>
+              </w:pBdr>
+              <w:spacing w:after="100" w:before="100" w:line="240"/>
+              <w:ind w:left="100" w:right="100" w:firstLine="0" w:firstLineChars="0"/>
+              <w:rPr>
+                <w:rFonts w:ascii="Helvetica" w:hAnsi="Helvetica" w:eastAsia="Helvetica" w:cs="Helvetica"/>
+                <w:i w:val="false"/>
+                <w:b w:val="false"/>
+                <w:u w:val="none"/>
+                <w:sz w:val="22"/>
+                <w:szCs w:val="22"/>
+                <w:color w:val="000000"/>
+              </w:rPr>
+            </w:pPr>
+            <w:r>
+              <w:rPr>
+                <w:rFonts w:ascii="Helvetica" w:hAnsi="Helvetica" w:eastAsia="Helvetica" w:cs="Helvetica"/>
+                <w:i w:val="false"/>
+                <w:b w:val="false"/>
+                <w:u w:val="none"/>
+                <w:sz w:val="22"/>
+                <w:szCs w:val="22"/>
+                <w:color w:val="000000"/>
+              </w:rPr>
+              <w:t xml:space="preserve">1.25, 1.78</w:t>
             </w:r>
           </w:p>
         </w:tc>
@@ -11729,60 +11729,60 @@
                 <w:szCs w:val="22"/>
                 <w:color w:val="000000"/>
               </w:rPr>
-              <w:t xml:space="preserve">2.15</w:t>
-            </w:r>
-          </w:p>
-        </w:tc>
-        <w:tc>
-          <w:tcPr>
-            <w:tcBorders>
-              <w:bottom w:val="none" w:sz="0" w:space="0" w:color="000000"/>
-              <w:top w:val="none" w:sz="0" w:space="0" w:color="000000"/>
-              <w:left w:val="none" w:sz="0" w:space="0" w:color="000000"/>
-              <w:right w:val="none" w:sz="0" w:space="0" w:color="000000"/>
-            </w:tcBorders>
-            <w:shd w:val="clear" w:color="auto" w:fill="FFFFFF"/>
-            <w:tcMar>
-              <w:top w:w="0" w:type="dxa"/>
-              <w:bottom w:w="0" w:type="dxa"/>
-              <w:left w:w="0" w:type="dxa"/>
-              <w:right w:w="0" w:type="dxa"/>
-            </w:tcMar>
-            <w:vAlign w:val="top"/>
-          </w:tcPr>
-          <w:p>
-            <w:pPr>
-              <w:pStyle w:val="Normal"/>
-              <w:jc w:val="center"/>
-              <w:pBdr>
-                <w:bottom w:val="none" w:sz="0" w:space="0" w:color="000000"/>
-                <w:top w:val="none" w:sz="0" w:space="0" w:color="000000"/>
-                <w:left w:val="none" w:sz="0" w:space="0" w:color="000000"/>
-                <w:right w:val="none" w:sz="0" w:space="0" w:color="000000"/>
-              </w:pBdr>
-              <w:spacing w:after="100" w:before="100" w:line="240"/>
-              <w:ind w:left="100" w:right="100" w:firstLine="0" w:firstLineChars="0"/>
-              <w:rPr>
-                <w:rFonts w:ascii="Helvetica" w:hAnsi="Helvetica" w:eastAsia="Helvetica" w:cs="Helvetica"/>
-                <w:i w:val="false"/>
-                <w:b w:val="false"/>
-                <w:u w:val="none"/>
-                <w:sz w:val="22"/>
-                <w:szCs w:val="22"/>
-                <w:color w:val="000000"/>
-              </w:rPr>
-            </w:pPr>
-            <w:r>
-              <w:rPr>
-                <w:rFonts w:ascii="Helvetica" w:hAnsi="Helvetica" w:eastAsia="Helvetica" w:cs="Helvetica"/>
-                <w:i w:val="false"/>
-                <w:b w:val="false"/>
-                <w:u w:val="none"/>
-                <w:sz w:val="22"/>
-                <w:szCs w:val="22"/>
-                <w:color w:val="000000"/>
-              </w:rPr>
-              <w:t xml:space="preserve">1.54, 3.00</w:t>
+              <w:t xml:space="preserve">2.13</w:t>
+            </w:r>
+          </w:p>
+        </w:tc>
+        <w:tc>
+          <w:tcPr>
+            <w:tcBorders>
+              <w:bottom w:val="none" w:sz="0" w:space="0" w:color="000000"/>
+              <w:top w:val="none" w:sz="0" w:space="0" w:color="000000"/>
+              <w:left w:val="none" w:sz="0" w:space="0" w:color="000000"/>
+              <w:right w:val="none" w:sz="0" w:space="0" w:color="000000"/>
+            </w:tcBorders>
+            <w:shd w:val="clear" w:color="auto" w:fill="FFFFFF"/>
+            <w:tcMar>
+              <w:top w:w="0" w:type="dxa"/>
+              <w:bottom w:w="0" w:type="dxa"/>
+              <w:left w:w="0" w:type="dxa"/>
+              <w:right w:w="0" w:type="dxa"/>
+            </w:tcMar>
+            <w:vAlign w:val="top"/>
+          </w:tcPr>
+          <w:p>
+            <w:pPr>
+              <w:pStyle w:val="Normal"/>
+              <w:jc w:val="center"/>
+              <w:pBdr>
+                <w:bottom w:val="none" w:sz="0" w:space="0" w:color="000000"/>
+                <w:top w:val="none" w:sz="0" w:space="0" w:color="000000"/>
+                <w:left w:val="none" w:sz="0" w:space="0" w:color="000000"/>
+                <w:right w:val="none" w:sz="0" w:space="0" w:color="000000"/>
+              </w:pBdr>
+              <w:spacing w:after="100" w:before="100" w:line="240"/>
+              <w:ind w:left="100" w:right="100" w:firstLine="0" w:firstLineChars="0"/>
+              <w:rPr>
+                <w:rFonts w:ascii="Helvetica" w:hAnsi="Helvetica" w:eastAsia="Helvetica" w:cs="Helvetica"/>
+                <w:i w:val="false"/>
+                <w:b w:val="false"/>
+                <w:u w:val="none"/>
+                <w:sz w:val="22"/>
+                <w:szCs w:val="22"/>
+                <w:color w:val="000000"/>
+              </w:rPr>
+            </w:pPr>
+            <w:r>
+              <w:rPr>
+                <w:rFonts w:ascii="Helvetica" w:hAnsi="Helvetica" w:eastAsia="Helvetica" w:cs="Helvetica"/>
+                <w:i w:val="false"/>
+                <w:b w:val="false"/>
+                <w:u w:val="none"/>
+                <w:sz w:val="22"/>
+                <w:szCs w:val="22"/>
+                <w:color w:val="000000"/>
+              </w:rPr>
+              <w:t xml:space="preserve">1.53, 2.98</w:t>
             </w:r>
           </w:p>
         </w:tc>
@@ -12966,113 +12966,113 @@
                 <w:szCs w:val="22"/>
                 <w:color w:val="000000"/>
               </w:rPr>
-              <w:t xml:space="preserve">0.76</w:t>
-            </w:r>
-          </w:p>
-        </w:tc>
-        <w:tc>
-          <w:tcPr>
-            <w:tcBorders>
-              <w:bottom w:val="none" w:sz="0" w:space="0" w:color="000000"/>
-              <w:top w:val="none" w:sz="0" w:space="0" w:color="000000"/>
-              <w:left w:val="none" w:sz="0" w:space="0" w:color="000000"/>
-              <w:right w:val="none" w:sz="0" w:space="0" w:color="000000"/>
-            </w:tcBorders>
-            <w:shd w:val="clear" w:color="auto" w:fill="FFFFFF"/>
-            <w:tcMar>
-              <w:top w:w="0" w:type="dxa"/>
-              <w:bottom w:w="0" w:type="dxa"/>
-              <w:left w:w="0" w:type="dxa"/>
-              <w:right w:w="0" w:type="dxa"/>
-            </w:tcMar>
-            <w:vAlign w:val="top"/>
-          </w:tcPr>
-          <w:p>
-            <w:pPr>
-              <w:pStyle w:val="Normal"/>
-              <w:jc w:val="center"/>
-              <w:pBdr>
-                <w:bottom w:val="none" w:sz="0" w:space="0" w:color="000000"/>
-                <w:top w:val="none" w:sz="0" w:space="0" w:color="000000"/>
-                <w:left w:val="none" w:sz="0" w:space="0" w:color="000000"/>
-                <w:right w:val="none" w:sz="0" w:space="0" w:color="000000"/>
-              </w:pBdr>
-              <w:spacing w:after="100" w:before="100" w:line="240"/>
-              <w:ind w:left="100" w:right="100" w:firstLine="0" w:firstLineChars="0"/>
-              <w:rPr>
-                <w:rFonts w:ascii="Helvetica" w:hAnsi="Helvetica" w:eastAsia="Helvetica" w:cs="Helvetica"/>
-                <w:i w:val="false"/>
-                <w:b w:val="false"/>
-                <w:u w:val="none"/>
-                <w:sz w:val="22"/>
-                <w:szCs w:val="22"/>
-                <w:color w:val="000000"/>
-              </w:rPr>
-            </w:pPr>
-            <w:r>
-              <w:rPr>
-                <w:rFonts w:ascii="Helvetica" w:hAnsi="Helvetica" w:eastAsia="Helvetica" w:cs="Helvetica"/>
-                <w:i w:val="false"/>
-                <w:b w:val="false"/>
-                <w:u w:val="none"/>
-                <w:sz w:val="22"/>
-                <w:szCs w:val="22"/>
-                <w:color w:val="000000"/>
-              </w:rPr>
-              <w:t xml:space="preserve">0.63, 0.90</w:t>
-            </w:r>
-          </w:p>
-        </w:tc>
-        <w:tc>
-          <w:tcPr>
-            <w:tcBorders>
-              <w:bottom w:val="none" w:sz="0" w:space="0" w:color="000000"/>
-              <w:top w:val="none" w:sz="0" w:space="0" w:color="000000"/>
-              <w:left w:val="none" w:sz="0" w:space="0" w:color="000000"/>
-              <w:right w:val="none" w:sz="0" w:space="0" w:color="000000"/>
-            </w:tcBorders>
-            <w:shd w:val="clear" w:color="auto" w:fill="FFFFFF"/>
-            <w:tcMar>
-              <w:top w:w="0" w:type="dxa"/>
-              <w:bottom w:w="0" w:type="dxa"/>
-              <w:left w:w="0" w:type="dxa"/>
-              <w:right w:w="0" w:type="dxa"/>
-            </w:tcMar>
-            <w:vAlign w:val="top"/>
-          </w:tcPr>
-          <w:p>
-            <w:pPr>
-              <w:pStyle w:val="Normal"/>
-              <w:jc w:val="center"/>
-              <w:pBdr>
-                <w:bottom w:val="none" w:sz="0" w:space="0" w:color="000000"/>
-                <w:top w:val="none" w:sz="0" w:space="0" w:color="000000"/>
-                <w:left w:val="none" w:sz="0" w:space="0" w:color="000000"/>
-                <w:right w:val="none" w:sz="0" w:space="0" w:color="000000"/>
-              </w:pBdr>
-              <w:spacing w:after="100" w:before="100" w:line="240"/>
-              <w:ind w:left="100" w:right="100" w:firstLine="0" w:firstLineChars="0"/>
-              <w:rPr>
-                <w:rFonts w:ascii="Helvetica" w:hAnsi="Helvetica" w:eastAsia="Helvetica" w:cs="Helvetica"/>
-                <w:i w:val="false"/>
-                <w:b w:val="false"/>
-                <w:u w:val="none"/>
-                <w:sz w:val="22"/>
-                <w:szCs w:val="22"/>
-                <w:color w:val="000000"/>
-              </w:rPr>
-            </w:pPr>
-            <w:r>
-              <w:rPr>
-                <w:rFonts w:ascii="Helvetica" w:hAnsi="Helvetica" w:eastAsia="Helvetica" w:cs="Helvetica"/>
-                <w:i w:val="false"/>
-                <w:b w:val="false"/>
-                <w:u w:val="none"/>
-                <w:sz w:val="22"/>
-                <w:szCs w:val="22"/>
-                <w:color w:val="000000"/>
-              </w:rPr>
-              <w:t xml:space="preserve">0.002</w:t>
+              <w:t xml:space="preserve">0.77</w:t>
+            </w:r>
+          </w:p>
+        </w:tc>
+        <w:tc>
+          <w:tcPr>
+            <w:tcBorders>
+              <w:bottom w:val="none" w:sz="0" w:space="0" w:color="000000"/>
+              <w:top w:val="none" w:sz="0" w:space="0" w:color="000000"/>
+              <w:left w:val="none" w:sz="0" w:space="0" w:color="000000"/>
+              <w:right w:val="none" w:sz="0" w:space="0" w:color="000000"/>
+            </w:tcBorders>
+            <w:shd w:val="clear" w:color="auto" w:fill="FFFFFF"/>
+            <w:tcMar>
+              <w:top w:w="0" w:type="dxa"/>
+              <w:bottom w:w="0" w:type="dxa"/>
+              <w:left w:w="0" w:type="dxa"/>
+              <w:right w:w="0" w:type="dxa"/>
+            </w:tcMar>
+            <w:vAlign w:val="top"/>
+          </w:tcPr>
+          <w:p>
+            <w:pPr>
+              <w:pStyle w:val="Normal"/>
+              <w:jc w:val="center"/>
+              <w:pBdr>
+                <w:bottom w:val="none" w:sz="0" w:space="0" w:color="000000"/>
+                <w:top w:val="none" w:sz="0" w:space="0" w:color="000000"/>
+                <w:left w:val="none" w:sz="0" w:space="0" w:color="000000"/>
+                <w:right w:val="none" w:sz="0" w:space="0" w:color="000000"/>
+              </w:pBdr>
+              <w:spacing w:after="100" w:before="100" w:line="240"/>
+              <w:ind w:left="100" w:right="100" w:firstLine="0" w:firstLineChars="0"/>
+              <w:rPr>
+                <w:rFonts w:ascii="Helvetica" w:hAnsi="Helvetica" w:eastAsia="Helvetica" w:cs="Helvetica"/>
+                <w:i w:val="false"/>
+                <w:b w:val="false"/>
+                <w:u w:val="none"/>
+                <w:sz w:val="22"/>
+                <w:szCs w:val="22"/>
+                <w:color w:val="000000"/>
+              </w:rPr>
+            </w:pPr>
+            <w:r>
+              <w:rPr>
+                <w:rFonts w:ascii="Helvetica" w:hAnsi="Helvetica" w:eastAsia="Helvetica" w:cs="Helvetica"/>
+                <w:i w:val="false"/>
+                <w:b w:val="false"/>
+                <w:u w:val="none"/>
+                <w:sz w:val="22"/>
+                <w:szCs w:val="22"/>
+                <w:color w:val="000000"/>
+              </w:rPr>
+              <w:t xml:space="preserve">0.64, 0.91</w:t>
+            </w:r>
+          </w:p>
+        </w:tc>
+        <w:tc>
+          <w:tcPr>
+            <w:tcBorders>
+              <w:bottom w:val="none" w:sz="0" w:space="0" w:color="000000"/>
+              <w:top w:val="none" w:sz="0" w:space="0" w:color="000000"/>
+              <w:left w:val="none" w:sz="0" w:space="0" w:color="000000"/>
+              <w:right w:val="none" w:sz="0" w:space="0" w:color="000000"/>
+            </w:tcBorders>
+            <w:shd w:val="clear" w:color="auto" w:fill="FFFFFF"/>
+            <w:tcMar>
+              <w:top w:w="0" w:type="dxa"/>
+              <w:bottom w:w="0" w:type="dxa"/>
+              <w:left w:w="0" w:type="dxa"/>
+              <w:right w:w="0" w:type="dxa"/>
+            </w:tcMar>
+            <w:vAlign w:val="top"/>
+          </w:tcPr>
+          <w:p>
+            <w:pPr>
+              <w:pStyle w:val="Normal"/>
+              <w:jc w:val="center"/>
+              <w:pBdr>
+                <w:bottom w:val="none" w:sz="0" w:space="0" w:color="000000"/>
+                <w:top w:val="none" w:sz="0" w:space="0" w:color="000000"/>
+                <w:left w:val="none" w:sz="0" w:space="0" w:color="000000"/>
+                <w:right w:val="none" w:sz="0" w:space="0" w:color="000000"/>
+              </w:pBdr>
+              <w:spacing w:after="100" w:before="100" w:line="240"/>
+              <w:ind w:left="100" w:right="100" w:firstLine="0" w:firstLineChars="0"/>
+              <w:rPr>
+                <w:rFonts w:ascii="Helvetica" w:hAnsi="Helvetica" w:eastAsia="Helvetica" w:cs="Helvetica"/>
+                <w:i w:val="false"/>
+                <w:b w:val="false"/>
+                <w:u w:val="none"/>
+                <w:sz w:val="22"/>
+                <w:szCs w:val="22"/>
+                <w:color w:val="000000"/>
+              </w:rPr>
+            </w:pPr>
+            <w:r>
+              <w:rPr>
+                <w:rFonts w:ascii="Helvetica" w:hAnsi="Helvetica" w:eastAsia="Helvetica" w:cs="Helvetica"/>
+                <w:i w:val="false"/>
+                <w:b w:val="false"/>
+                <w:u w:val="none"/>
+                <w:sz w:val="22"/>
+                <w:szCs w:val="22"/>
+                <w:color w:val="000000"/>
+              </w:rPr>
+              <w:t xml:space="preserve">0.003</w:t>
             </w:r>
           </w:p>
         </w:tc>
@@ -13178,113 +13178,113 @@
                 <w:szCs w:val="22"/>
                 <w:color w:val="000000"/>
               </w:rPr>
-              <w:t xml:space="preserve">1.05</w:t>
-            </w:r>
-          </w:p>
-        </w:tc>
-        <w:tc>
-          <w:tcPr>
-            <w:tcBorders>
-              <w:bottom w:val="none" w:sz="0" w:space="0" w:color="000000"/>
-              <w:top w:val="none" w:sz="0" w:space="0" w:color="000000"/>
-              <w:left w:val="none" w:sz="0" w:space="0" w:color="000000"/>
-              <w:right w:val="none" w:sz="0" w:space="0" w:color="000000"/>
-            </w:tcBorders>
-            <w:shd w:val="clear" w:color="auto" w:fill="FFFFFF"/>
-            <w:tcMar>
-              <w:top w:w="0" w:type="dxa"/>
-              <w:bottom w:w="0" w:type="dxa"/>
-              <w:left w:w="0" w:type="dxa"/>
-              <w:right w:w="0" w:type="dxa"/>
-            </w:tcMar>
-            <w:vAlign w:val="top"/>
-          </w:tcPr>
-          <w:p>
-            <w:pPr>
-              <w:pStyle w:val="Normal"/>
-              <w:jc w:val="center"/>
-              <w:pBdr>
-                <w:bottom w:val="none" w:sz="0" w:space="0" w:color="000000"/>
-                <w:top w:val="none" w:sz="0" w:space="0" w:color="000000"/>
-                <w:left w:val="none" w:sz="0" w:space="0" w:color="000000"/>
-                <w:right w:val="none" w:sz="0" w:space="0" w:color="000000"/>
-              </w:pBdr>
-              <w:spacing w:after="100" w:before="100" w:line="240"/>
-              <w:ind w:left="100" w:right="100" w:firstLine="0" w:firstLineChars="0"/>
-              <w:rPr>
-                <w:rFonts w:ascii="Helvetica" w:hAnsi="Helvetica" w:eastAsia="Helvetica" w:cs="Helvetica"/>
-                <w:i w:val="false"/>
-                <w:b w:val="false"/>
-                <w:u w:val="none"/>
-                <w:sz w:val="22"/>
-                <w:szCs w:val="22"/>
-                <w:color w:val="000000"/>
-              </w:rPr>
-            </w:pPr>
-            <w:r>
-              <w:rPr>
-                <w:rFonts w:ascii="Helvetica" w:hAnsi="Helvetica" w:eastAsia="Helvetica" w:cs="Helvetica"/>
-                <w:i w:val="false"/>
-                <w:b w:val="false"/>
-                <w:u w:val="none"/>
-                <w:sz w:val="22"/>
-                <w:szCs w:val="22"/>
-                <w:color w:val="000000"/>
-              </w:rPr>
-              <w:t xml:space="preserve">0.79, 1.40</w:t>
-            </w:r>
-          </w:p>
-        </w:tc>
-        <w:tc>
-          <w:tcPr>
-            <w:tcBorders>
-              <w:bottom w:val="none" w:sz="0" w:space="0" w:color="000000"/>
-              <w:top w:val="none" w:sz="0" w:space="0" w:color="000000"/>
-              <w:left w:val="none" w:sz="0" w:space="0" w:color="000000"/>
-              <w:right w:val="none" w:sz="0" w:space="0" w:color="000000"/>
-            </w:tcBorders>
-            <w:shd w:val="clear" w:color="auto" w:fill="FFFFFF"/>
-            <w:tcMar>
-              <w:top w:w="0" w:type="dxa"/>
-              <w:bottom w:w="0" w:type="dxa"/>
-              <w:left w:w="0" w:type="dxa"/>
-              <w:right w:w="0" w:type="dxa"/>
-            </w:tcMar>
-            <w:vAlign w:val="top"/>
-          </w:tcPr>
-          <w:p>
-            <w:pPr>
-              <w:pStyle w:val="Normal"/>
-              <w:jc w:val="center"/>
-              <w:pBdr>
-                <w:bottom w:val="none" w:sz="0" w:space="0" w:color="000000"/>
-                <w:top w:val="none" w:sz="0" w:space="0" w:color="000000"/>
-                <w:left w:val="none" w:sz="0" w:space="0" w:color="000000"/>
-                <w:right w:val="none" w:sz="0" w:space="0" w:color="000000"/>
-              </w:pBdr>
-              <w:spacing w:after="100" w:before="100" w:line="240"/>
-              <w:ind w:left="100" w:right="100" w:firstLine="0" w:firstLineChars="0"/>
-              <w:rPr>
-                <w:rFonts w:ascii="Helvetica" w:hAnsi="Helvetica" w:eastAsia="Helvetica" w:cs="Helvetica"/>
-                <w:i w:val="false"/>
-                <w:b w:val="false"/>
-                <w:u w:val="none"/>
-                <w:sz w:val="22"/>
-                <w:szCs w:val="22"/>
-                <w:color w:val="000000"/>
-              </w:rPr>
-            </w:pPr>
-            <w:r>
-              <w:rPr>
-                <w:rFonts w:ascii="Helvetica" w:hAnsi="Helvetica" w:eastAsia="Helvetica" w:cs="Helvetica"/>
-                <w:i w:val="false"/>
-                <w:b w:val="false"/>
-                <w:u w:val="none"/>
-                <w:sz w:val="22"/>
-                <w:szCs w:val="22"/>
-                <w:color w:val="000000"/>
-              </w:rPr>
-              <w:t xml:space="preserve">0.740</w:t>
+              <w:t xml:space="preserve">1.06</w:t>
+            </w:r>
+          </w:p>
+        </w:tc>
+        <w:tc>
+          <w:tcPr>
+            <w:tcBorders>
+              <w:bottom w:val="none" w:sz="0" w:space="0" w:color="000000"/>
+              <w:top w:val="none" w:sz="0" w:space="0" w:color="000000"/>
+              <w:left w:val="none" w:sz="0" w:space="0" w:color="000000"/>
+              <w:right w:val="none" w:sz="0" w:space="0" w:color="000000"/>
+            </w:tcBorders>
+            <w:shd w:val="clear" w:color="auto" w:fill="FFFFFF"/>
+            <w:tcMar>
+              <w:top w:w="0" w:type="dxa"/>
+              <w:bottom w:w="0" w:type="dxa"/>
+              <w:left w:w="0" w:type="dxa"/>
+              <w:right w:w="0" w:type="dxa"/>
+            </w:tcMar>
+            <w:vAlign w:val="top"/>
+          </w:tcPr>
+          <w:p>
+            <w:pPr>
+              <w:pStyle w:val="Normal"/>
+              <w:jc w:val="center"/>
+              <w:pBdr>
+                <w:bottom w:val="none" w:sz="0" w:space="0" w:color="000000"/>
+                <w:top w:val="none" w:sz="0" w:space="0" w:color="000000"/>
+                <w:left w:val="none" w:sz="0" w:space="0" w:color="000000"/>
+                <w:right w:val="none" w:sz="0" w:space="0" w:color="000000"/>
+              </w:pBdr>
+              <w:spacing w:after="100" w:before="100" w:line="240"/>
+              <w:ind w:left="100" w:right="100" w:firstLine="0" w:firstLineChars="0"/>
+              <w:rPr>
+                <w:rFonts w:ascii="Helvetica" w:hAnsi="Helvetica" w:eastAsia="Helvetica" w:cs="Helvetica"/>
+                <w:i w:val="false"/>
+                <w:b w:val="false"/>
+                <w:u w:val="none"/>
+                <w:sz w:val="22"/>
+                <w:szCs w:val="22"/>
+                <w:color w:val="000000"/>
+              </w:rPr>
+            </w:pPr>
+            <w:r>
+              <w:rPr>
+                <w:rFonts w:ascii="Helvetica" w:hAnsi="Helvetica" w:eastAsia="Helvetica" w:cs="Helvetica"/>
+                <w:i w:val="false"/>
+                <w:b w:val="false"/>
+                <w:u w:val="none"/>
+                <w:sz w:val="22"/>
+                <w:szCs w:val="22"/>
+                <w:color w:val="000000"/>
+              </w:rPr>
+              <w:t xml:space="preserve">0.80, 1.42</w:t>
+            </w:r>
+          </w:p>
+        </w:tc>
+        <w:tc>
+          <w:tcPr>
+            <w:tcBorders>
+              <w:bottom w:val="none" w:sz="0" w:space="0" w:color="000000"/>
+              <w:top w:val="none" w:sz="0" w:space="0" w:color="000000"/>
+              <w:left w:val="none" w:sz="0" w:space="0" w:color="000000"/>
+              <w:right w:val="none" w:sz="0" w:space="0" w:color="000000"/>
+            </w:tcBorders>
+            <w:shd w:val="clear" w:color="auto" w:fill="FFFFFF"/>
+            <w:tcMar>
+              <w:top w:w="0" w:type="dxa"/>
+              <w:bottom w:w="0" w:type="dxa"/>
+              <w:left w:w="0" w:type="dxa"/>
+              <w:right w:w="0" w:type="dxa"/>
+            </w:tcMar>
+            <w:vAlign w:val="top"/>
+          </w:tcPr>
+          <w:p>
+            <w:pPr>
+              <w:pStyle w:val="Normal"/>
+              <w:jc w:val="center"/>
+              <w:pBdr>
+                <w:bottom w:val="none" w:sz="0" w:space="0" w:color="000000"/>
+                <w:top w:val="none" w:sz="0" w:space="0" w:color="000000"/>
+                <w:left w:val="none" w:sz="0" w:space="0" w:color="000000"/>
+                <w:right w:val="none" w:sz="0" w:space="0" w:color="000000"/>
+              </w:pBdr>
+              <w:spacing w:after="100" w:before="100" w:line="240"/>
+              <w:ind w:left="100" w:right="100" w:firstLine="0" w:firstLineChars="0"/>
+              <w:rPr>
+                <w:rFonts w:ascii="Helvetica" w:hAnsi="Helvetica" w:eastAsia="Helvetica" w:cs="Helvetica"/>
+                <w:i w:val="false"/>
+                <w:b w:val="false"/>
+                <w:u w:val="none"/>
+                <w:sz w:val="22"/>
+                <w:szCs w:val="22"/>
+                <w:color w:val="000000"/>
+              </w:rPr>
+            </w:pPr>
+            <w:r>
+              <w:rPr>
+                <w:rFonts w:ascii="Helvetica" w:hAnsi="Helvetica" w:eastAsia="Helvetica" w:cs="Helvetica"/>
+                <w:i w:val="false"/>
+                <w:b w:val="false"/>
+                <w:u w:val="none"/>
+                <w:sz w:val="22"/>
+                <w:szCs w:val="22"/>
+                <w:color w:val="000000"/>
+              </w:rPr>
+              <w:t xml:space="preserve">0.680</w:t>
             </w:r>
           </w:p>
         </w:tc>
@@ -13555,7 +13555,7 @@
                 <w:szCs w:val="22"/>
                 <w:color w:val="000000"/>
               </w:rPr>
-              <w:t xml:space="preserve">0.048</w:t>
+              <w:t xml:space="preserve">0.055</w:t>
             </w:r>
           </w:p>
         </w:tc>
@@ -13767,7 +13767,7 @@
                 <w:szCs w:val="22"/>
                 <w:color w:val="000000"/>
               </w:rPr>
-              <w:t xml:space="preserve">0.990</w:t>
+              <w:t xml:space="preserve">&gt;0.999</w:t>
             </w:r>
           </w:p>
         </w:tc>
@@ -13985,60 +13985,60 @@
                 <w:szCs w:val="22"/>
                 <w:color w:val="000000"/>
               </w:rPr>
-              <w:t xml:space="preserve">0.54, 0.90</w:t>
-            </w:r>
-          </w:p>
-        </w:tc>
-        <w:tc>
-          <w:tcPr>
-            <w:tcBorders>
-              <w:bottom w:val="none" w:sz="0" w:space="0" w:color="000000"/>
-              <w:top w:val="none" w:sz="0" w:space="0" w:color="000000"/>
-              <w:left w:val="none" w:sz="0" w:space="0" w:color="000000"/>
-              <w:right w:val="none" w:sz="0" w:space="0" w:color="000000"/>
-            </w:tcBorders>
-            <w:shd w:val="clear" w:color="auto" w:fill="FFFFFF"/>
-            <w:tcMar>
-              <w:top w:w="0" w:type="dxa"/>
-              <w:bottom w:w="0" w:type="dxa"/>
-              <w:left w:w="0" w:type="dxa"/>
-              <w:right w:w="0" w:type="dxa"/>
-            </w:tcMar>
-            <w:vAlign w:val="top"/>
-          </w:tcPr>
-          <w:p>
-            <w:pPr>
-              <w:pStyle w:val="Normal"/>
-              <w:jc w:val="center"/>
-              <w:pBdr>
-                <w:bottom w:val="none" w:sz="0" w:space="0" w:color="000000"/>
-                <w:top w:val="none" w:sz="0" w:space="0" w:color="000000"/>
-                <w:left w:val="none" w:sz="0" w:space="0" w:color="000000"/>
-                <w:right w:val="none" w:sz="0" w:space="0" w:color="000000"/>
-              </w:pBdr>
-              <w:spacing w:after="100" w:before="100" w:line="240"/>
-              <w:ind w:left="100" w:right="100" w:firstLine="0" w:firstLineChars="0"/>
-              <w:rPr>
-                <w:rFonts w:ascii="Helvetica" w:hAnsi="Helvetica" w:eastAsia="Helvetica" w:cs="Helvetica"/>
-                <w:i w:val="false"/>
-                <w:b w:val="false"/>
-                <w:u w:val="none"/>
-                <w:sz w:val="22"/>
-                <w:szCs w:val="22"/>
-                <w:color w:val="000000"/>
-              </w:rPr>
-            </w:pPr>
-            <w:r>
-              <w:rPr>
-                <w:rFonts w:ascii="Helvetica" w:hAnsi="Helvetica" w:eastAsia="Helvetica" w:cs="Helvetica"/>
-                <w:i w:val="false"/>
-                <w:b w:val="false"/>
-                <w:u w:val="none"/>
-                <w:sz w:val="22"/>
-                <w:szCs w:val="22"/>
-                <w:color w:val="000000"/>
-              </w:rPr>
-              <w:t xml:space="preserve">0.005</w:t>
+              <w:t xml:space="preserve">0.55, 0.91</w:t>
+            </w:r>
+          </w:p>
+        </w:tc>
+        <w:tc>
+          <w:tcPr>
+            <w:tcBorders>
+              <w:bottom w:val="none" w:sz="0" w:space="0" w:color="000000"/>
+              <w:top w:val="none" w:sz="0" w:space="0" w:color="000000"/>
+              <w:left w:val="none" w:sz="0" w:space="0" w:color="000000"/>
+              <w:right w:val="none" w:sz="0" w:space="0" w:color="000000"/>
+            </w:tcBorders>
+            <w:shd w:val="clear" w:color="auto" w:fill="FFFFFF"/>
+            <w:tcMar>
+              <w:top w:w="0" w:type="dxa"/>
+              <w:bottom w:w="0" w:type="dxa"/>
+              <w:left w:w="0" w:type="dxa"/>
+              <w:right w:w="0" w:type="dxa"/>
+            </w:tcMar>
+            <w:vAlign w:val="top"/>
+          </w:tcPr>
+          <w:p>
+            <w:pPr>
+              <w:pStyle w:val="Normal"/>
+              <w:jc w:val="center"/>
+              <w:pBdr>
+                <w:bottom w:val="none" w:sz="0" w:space="0" w:color="000000"/>
+                <w:top w:val="none" w:sz="0" w:space="0" w:color="000000"/>
+                <w:left w:val="none" w:sz="0" w:space="0" w:color="000000"/>
+                <w:right w:val="none" w:sz="0" w:space="0" w:color="000000"/>
+              </w:pBdr>
+              <w:spacing w:after="100" w:before="100" w:line="240"/>
+              <w:ind w:left="100" w:right="100" w:firstLine="0" w:firstLineChars="0"/>
+              <w:rPr>
+                <w:rFonts w:ascii="Helvetica" w:hAnsi="Helvetica" w:eastAsia="Helvetica" w:cs="Helvetica"/>
+                <w:i w:val="false"/>
+                <w:b w:val="false"/>
+                <w:u w:val="none"/>
+                <w:sz w:val="22"/>
+                <w:szCs w:val="22"/>
+                <w:color w:val="000000"/>
+              </w:rPr>
+            </w:pPr>
+            <w:r>
+              <w:rPr>
+                <w:rFonts w:ascii="Helvetica" w:hAnsi="Helvetica" w:eastAsia="Helvetica" w:cs="Helvetica"/>
+                <w:i w:val="false"/>
+                <w:b w:val="false"/>
+                <w:u w:val="none"/>
+                <w:sz w:val="22"/>
+                <w:szCs w:val="22"/>
+                <w:color w:val="000000"/>
+              </w:rPr>
+              <w:t xml:space="preserve">0.007</w:t>
             </w:r>
           </w:p>
         </w:tc>
@@ -14144,113 +14144,113 @@
                 <w:szCs w:val="22"/>
                 <w:color w:val="000000"/>
               </w:rPr>
-              <w:t xml:space="preserve">0.58</w:t>
-            </w:r>
-          </w:p>
-        </w:tc>
-        <w:tc>
-          <w:tcPr>
-            <w:tcBorders>
-              <w:bottom w:val="none" w:sz="0" w:space="0" w:color="000000"/>
-              <w:top w:val="none" w:sz="0" w:space="0" w:color="000000"/>
-              <w:left w:val="none" w:sz="0" w:space="0" w:color="000000"/>
-              <w:right w:val="none" w:sz="0" w:space="0" w:color="000000"/>
-            </w:tcBorders>
-            <w:shd w:val="clear" w:color="auto" w:fill="FFFFFF"/>
-            <w:tcMar>
-              <w:top w:w="0" w:type="dxa"/>
-              <w:bottom w:w="0" w:type="dxa"/>
-              <w:left w:w="0" w:type="dxa"/>
-              <w:right w:w="0" w:type="dxa"/>
-            </w:tcMar>
-            <w:vAlign w:val="top"/>
-          </w:tcPr>
-          <w:p>
-            <w:pPr>
-              <w:pStyle w:val="Normal"/>
-              <w:jc w:val="center"/>
-              <w:pBdr>
-                <w:bottom w:val="none" w:sz="0" w:space="0" w:color="000000"/>
-                <w:top w:val="none" w:sz="0" w:space="0" w:color="000000"/>
-                <w:left w:val="none" w:sz="0" w:space="0" w:color="000000"/>
-                <w:right w:val="none" w:sz="0" w:space="0" w:color="000000"/>
-              </w:pBdr>
-              <w:spacing w:after="100" w:before="100" w:line="240"/>
-              <w:ind w:left="100" w:right="100" w:firstLine="0" w:firstLineChars="0"/>
-              <w:rPr>
-                <w:rFonts w:ascii="Helvetica" w:hAnsi="Helvetica" w:eastAsia="Helvetica" w:cs="Helvetica"/>
-                <w:i w:val="false"/>
-                <w:b w:val="false"/>
-                <w:u w:val="none"/>
-                <w:sz w:val="22"/>
-                <w:szCs w:val="22"/>
-                <w:color w:val="000000"/>
-              </w:rPr>
-            </w:pPr>
-            <w:r>
-              <w:rPr>
-                <w:rFonts w:ascii="Helvetica" w:hAnsi="Helvetica" w:eastAsia="Helvetica" w:cs="Helvetica"/>
-                <w:i w:val="false"/>
-                <w:b w:val="false"/>
-                <w:u w:val="none"/>
-                <w:sz w:val="22"/>
-                <w:szCs w:val="22"/>
-                <w:color w:val="000000"/>
-              </w:rPr>
-              <w:t xml:space="preserve">0.37, 0.91</w:t>
-            </w:r>
-          </w:p>
-        </w:tc>
-        <w:tc>
-          <w:tcPr>
-            <w:tcBorders>
-              <w:bottom w:val="none" w:sz="0" w:space="0" w:color="000000"/>
-              <w:top w:val="none" w:sz="0" w:space="0" w:color="000000"/>
-              <w:left w:val="none" w:sz="0" w:space="0" w:color="000000"/>
-              <w:right w:val="none" w:sz="0" w:space="0" w:color="000000"/>
-            </w:tcBorders>
-            <w:shd w:val="clear" w:color="auto" w:fill="FFFFFF"/>
-            <w:tcMar>
-              <w:top w:w="0" w:type="dxa"/>
-              <w:bottom w:w="0" w:type="dxa"/>
-              <w:left w:w="0" w:type="dxa"/>
-              <w:right w:w="0" w:type="dxa"/>
-            </w:tcMar>
-            <w:vAlign w:val="top"/>
-          </w:tcPr>
-          <w:p>
-            <w:pPr>
-              <w:pStyle w:val="Normal"/>
-              <w:jc w:val="center"/>
-              <w:pBdr>
-                <w:bottom w:val="none" w:sz="0" w:space="0" w:color="000000"/>
-                <w:top w:val="none" w:sz="0" w:space="0" w:color="000000"/>
-                <w:left w:val="none" w:sz="0" w:space="0" w:color="000000"/>
-                <w:right w:val="none" w:sz="0" w:space="0" w:color="000000"/>
-              </w:pBdr>
-              <w:spacing w:after="100" w:before="100" w:line="240"/>
-              <w:ind w:left="100" w:right="100" w:firstLine="0" w:firstLineChars="0"/>
-              <w:rPr>
-                <w:rFonts w:ascii="Helvetica" w:hAnsi="Helvetica" w:eastAsia="Helvetica" w:cs="Helvetica"/>
-                <w:i w:val="false"/>
-                <w:b w:val="false"/>
-                <w:u w:val="none"/>
-                <w:sz w:val="22"/>
-                <w:szCs w:val="22"/>
-                <w:color w:val="000000"/>
-              </w:rPr>
-            </w:pPr>
-            <w:r>
-              <w:rPr>
-                <w:rFonts w:ascii="Helvetica" w:hAnsi="Helvetica" w:eastAsia="Helvetica" w:cs="Helvetica"/>
-                <w:i w:val="false"/>
-                <w:b w:val="false"/>
-                <w:u w:val="none"/>
-                <w:sz w:val="22"/>
-                <w:szCs w:val="22"/>
-                <w:color w:val="000000"/>
-              </w:rPr>
-              <w:t xml:space="preserve">0.017</w:t>
+              <w:t xml:space="preserve">0.59</w:t>
+            </w:r>
+          </w:p>
+        </w:tc>
+        <w:tc>
+          <w:tcPr>
+            <w:tcBorders>
+              <w:bottom w:val="none" w:sz="0" w:space="0" w:color="000000"/>
+              <w:top w:val="none" w:sz="0" w:space="0" w:color="000000"/>
+              <w:left w:val="none" w:sz="0" w:space="0" w:color="000000"/>
+              <w:right w:val="none" w:sz="0" w:space="0" w:color="000000"/>
+            </w:tcBorders>
+            <w:shd w:val="clear" w:color="auto" w:fill="FFFFFF"/>
+            <w:tcMar>
+              <w:top w:w="0" w:type="dxa"/>
+              <w:bottom w:w="0" w:type="dxa"/>
+              <w:left w:w="0" w:type="dxa"/>
+              <w:right w:w="0" w:type="dxa"/>
+            </w:tcMar>
+            <w:vAlign w:val="top"/>
+          </w:tcPr>
+          <w:p>
+            <w:pPr>
+              <w:pStyle w:val="Normal"/>
+              <w:jc w:val="center"/>
+              <w:pBdr>
+                <w:bottom w:val="none" w:sz="0" w:space="0" w:color="000000"/>
+                <w:top w:val="none" w:sz="0" w:space="0" w:color="000000"/>
+                <w:left w:val="none" w:sz="0" w:space="0" w:color="000000"/>
+                <w:right w:val="none" w:sz="0" w:space="0" w:color="000000"/>
+              </w:pBdr>
+              <w:spacing w:after="100" w:before="100" w:line="240"/>
+              <w:ind w:left="100" w:right="100" w:firstLine="0" w:firstLineChars="0"/>
+              <w:rPr>
+                <w:rFonts w:ascii="Helvetica" w:hAnsi="Helvetica" w:eastAsia="Helvetica" w:cs="Helvetica"/>
+                <w:i w:val="false"/>
+                <w:b w:val="false"/>
+                <w:u w:val="none"/>
+                <w:sz w:val="22"/>
+                <w:szCs w:val="22"/>
+                <w:color w:val="000000"/>
+              </w:rPr>
+            </w:pPr>
+            <w:r>
+              <w:rPr>
+                <w:rFonts w:ascii="Helvetica" w:hAnsi="Helvetica" w:eastAsia="Helvetica" w:cs="Helvetica"/>
+                <w:i w:val="false"/>
+                <w:b w:val="false"/>
+                <w:u w:val="none"/>
+                <w:sz w:val="22"/>
+                <w:szCs w:val="22"/>
+                <w:color w:val="000000"/>
+              </w:rPr>
+              <w:t xml:space="preserve">0.38, 0.93</w:t>
+            </w:r>
+          </w:p>
+        </w:tc>
+        <w:tc>
+          <w:tcPr>
+            <w:tcBorders>
+              <w:bottom w:val="none" w:sz="0" w:space="0" w:color="000000"/>
+              <w:top w:val="none" w:sz="0" w:space="0" w:color="000000"/>
+              <w:left w:val="none" w:sz="0" w:space="0" w:color="000000"/>
+              <w:right w:val="none" w:sz="0" w:space="0" w:color="000000"/>
+            </w:tcBorders>
+            <w:shd w:val="clear" w:color="auto" w:fill="FFFFFF"/>
+            <w:tcMar>
+              <w:top w:w="0" w:type="dxa"/>
+              <w:bottom w:w="0" w:type="dxa"/>
+              <w:left w:w="0" w:type="dxa"/>
+              <w:right w:w="0" w:type="dxa"/>
+            </w:tcMar>
+            <w:vAlign w:val="top"/>
+          </w:tcPr>
+          <w:p>
+            <w:pPr>
+              <w:pStyle w:val="Normal"/>
+              <w:jc w:val="center"/>
+              <w:pBdr>
+                <w:bottom w:val="none" w:sz="0" w:space="0" w:color="000000"/>
+                <w:top w:val="none" w:sz="0" w:space="0" w:color="000000"/>
+                <w:left w:val="none" w:sz="0" w:space="0" w:color="000000"/>
+                <w:right w:val="none" w:sz="0" w:space="0" w:color="000000"/>
+              </w:pBdr>
+              <w:spacing w:after="100" w:before="100" w:line="240"/>
+              <w:ind w:left="100" w:right="100" w:firstLine="0" w:firstLineChars="0"/>
+              <w:rPr>
+                <w:rFonts w:ascii="Helvetica" w:hAnsi="Helvetica" w:eastAsia="Helvetica" w:cs="Helvetica"/>
+                <w:i w:val="false"/>
+                <w:b w:val="false"/>
+                <w:u w:val="none"/>
+                <w:sz w:val="22"/>
+                <w:szCs w:val="22"/>
+                <w:color w:val="000000"/>
+              </w:rPr>
+            </w:pPr>
+            <w:r>
+              <w:rPr>
+                <w:rFonts w:ascii="Helvetica" w:hAnsi="Helvetica" w:eastAsia="Helvetica" w:cs="Helvetica"/>
+                <w:i w:val="false"/>
+                <w:b w:val="false"/>
+                <w:u w:val="none"/>
+                <w:sz w:val="22"/>
+                <w:szCs w:val="22"/>
+                <w:color w:val="000000"/>
+              </w:rPr>
+              <w:t xml:space="preserve">0.022</w:t>
             </w:r>
           </w:p>
         </w:tc>
@@ -14415,60 +14415,60 @@
                 <w:szCs w:val="22"/>
                 <w:color w:val="000000"/>
               </w:rPr>
-              <w:t xml:space="preserve">1.72</w:t>
-            </w:r>
-          </w:p>
-        </w:tc>
-        <w:tc>
-          <w:tcPr>
-            <w:tcBorders>
-              <w:bottom w:val="none" w:sz="0" w:space="0" w:color="000000"/>
-              <w:top w:val="none" w:sz="0" w:space="0" w:color="000000"/>
-              <w:left w:val="none" w:sz="0" w:space="0" w:color="000000"/>
-              <w:right w:val="none" w:sz="0" w:space="0" w:color="000000"/>
-            </w:tcBorders>
-            <w:shd w:val="clear" w:color="auto" w:fill="FFFFFF"/>
-            <w:tcMar>
-              <w:top w:w="0" w:type="dxa"/>
-              <w:bottom w:w="0" w:type="dxa"/>
-              <w:left w:w="0" w:type="dxa"/>
-              <w:right w:w="0" w:type="dxa"/>
-            </w:tcMar>
-            <w:vAlign w:val="top"/>
-          </w:tcPr>
-          <w:p>
-            <w:pPr>
-              <w:pStyle w:val="Normal"/>
-              <w:jc w:val="center"/>
-              <w:pBdr>
-                <w:bottom w:val="none" w:sz="0" w:space="0" w:color="000000"/>
-                <w:top w:val="none" w:sz="0" w:space="0" w:color="000000"/>
-                <w:left w:val="none" w:sz="0" w:space="0" w:color="000000"/>
-                <w:right w:val="none" w:sz="0" w:space="0" w:color="000000"/>
-              </w:pBdr>
-              <w:spacing w:after="100" w:before="100" w:line="240"/>
-              <w:ind w:left="100" w:right="100" w:firstLine="0" w:firstLineChars="0"/>
-              <w:rPr>
-                <w:rFonts w:ascii="Helvetica" w:hAnsi="Helvetica" w:eastAsia="Helvetica" w:cs="Helvetica"/>
-                <w:i w:val="false"/>
-                <w:b w:val="false"/>
-                <w:u w:val="none"/>
-                <w:sz w:val="22"/>
-                <w:szCs w:val="22"/>
-                <w:color w:val="000000"/>
-              </w:rPr>
-            </w:pPr>
-            <w:r>
-              <w:rPr>
-                <w:rFonts w:ascii="Helvetica" w:hAnsi="Helvetica" w:eastAsia="Helvetica" w:cs="Helvetica"/>
-                <w:i w:val="false"/>
-                <w:b w:val="false"/>
-                <w:u w:val="none"/>
-                <w:sz w:val="22"/>
-                <w:szCs w:val="22"/>
-                <w:color w:val="000000"/>
-              </w:rPr>
-              <w:t xml:space="preserve">1.36, 2.19</w:t>
+              <w:t xml:space="preserve">1.73</w:t>
+            </w:r>
+          </w:p>
+        </w:tc>
+        <w:tc>
+          <w:tcPr>
+            <w:tcBorders>
+              <w:bottom w:val="none" w:sz="0" w:space="0" w:color="000000"/>
+              <w:top w:val="none" w:sz="0" w:space="0" w:color="000000"/>
+              <w:left w:val="none" w:sz="0" w:space="0" w:color="000000"/>
+              <w:right w:val="none" w:sz="0" w:space="0" w:color="000000"/>
+            </w:tcBorders>
+            <w:shd w:val="clear" w:color="auto" w:fill="FFFFFF"/>
+            <w:tcMar>
+              <w:top w:w="0" w:type="dxa"/>
+              <w:bottom w:w="0" w:type="dxa"/>
+              <w:left w:w="0" w:type="dxa"/>
+              <w:right w:w="0" w:type="dxa"/>
+            </w:tcMar>
+            <w:vAlign w:val="top"/>
+          </w:tcPr>
+          <w:p>
+            <w:pPr>
+              <w:pStyle w:val="Normal"/>
+              <w:jc w:val="center"/>
+              <w:pBdr>
+                <w:bottom w:val="none" w:sz="0" w:space="0" w:color="000000"/>
+                <w:top w:val="none" w:sz="0" w:space="0" w:color="000000"/>
+                <w:left w:val="none" w:sz="0" w:space="0" w:color="000000"/>
+                <w:right w:val="none" w:sz="0" w:space="0" w:color="000000"/>
+              </w:pBdr>
+              <w:spacing w:after="100" w:before="100" w:line="240"/>
+              <w:ind w:left="100" w:right="100" w:firstLine="0" w:firstLineChars="0"/>
+              <w:rPr>
+                <w:rFonts w:ascii="Helvetica" w:hAnsi="Helvetica" w:eastAsia="Helvetica" w:cs="Helvetica"/>
+                <w:i w:val="false"/>
+                <w:b w:val="false"/>
+                <w:u w:val="none"/>
+                <w:sz w:val="22"/>
+                <w:szCs w:val="22"/>
+                <w:color w:val="000000"/>
+              </w:rPr>
+            </w:pPr>
+            <w:r>
+              <w:rPr>
+                <w:rFonts w:ascii="Helvetica" w:hAnsi="Helvetica" w:eastAsia="Helvetica" w:cs="Helvetica"/>
+                <w:i w:val="false"/>
+                <w:b w:val="false"/>
+                <w:u w:val="none"/>
+                <w:sz w:val="22"/>
+                <w:szCs w:val="22"/>
+                <w:color w:val="000000"/>
+              </w:rPr>
+              <w:t xml:space="preserve">1.36, 2.20</w:t>
             </w:r>
           </w:p>
         </w:tc>
@@ -14680,7 +14680,7 @@
                 <w:szCs w:val="22"/>
                 <w:color w:val="000000"/>
               </w:rPr>
-              <w:t xml:space="preserve">0.57, 1.27</w:t>
+              <w:t xml:space="preserve">0.57, 1.26</w:t>
             </w:r>
           </w:p>
         </w:tc>
@@ -15004,7 +15004,7 @@
                 <w:szCs w:val="22"/>
                 <w:color w:val="000000"/>
               </w:rPr>
-              <w:t xml:space="preserve">0.420</w:t>
+              <w:t xml:space="preserve">0.440</w:t>
             </w:r>
           </w:p>
         </w:tc>
@@ -15110,113 +15110,113 @@
                 <w:szCs w:val="22"/>
                 <w:color w:val="000000"/>
               </w:rPr>
-              <w:t xml:space="preserve">0.87</w:t>
-            </w:r>
-          </w:p>
-        </w:tc>
-        <w:tc>
-          <w:tcPr>
-            <w:tcBorders>
-              <w:bottom w:val="none" w:sz="0" w:space="0" w:color="000000"/>
-              <w:top w:val="none" w:sz="0" w:space="0" w:color="000000"/>
-              <w:left w:val="none" w:sz="0" w:space="0" w:color="000000"/>
-              <w:right w:val="none" w:sz="0" w:space="0" w:color="000000"/>
-            </w:tcBorders>
-            <w:shd w:val="clear" w:color="auto" w:fill="FFFFFF"/>
-            <w:tcMar>
-              <w:top w:w="0" w:type="dxa"/>
-              <w:bottom w:w="0" w:type="dxa"/>
-              <w:left w:w="0" w:type="dxa"/>
-              <w:right w:w="0" w:type="dxa"/>
-            </w:tcMar>
-            <w:vAlign w:val="top"/>
-          </w:tcPr>
-          <w:p>
-            <w:pPr>
-              <w:pStyle w:val="Normal"/>
-              <w:jc w:val="center"/>
-              <w:pBdr>
-                <w:bottom w:val="none" w:sz="0" w:space="0" w:color="000000"/>
-                <w:top w:val="none" w:sz="0" w:space="0" w:color="000000"/>
-                <w:left w:val="none" w:sz="0" w:space="0" w:color="000000"/>
-                <w:right w:val="none" w:sz="0" w:space="0" w:color="000000"/>
-              </w:pBdr>
-              <w:spacing w:after="100" w:before="100" w:line="240"/>
-              <w:ind w:left="100" w:right="100" w:firstLine="0" w:firstLineChars="0"/>
-              <w:rPr>
-                <w:rFonts w:ascii="Helvetica" w:hAnsi="Helvetica" w:eastAsia="Helvetica" w:cs="Helvetica"/>
-                <w:i w:val="false"/>
-                <w:b w:val="false"/>
-                <w:u w:val="none"/>
-                <w:sz w:val="22"/>
-                <w:szCs w:val="22"/>
-                <w:color w:val="000000"/>
-              </w:rPr>
-            </w:pPr>
-            <w:r>
-              <w:rPr>
-                <w:rFonts w:ascii="Helvetica" w:hAnsi="Helvetica" w:eastAsia="Helvetica" w:cs="Helvetica"/>
-                <w:i w:val="false"/>
-                <w:b w:val="false"/>
-                <w:u w:val="none"/>
-                <w:sz w:val="22"/>
-                <w:szCs w:val="22"/>
-                <w:color w:val="000000"/>
-              </w:rPr>
-              <w:t xml:space="preserve">0.65, 1.17</w:t>
-            </w:r>
-          </w:p>
-        </w:tc>
-        <w:tc>
-          <w:tcPr>
-            <w:tcBorders>
-              <w:bottom w:val="none" w:sz="0" w:space="0" w:color="000000"/>
-              <w:top w:val="none" w:sz="0" w:space="0" w:color="000000"/>
-              <w:left w:val="none" w:sz="0" w:space="0" w:color="000000"/>
-              <w:right w:val="none" w:sz="0" w:space="0" w:color="000000"/>
-            </w:tcBorders>
-            <w:shd w:val="clear" w:color="auto" w:fill="FFFFFF"/>
-            <w:tcMar>
-              <w:top w:w="0" w:type="dxa"/>
-              <w:bottom w:w="0" w:type="dxa"/>
-              <w:left w:w="0" w:type="dxa"/>
-              <w:right w:w="0" w:type="dxa"/>
-            </w:tcMar>
-            <w:vAlign w:val="top"/>
-          </w:tcPr>
-          <w:p>
-            <w:pPr>
-              <w:pStyle w:val="Normal"/>
-              <w:jc w:val="center"/>
-              <w:pBdr>
-                <w:bottom w:val="none" w:sz="0" w:space="0" w:color="000000"/>
-                <w:top w:val="none" w:sz="0" w:space="0" w:color="000000"/>
-                <w:left w:val="none" w:sz="0" w:space="0" w:color="000000"/>
-                <w:right w:val="none" w:sz="0" w:space="0" w:color="000000"/>
-              </w:pBdr>
-              <w:spacing w:after="100" w:before="100" w:line="240"/>
-              <w:ind w:left="100" w:right="100" w:firstLine="0" w:firstLineChars="0"/>
-              <w:rPr>
-                <w:rFonts w:ascii="Helvetica" w:hAnsi="Helvetica" w:eastAsia="Helvetica" w:cs="Helvetica"/>
-                <w:i w:val="false"/>
-                <w:b w:val="false"/>
-                <w:u w:val="none"/>
-                <w:sz w:val="22"/>
-                <w:szCs w:val="22"/>
-                <w:color w:val="000000"/>
-              </w:rPr>
-            </w:pPr>
-            <w:r>
-              <w:rPr>
-                <w:rFonts w:ascii="Helvetica" w:hAnsi="Helvetica" w:eastAsia="Helvetica" w:cs="Helvetica"/>
-                <w:i w:val="false"/>
-                <w:b w:val="false"/>
-                <w:u w:val="none"/>
-                <w:sz w:val="22"/>
-                <w:szCs w:val="22"/>
-                <w:color w:val="000000"/>
-              </w:rPr>
-              <w:t xml:space="preserve">0.350</w:t>
+              <w:t xml:space="preserve">0.86</w:t>
+            </w:r>
+          </w:p>
+        </w:tc>
+        <w:tc>
+          <w:tcPr>
+            <w:tcBorders>
+              <w:bottom w:val="none" w:sz="0" w:space="0" w:color="000000"/>
+              <w:top w:val="none" w:sz="0" w:space="0" w:color="000000"/>
+              <w:left w:val="none" w:sz="0" w:space="0" w:color="000000"/>
+              <w:right w:val="none" w:sz="0" w:space="0" w:color="000000"/>
+            </w:tcBorders>
+            <w:shd w:val="clear" w:color="auto" w:fill="FFFFFF"/>
+            <w:tcMar>
+              <w:top w:w="0" w:type="dxa"/>
+              <w:bottom w:w="0" w:type="dxa"/>
+              <w:left w:w="0" w:type="dxa"/>
+              <w:right w:w="0" w:type="dxa"/>
+            </w:tcMar>
+            <w:vAlign w:val="top"/>
+          </w:tcPr>
+          <w:p>
+            <w:pPr>
+              <w:pStyle w:val="Normal"/>
+              <w:jc w:val="center"/>
+              <w:pBdr>
+                <w:bottom w:val="none" w:sz="0" w:space="0" w:color="000000"/>
+                <w:top w:val="none" w:sz="0" w:space="0" w:color="000000"/>
+                <w:left w:val="none" w:sz="0" w:space="0" w:color="000000"/>
+                <w:right w:val="none" w:sz="0" w:space="0" w:color="000000"/>
+              </w:pBdr>
+              <w:spacing w:after="100" w:before="100" w:line="240"/>
+              <w:ind w:left="100" w:right="100" w:firstLine="0" w:firstLineChars="0"/>
+              <w:rPr>
+                <w:rFonts w:ascii="Helvetica" w:hAnsi="Helvetica" w:eastAsia="Helvetica" w:cs="Helvetica"/>
+                <w:i w:val="false"/>
+                <w:b w:val="false"/>
+                <w:u w:val="none"/>
+                <w:sz w:val="22"/>
+                <w:szCs w:val="22"/>
+                <w:color w:val="000000"/>
+              </w:rPr>
+            </w:pPr>
+            <w:r>
+              <w:rPr>
+                <w:rFonts w:ascii="Helvetica" w:hAnsi="Helvetica" w:eastAsia="Helvetica" w:cs="Helvetica"/>
+                <w:i w:val="false"/>
+                <w:b w:val="false"/>
+                <w:u w:val="none"/>
+                <w:sz w:val="22"/>
+                <w:szCs w:val="22"/>
+                <w:color w:val="000000"/>
+              </w:rPr>
+              <w:t xml:space="preserve">0.64, 1.15</w:t>
+            </w:r>
+          </w:p>
+        </w:tc>
+        <w:tc>
+          <w:tcPr>
+            <w:tcBorders>
+              <w:bottom w:val="none" w:sz="0" w:space="0" w:color="000000"/>
+              <w:top w:val="none" w:sz="0" w:space="0" w:color="000000"/>
+              <w:left w:val="none" w:sz="0" w:space="0" w:color="000000"/>
+              <w:right w:val="none" w:sz="0" w:space="0" w:color="000000"/>
+            </w:tcBorders>
+            <w:shd w:val="clear" w:color="auto" w:fill="FFFFFF"/>
+            <w:tcMar>
+              <w:top w:w="0" w:type="dxa"/>
+              <w:bottom w:w="0" w:type="dxa"/>
+              <w:left w:w="0" w:type="dxa"/>
+              <w:right w:w="0" w:type="dxa"/>
+            </w:tcMar>
+            <w:vAlign w:val="top"/>
+          </w:tcPr>
+          <w:p>
+            <w:pPr>
+              <w:pStyle w:val="Normal"/>
+              <w:jc w:val="center"/>
+              <w:pBdr>
+                <w:bottom w:val="none" w:sz="0" w:space="0" w:color="000000"/>
+                <w:top w:val="none" w:sz="0" w:space="0" w:color="000000"/>
+                <w:left w:val="none" w:sz="0" w:space="0" w:color="000000"/>
+                <w:right w:val="none" w:sz="0" w:space="0" w:color="000000"/>
+              </w:pBdr>
+              <w:spacing w:after="100" w:before="100" w:line="240"/>
+              <w:ind w:left="100" w:right="100" w:firstLine="0" w:firstLineChars="0"/>
+              <w:rPr>
+                <w:rFonts w:ascii="Helvetica" w:hAnsi="Helvetica" w:eastAsia="Helvetica" w:cs="Helvetica"/>
+                <w:i w:val="false"/>
+                <w:b w:val="false"/>
+                <w:u w:val="none"/>
+                <w:sz w:val="22"/>
+                <w:szCs w:val="22"/>
+                <w:color w:val="000000"/>
+              </w:rPr>
+            </w:pPr>
+            <w:r>
+              <w:rPr>
+                <w:rFonts w:ascii="Helvetica" w:hAnsi="Helvetica" w:eastAsia="Helvetica" w:cs="Helvetica"/>
+                <w:i w:val="false"/>
+                <w:b w:val="false"/>
+                <w:u w:val="none"/>
+                <w:sz w:val="22"/>
+                <w:szCs w:val="22"/>
+                <w:color w:val="000000"/>
+              </w:rPr>
+              <w:t xml:space="preserve">0.310</w:t>
             </w:r>
           </w:p>
         </w:tc>
@@ -15487,7 +15487,7 @@
                 <w:szCs w:val="22"/>
                 <w:color w:val="000000"/>
               </w:rPr>
-              <w:t xml:space="preserve">0.240</w:t>
+              <w:t xml:space="preserve">0.260</w:t>
             </w:r>
           </w:p>
         </w:tc>
@@ -16182,7 +16182,7 @@
                 <w:szCs w:val="22"/>
                 <w:color w:val="000000"/>
               </w:rPr>
-              <w:t xml:space="preserve">0.670</w:t>
+              <w:t xml:space="preserve">0.660</w:t>
             </w:r>
           </w:p>
         </w:tc>
@@ -16453,7 +16453,7 @@
                 <w:szCs w:val="22"/>
                 <w:color w:val="000000"/>
               </w:rPr>
-              <w:t xml:space="preserve">0.010</w:t>
+              <w:t xml:space="preserve">0.009</w:t>
             </w:r>
           </w:p>
         </w:tc>
@@ -16665,7 +16665,7 @@
                 <w:szCs w:val="22"/>
                 <w:color w:val="000000"/>
               </w:rPr>
-              <w:t xml:space="preserve">0.200</w:t>
+              <w:t xml:space="preserve">0.210</w:t>
             </w:r>
           </w:p>
         </w:tc>
@@ -16830,113 +16830,113 @@
                 <w:szCs w:val="22"/>
                 <w:color w:val="000000"/>
               </w:rPr>
-              <w:t xml:space="preserve">0.96</w:t>
-            </w:r>
-          </w:p>
-        </w:tc>
-        <w:tc>
-          <w:tcPr>
-            <w:tcBorders>
-              <w:bottom w:val="none" w:sz="0" w:space="0" w:color="000000"/>
-              <w:top w:val="none" w:sz="0" w:space="0" w:color="000000"/>
-              <w:left w:val="none" w:sz="0" w:space="0" w:color="000000"/>
-              <w:right w:val="none" w:sz="0" w:space="0" w:color="000000"/>
-            </w:tcBorders>
-            <w:shd w:val="clear" w:color="auto" w:fill="FFFFFF"/>
-            <w:tcMar>
-              <w:top w:w="0" w:type="dxa"/>
-              <w:bottom w:w="0" w:type="dxa"/>
-              <w:left w:w="0" w:type="dxa"/>
-              <w:right w:w="0" w:type="dxa"/>
-            </w:tcMar>
-            <w:vAlign w:val="top"/>
-          </w:tcPr>
-          <w:p>
-            <w:pPr>
-              <w:pStyle w:val="Normal"/>
-              <w:jc w:val="center"/>
-              <w:pBdr>
-                <w:bottom w:val="none" w:sz="0" w:space="0" w:color="000000"/>
-                <w:top w:val="none" w:sz="0" w:space="0" w:color="000000"/>
-                <w:left w:val="none" w:sz="0" w:space="0" w:color="000000"/>
-                <w:right w:val="none" w:sz="0" w:space="0" w:color="000000"/>
-              </w:pBdr>
-              <w:spacing w:after="100" w:before="100" w:line="240"/>
-              <w:ind w:left="100" w:right="100" w:firstLine="0" w:firstLineChars="0"/>
-              <w:rPr>
-                <w:rFonts w:ascii="Helvetica" w:hAnsi="Helvetica" w:eastAsia="Helvetica" w:cs="Helvetica"/>
-                <w:i w:val="false"/>
-                <w:b w:val="false"/>
-                <w:u w:val="none"/>
-                <w:sz w:val="22"/>
-                <w:szCs w:val="22"/>
-                <w:color w:val="000000"/>
-              </w:rPr>
-            </w:pPr>
-            <w:r>
-              <w:rPr>
-                <w:rFonts w:ascii="Helvetica" w:hAnsi="Helvetica" w:eastAsia="Helvetica" w:cs="Helvetica"/>
-                <w:i w:val="false"/>
-                <w:b w:val="false"/>
-                <w:u w:val="none"/>
-                <w:sz w:val="22"/>
-                <w:szCs w:val="22"/>
-                <w:color w:val="000000"/>
-              </w:rPr>
-              <w:t xml:space="preserve">0.76, 1.22</w:t>
-            </w:r>
-          </w:p>
-        </w:tc>
-        <w:tc>
-          <w:tcPr>
-            <w:tcBorders>
-              <w:bottom w:val="none" w:sz="0" w:space="0" w:color="000000"/>
-              <w:top w:val="none" w:sz="0" w:space="0" w:color="000000"/>
-              <w:left w:val="none" w:sz="0" w:space="0" w:color="000000"/>
-              <w:right w:val="none" w:sz="0" w:space="0" w:color="000000"/>
-            </w:tcBorders>
-            <w:shd w:val="clear" w:color="auto" w:fill="FFFFFF"/>
-            <w:tcMar>
-              <w:top w:w="0" w:type="dxa"/>
-              <w:bottom w:w="0" w:type="dxa"/>
-              <w:left w:w="0" w:type="dxa"/>
-              <w:right w:w="0" w:type="dxa"/>
-            </w:tcMar>
-            <w:vAlign w:val="top"/>
-          </w:tcPr>
-          <w:p>
-            <w:pPr>
-              <w:pStyle w:val="Normal"/>
-              <w:jc w:val="center"/>
-              <w:pBdr>
-                <w:bottom w:val="none" w:sz="0" w:space="0" w:color="000000"/>
-                <w:top w:val="none" w:sz="0" w:space="0" w:color="000000"/>
-                <w:left w:val="none" w:sz="0" w:space="0" w:color="000000"/>
-                <w:right w:val="none" w:sz="0" w:space="0" w:color="000000"/>
-              </w:pBdr>
-              <w:spacing w:after="100" w:before="100" w:line="240"/>
-              <w:ind w:left="100" w:right="100" w:firstLine="0" w:firstLineChars="0"/>
-              <w:rPr>
-                <w:rFonts w:ascii="Helvetica" w:hAnsi="Helvetica" w:eastAsia="Helvetica" w:cs="Helvetica"/>
-                <w:i w:val="false"/>
-                <w:b w:val="false"/>
-                <w:u w:val="none"/>
-                <w:sz w:val="22"/>
-                <w:szCs w:val="22"/>
-                <w:color w:val="000000"/>
-              </w:rPr>
-            </w:pPr>
-            <w:r>
-              <w:rPr>
-                <w:rFonts w:ascii="Helvetica" w:hAnsi="Helvetica" w:eastAsia="Helvetica" w:cs="Helvetica"/>
-                <w:i w:val="false"/>
-                <w:b w:val="false"/>
-                <w:u w:val="none"/>
-                <w:sz w:val="22"/>
-                <w:szCs w:val="22"/>
-                <w:color w:val="000000"/>
-              </w:rPr>
-              <w:t xml:space="preserve">0.760</w:t>
+              <w:t xml:space="preserve">0.97</w:t>
+            </w:r>
+          </w:p>
+        </w:tc>
+        <w:tc>
+          <w:tcPr>
+            <w:tcBorders>
+              <w:bottom w:val="none" w:sz="0" w:space="0" w:color="000000"/>
+              <w:top w:val="none" w:sz="0" w:space="0" w:color="000000"/>
+              <w:left w:val="none" w:sz="0" w:space="0" w:color="000000"/>
+              <w:right w:val="none" w:sz="0" w:space="0" w:color="000000"/>
+            </w:tcBorders>
+            <w:shd w:val="clear" w:color="auto" w:fill="FFFFFF"/>
+            <w:tcMar>
+              <w:top w:w="0" w:type="dxa"/>
+              <w:bottom w:w="0" w:type="dxa"/>
+              <w:left w:w="0" w:type="dxa"/>
+              <w:right w:w="0" w:type="dxa"/>
+            </w:tcMar>
+            <w:vAlign w:val="top"/>
+          </w:tcPr>
+          <w:p>
+            <w:pPr>
+              <w:pStyle w:val="Normal"/>
+              <w:jc w:val="center"/>
+              <w:pBdr>
+                <w:bottom w:val="none" w:sz="0" w:space="0" w:color="000000"/>
+                <w:top w:val="none" w:sz="0" w:space="0" w:color="000000"/>
+                <w:left w:val="none" w:sz="0" w:space="0" w:color="000000"/>
+                <w:right w:val="none" w:sz="0" w:space="0" w:color="000000"/>
+              </w:pBdr>
+              <w:spacing w:after="100" w:before="100" w:line="240"/>
+              <w:ind w:left="100" w:right="100" w:firstLine="0" w:firstLineChars="0"/>
+              <w:rPr>
+                <w:rFonts w:ascii="Helvetica" w:hAnsi="Helvetica" w:eastAsia="Helvetica" w:cs="Helvetica"/>
+                <w:i w:val="false"/>
+                <w:b w:val="false"/>
+                <w:u w:val="none"/>
+                <w:sz w:val="22"/>
+                <w:szCs w:val="22"/>
+                <w:color w:val="000000"/>
+              </w:rPr>
+            </w:pPr>
+            <w:r>
+              <w:rPr>
+                <w:rFonts w:ascii="Helvetica" w:hAnsi="Helvetica" w:eastAsia="Helvetica" w:cs="Helvetica"/>
+                <w:i w:val="false"/>
+                <w:b w:val="false"/>
+                <w:u w:val="none"/>
+                <w:sz w:val="22"/>
+                <w:szCs w:val="22"/>
+                <w:color w:val="000000"/>
+              </w:rPr>
+              <w:t xml:space="preserve">0.76, 1.23</w:t>
+            </w:r>
+          </w:p>
+        </w:tc>
+        <w:tc>
+          <w:tcPr>
+            <w:tcBorders>
+              <w:bottom w:val="none" w:sz="0" w:space="0" w:color="000000"/>
+              <w:top w:val="none" w:sz="0" w:space="0" w:color="000000"/>
+              <w:left w:val="none" w:sz="0" w:space="0" w:color="000000"/>
+              <w:right w:val="none" w:sz="0" w:space="0" w:color="000000"/>
+            </w:tcBorders>
+            <w:shd w:val="clear" w:color="auto" w:fill="FFFFFF"/>
+            <w:tcMar>
+              <w:top w:w="0" w:type="dxa"/>
+              <w:bottom w:w="0" w:type="dxa"/>
+              <w:left w:w="0" w:type="dxa"/>
+              <w:right w:w="0" w:type="dxa"/>
+            </w:tcMar>
+            <w:vAlign w:val="top"/>
+          </w:tcPr>
+          <w:p>
+            <w:pPr>
+              <w:pStyle w:val="Normal"/>
+              <w:jc w:val="center"/>
+              <w:pBdr>
+                <w:bottom w:val="none" w:sz="0" w:space="0" w:color="000000"/>
+                <w:top w:val="none" w:sz="0" w:space="0" w:color="000000"/>
+                <w:left w:val="none" w:sz="0" w:space="0" w:color="000000"/>
+                <w:right w:val="none" w:sz="0" w:space="0" w:color="000000"/>
+              </w:pBdr>
+              <w:spacing w:after="100" w:before="100" w:line="240"/>
+              <w:ind w:left="100" w:right="100" w:firstLine="0" w:firstLineChars="0"/>
+              <w:rPr>
+                <w:rFonts w:ascii="Helvetica" w:hAnsi="Helvetica" w:eastAsia="Helvetica" w:cs="Helvetica"/>
+                <w:i w:val="false"/>
+                <w:b w:val="false"/>
+                <w:u w:val="none"/>
+                <w:sz w:val="22"/>
+                <w:szCs w:val="22"/>
+                <w:color w:val="000000"/>
+              </w:rPr>
+            </w:pPr>
+            <w:r>
+              <w:rPr>
+                <w:rFonts w:ascii="Helvetica" w:hAnsi="Helvetica" w:eastAsia="Helvetica" w:cs="Helvetica"/>
+                <w:i w:val="false"/>
+                <w:b w:val="false"/>
+                <w:u w:val="none"/>
+                <w:sz w:val="22"/>
+                <w:szCs w:val="22"/>
+                <w:color w:val="000000"/>
+              </w:rPr>
+              <w:t xml:space="preserve">0.790</w:t>
             </w:r>
           </w:p>
         </w:tc>
@@ -17042,113 +17042,113 @@
                 <w:szCs w:val="22"/>
                 <w:color w:val="000000"/>
               </w:rPr>
-              <w:t xml:space="preserve">0.93</w:t>
-            </w:r>
-          </w:p>
-        </w:tc>
-        <w:tc>
-          <w:tcPr>
-            <w:tcBorders>
-              <w:bottom w:val="none" w:sz="0" w:space="0" w:color="000000"/>
-              <w:top w:val="none" w:sz="0" w:space="0" w:color="000000"/>
-              <w:left w:val="none" w:sz="0" w:space="0" w:color="000000"/>
-              <w:right w:val="none" w:sz="0" w:space="0" w:color="000000"/>
-            </w:tcBorders>
-            <w:shd w:val="clear" w:color="auto" w:fill="FFFFFF"/>
-            <w:tcMar>
-              <w:top w:w="0" w:type="dxa"/>
-              <w:bottom w:w="0" w:type="dxa"/>
-              <w:left w:w="0" w:type="dxa"/>
-              <w:right w:w="0" w:type="dxa"/>
-            </w:tcMar>
-            <w:vAlign w:val="top"/>
-          </w:tcPr>
-          <w:p>
-            <w:pPr>
-              <w:pStyle w:val="Normal"/>
-              <w:jc w:val="center"/>
-              <w:pBdr>
-                <w:bottom w:val="none" w:sz="0" w:space="0" w:color="000000"/>
-                <w:top w:val="none" w:sz="0" w:space="0" w:color="000000"/>
-                <w:left w:val="none" w:sz="0" w:space="0" w:color="000000"/>
-                <w:right w:val="none" w:sz="0" w:space="0" w:color="000000"/>
-              </w:pBdr>
-              <w:spacing w:after="100" w:before="100" w:line="240"/>
-              <w:ind w:left="100" w:right="100" w:firstLine="0" w:firstLineChars="0"/>
-              <w:rPr>
-                <w:rFonts w:ascii="Helvetica" w:hAnsi="Helvetica" w:eastAsia="Helvetica" w:cs="Helvetica"/>
-                <w:i w:val="false"/>
-                <w:b w:val="false"/>
-                <w:u w:val="none"/>
-                <w:sz w:val="22"/>
-                <w:szCs w:val="22"/>
-                <w:color w:val="000000"/>
-              </w:rPr>
-            </w:pPr>
-            <w:r>
-              <w:rPr>
-                <w:rFonts w:ascii="Helvetica" w:hAnsi="Helvetica" w:eastAsia="Helvetica" w:cs="Helvetica"/>
-                <w:i w:val="false"/>
-                <w:b w:val="false"/>
-                <w:u w:val="none"/>
-                <w:sz w:val="22"/>
-                <w:szCs w:val="22"/>
-                <w:color w:val="000000"/>
-              </w:rPr>
-              <w:t xml:space="preserve">0.73, 1.19</w:t>
-            </w:r>
-          </w:p>
-        </w:tc>
-        <w:tc>
-          <w:tcPr>
-            <w:tcBorders>
-              <w:bottom w:val="none" w:sz="0" w:space="0" w:color="000000"/>
-              <w:top w:val="none" w:sz="0" w:space="0" w:color="000000"/>
-              <w:left w:val="none" w:sz="0" w:space="0" w:color="000000"/>
-              <w:right w:val="none" w:sz="0" w:space="0" w:color="000000"/>
-            </w:tcBorders>
-            <w:shd w:val="clear" w:color="auto" w:fill="FFFFFF"/>
-            <w:tcMar>
-              <w:top w:w="0" w:type="dxa"/>
-              <w:bottom w:w="0" w:type="dxa"/>
-              <w:left w:w="0" w:type="dxa"/>
-              <w:right w:w="0" w:type="dxa"/>
-            </w:tcMar>
-            <w:vAlign w:val="top"/>
-          </w:tcPr>
-          <w:p>
-            <w:pPr>
-              <w:pStyle w:val="Normal"/>
-              <w:jc w:val="center"/>
-              <w:pBdr>
-                <w:bottom w:val="none" w:sz="0" w:space="0" w:color="000000"/>
-                <w:top w:val="none" w:sz="0" w:space="0" w:color="000000"/>
-                <w:left w:val="none" w:sz="0" w:space="0" w:color="000000"/>
-                <w:right w:val="none" w:sz="0" w:space="0" w:color="000000"/>
-              </w:pBdr>
-              <w:spacing w:after="100" w:before="100" w:line="240"/>
-              <w:ind w:left="100" w:right="100" w:firstLine="0" w:firstLineChars="0"/>
-              <w:rPr>
-                <w:rFonts w:ascii="Helvetica" w:hAnsi="Helvetica" w:eastAsia="Helvetica" w:cs="Helvetica"/>
-                <w:i w:val="false"/>
-                <w:b w:val="false"/>
-                <w:u w:val="none"/>
-                <w:sz w:val="22"/>
-                <w:szCs w:val="22"/>
-                <w:color w:val="000000"/>
-              </w:rPr>
-            </w:pPr>
-            <w:r>
-              <w:rPr>
-                <w:rFonts w:ascii="Helvetica" w:hAnsi="Helvetica" w:eastAsia="Helvetica" w:cs="Helvetica"/>
-                <w:i w:val="false"/>
-                <w:b w:val="false"/>
-                <w:u w:val="none"/>
-                <w:sz w:val="22"/>
-                <w:szCs w:val="22"/>
-                <w:color w:val="000000"/>
-              </w:rPr>
-              <w:t xml:space="preserve">0.580</w:t>
+              <w:t xml:space="preserve">0.94</w:t>
+            </w:r>
+          </w:p>
+        </w:tc>
+        <w:tc>
+          <w:tcPr>
+            <w:tcBorders>
+              <w:bottom w:val="none" w:sz="0" w:space="0" w:color="000000"/>
+              <w:top w:val="none" w:sz="0" w:space="0" w:color="000000"/>
+              <w:left w:val="none" w:sz="0" w:space="0" w:color="000000"/>
+              <w:right w:val="none" w:sz="0" w:space="0" w:color="000000"/>
+            </w:tcBorders>
+            <w:shd w:val="clear" w:color="auto" w:fill="FFFFFF"/>
+            <w:tcMar>
+              <w:top w:w="0" w:type="dxa"/>
+              <w:bottom w:w="0" w:type="dxa"/>
+              <w:left w:w="0" w:type="dxa"/>
+              <w:right w:w="0" w:type="dxa"/>
+            </w:tcMar>
+            <w:vAlign w:val="top"/>
+          </w:tcPr>
+          <w:p>
+            <w:pPr>
+              <w:pStyle w:val="Normal"/>
+              <w:jc w:val="center"/>
+              <w:pBdr>
+                <w:bottom w:val="none" w:sz="0" w:space="0" w:color="000000"/>
+                <w:top w:val="none" w:sz="0" w:space="0" w:color="000000"/>
+                <w:left w:val="none" w:sz="0" w:space="0" w:color="000000"/>
+                <w:right w:val="none" w:sz="0" w:space="0" w:color="000000"/>
+              </w:pBdr>
+              <w:spacing w:after="100" w:before="100" w:line="240"/>
+              <w:ind w:left="100" w:right="100" w:firstLine="0" w:firstLineChars="0"/>
+              <w:rPr>
+                <w:rFonts w:ascii="Helvetica" w:hAnsi="Helvetica" w:eastAsia="Helvetica" w:cs="Helvetica"/>
+                <w:i w:val="false"/>
+                <w:b w:val="false"/>
+                <w:u w:val="none"/>
+                <w:sz w:val="22"/>
+                <w:szCs w:val="22"/>
+                <w:color w:val="000000"/>
+              </w:rPr>
+            </w:pPr>
+            <w:r>
+              <w:rPr>
+                <w:rFonts w:ascii="Helvetica" w:hAnsi="Helvetica" w:eastAsia="Helvetica" w:cs="Helvetica"/>
+                <w:i w:val="false"/>
+                <w:b w:val="false"/>
+                <w:u w:val="none"/>
+                <w:sz w:val="22"/>
+                <w:szCs w:val="22"/>
+                <w:color w:val="000000"/>
+              </w:rPr>
+              <w:t xml:space="preserve">0.73, 1.20</w:t>
+            </w:r>
+          </w:p>
+        </w:tc>
+        <w:tc>
+          <w:tcPr>
+            <w:tcBorders>
+              <w:bottom w:val="none" w:sz="0" w:space="0" w:color="000000"/>
+              <w:top w:val="none" w:sz="0" w:space="0" w:color="000000"/>
+              <w:left w:val="none" w:sz="0" w:space="0" w:color="000000"/>
+              <w:right w:val="none" w:sz="0" w:space="0" w:color="000000"/>
+            </w:tcBorders>
+            <w:shd w:val="clear" w:color="auto" w:fill="FFFFFF"/>
+            <w:tcMar>
+              <w:top w:w="0" w:type="dxa"/>
+              <w:bottom w:w="0" w:type="dxa"/>
+              <w:left w:w="0" w:type="dxa"/>
+              <w:right w:w="0" w:type="dxa"/>
+            </w:tcMar>
+            <w:vAlign w:val="top"/>
+          </w:tcPr>
+          <w:p>
+            <w:pPr>
+              <w:pStyle w:val="Normal"/>
+              <w:jc w:val="center"/>
+              <w:pBdr>
+                <w:bottom w:val="none" w:sz="0" w:space="0" w:color="000000"/>
+                <w:top w:val="none" w:sz="0" w:space="0" w:color="000000"/>
+                <w:left w:val="none" w:sz="0" w:space="0" w:color="000000"/>
+                <w:right w:val="none" w:sz="0" w:space="0" w:color="000000"/>
+              </w:pBdr>
+              <w:spacing w:after="100" w:before="100" w:line="240"/>
+              <w:ind w:left="100" w:right="100" w:firstLine="0" w:firstLineChars="0"/>
+              <w:rPr>
+                <w:rFonts w:ascii="Helvetica" w:hAnsi="Helvetica" w:eastAsia="Helvetica" w:cs="Helvetica"/>
+                <w:i w:val="false"/>
+                <w:b w:val="false"/>
+                <w:u w:val="none"/>
+                <w:sz w:val="22"/>
+                <w:szCs w:val="22"/>
+                <w:color w:val="000000"/>
+              </w:rPr>
+            </w:pPr>
+            <w:r>
+              <w:rPr>
+                <w:rFonts w:ascii="Helvetica" w:hAnsi="Helvetica" w:eastAsia="Helvetica" w:cs="Helvetica"/>
+                <w:i w:val="false"/>
+                <w:b w:val="false"/>
+                <w:u w:val="none"/>
+                <w:sz w:val="22"/>
+                <w:szCs w:val="22"/>
+                <w:color w:val="000000"/>
+              </w:rPr>
+              <w:t xml:space="preserve">0.600</w:t>
             </w:r>
           </w:p>
         </w:tc>
@@ -17419,7 +17419,7 @@
                 <w:szCs w:val="22"/>
                 <w:color w:val="000000"/>
               </w:rPr>
-              <w:t xml:space="preserve">0.072</w:t>
+              <w:t xml:space="preserve">0.058</w:t>
             </w:r>
           </w:p>
         </w:tc>
